--- a/book/5-template-share.docx
+++ b/book/5-template-share.docx
@@ -1,6 +1,6 @@
 
 <file path=word/document.xml><?xml version="1.0" encoding="utf-8"?>
-<w:document xmlns:wpc="http://schemas.microsoft.com/office/word/2010/wordprocessingCanvas" xmlns:cx="http://schemas.microsoft.com/office/drawing/2014/chartex" xmlns:cx1="http://schemas.microsoft.com/office/drawing/2015/9/8/chartex" xmlns:cx2="http://schemas.microsoft.com/office/drawing/2015/10/21/chartex" xmlns:cx3="http://schemas.microsoft.com/office/drawing/2016/5/9/chartex" xmlns:cx4="http://schemas.microsoft.com/office/drawing/2016/5/10/chartex" xmlns:cx5="http://schemas.microsoft.com/office/drawing/2016/5/11/chartex" xmlns:cx6="http://schemas.microsoft.com/office/drawing/2016/5/12/chartex" xmlns:cx7="http://schemas.microsoft.com/office/drawing/2016/5/13/chartex" xmlns:cx8="http://schemas.microsoft.com/office/drawing/2016/5/14/chartex" xmlns:mc="http://schemas.openxmlformats.org/markup-compatibility/2006" xmlns:aink="http://schemas.microsoft.com/office/drawing/2016/ink" xmlns:am3d="http://schemas.microsoft.com/office/drawing/2017/model3d" xmlns:o="urn:schemas-microsoft-com:office:office" xmlns:oel="http://schemas.microsoft.com/office/2019/extlst" xmlns:r="http://schemas.openxmlformats.org/officeDocument/2006/relationships" xmlns:m="http://schemas.openxmlformats.org/officeDocument/2006/math" xmlns:v="urn:schemas-microsoft-com:vml" xmlns:wp14="http://schemas.microsoft.com/office/word/2010/wordprocessingDrawing" xmlns:wp="http://schemas.openxmlformats.org/drawingml/2006/wordprocessingDrawing" xmlns:w10="urn:schemas-microsoft-com:office:word" xmlns:w="http://schemas.openxmlformats.org/wordprocessingml/2006/main" xmlns:w14="http://schemas.microsoft.com/office/word/2010/wordml" xmlns:w15="http://schemas.microsoft.com/office/word/2012/wordml" xmlns:w16cei="http://schemas.microsoft.com/office/word/2026/wordml/cei" xmlns:w16cex="http://schemas.microsoft.com/office/word/2018/wordml/cex" xmlns:w16cid="http://schemas.microsoft.com/office/word/2016/wordml/cid" xmlns:w16="http://schemas.microsoft.com/office/word/2018/wordml" xmlns:w16du="http://schemas.microsoft.com/office/word/2023/wordml/word16du" xmlns:w16sdtdh="http://schemas.microsoft.com/office/word/2020/wordml/sdtdatahash" xmlns:w16sdtfl="http://schemas.microsoft.com/office/word/2024/wordml/sdtformatlock" xmlns:w16se="http://schemas.microsoft.com/office/word/2015/wordml/symex" xmlns:wpg="http://schemas.microsoft.com/office/word/2010/wordprocessingGroup" xmlns:wpi="http://schemas.microsoft.com/office/word/2010/wordprocessingInk" xmlns:wne="http://schemas.microsoft.com/office/word/2006/wordml" xmlns:wps="http://schemas.microsoft.com/office/word/2010/wordprocessingShape" mc:Ignorable="w14 w15 w16se w16cid w16 w16cex w16sdtdh w16sdtfl w16du wp14">
+<w:document xmlns:wpc="http://schemas.microsoft.com/office/word/2010/wordprocessingCanvas" xmlns:cx="http://schemas.microsoft.com/office/drawing/2014/chartex" xmlns:cx1="http://schemas.microsoft.com/office/drawing/2015/9/8/chartex" xmlns:cx2="http://schemas.microsoft.com/office/drawing/2015/10/21/chartex" xmlns:cx3="http://schemas.microsoft.com/office/drawing/2016/5/9/chartex" xmlns:cx4="http://schemas.microsoft.com/office/drawing/2016/5/10/chartex" xmlns:cx5="http://schemas.microsoft.com/office/drawing/2016/5/11/chartex" xmlns:cx6="http://schemas.microsoft.com/office/drawing/2016/5/12/chartex" xmlns:cx7="http://schemas.microsoft.com/office/drawing/2016/5/13/chartex" xmlns:cx8="http://schemas.microsoft.com/office/drawing/2016/5/14/chartex" xmlns:mc="http://schemas.openxmlformats.org/markup-compatibility/2006" xmlns:aink="http://schemas.microsoft.com/office/drawing/2016/ink" xmlns:am3d="http://schemas.microsoft.com/office/drawing/2017/model3d" xmlns:o="urn:schemas-microsoft-com:office:office" xmlns:oel="http://schemas.microsoft.com/office/2019/extlst" xmlns:r="http://schemas.openxmlformats.org/officeDocument/2006/relationships" xmlns:m="http://schemas.openxmlformats.org/officeDocument/2006/math" xmlns:v="urn:schemas-microsoft-com:vml" xmlns:wp14="http://schemas.microsoft.com/office/word/2010/wordprocessingDrawing" xmlns:wp="http://schemas.openxmlformats.org/drawingml/2006/wordprocessingDrawing" xmlns:w10="urn:schemas-microsoft-com:office:word" xmlns:w="http://schemas.openxmlformats.org/wordprocessingml/2006/main" xmlns:w14="http://schemas.microsoft.com/office/word/2010/wordml" xmlns:w15="http://schemas.microsoft.com/office/word/2012/wordml" xmlns:w16cex="http://schemas.microsoft.com/office/word/2018/wordml/cex" xmlns:w16cid="http://schemas.microsoft.com/office/word/2016/wordml/cid" xmlns:w16="http://schemas.microsoft.com/office/word/2018/wordml" xmlns:w16du="http://schemas.microsoft.com/office/word/2023/wordml/word16du" xmlns:w16sdtdh="http://schemas.microsoft.com/office/word/2020/wordml/sdtdatahash" xmlns:w16sdtfl="http://schemas.microsoft.com/office/word/2024/wordml/sdtformatlock" xmlns:w16se="http://schemas.microsoft.com/office/word/2015/wordml/symex" xmlns:wpg="http://schemas.microsoft.com/office/word/2010/wordprocessingGroup" xmlns:wpi="http://schemas.microsoft.com/office/word/2010/wordprocessingInk" xmlns:wne="http://schemas.microsoft.com/office/word/2006/wordml" xmlns:wps="http://schemas.microsoft.com/office/word/2010/wordprocessingShape" mc:Ignorable="w14 w15 w16se w16cid w16 w16cex w16sdtdh w16sdtfl w16du wp14">
   <w:body>
     <w:p>
       <w:pPr>
@@ -13,7 +13,19 @@
         <w:rPr>
           <w:lang w:val="en-US"/>
         </w:rPr>
-        <w:t>Template Share</w:t>
+        <w:t>Template</w:t>
+      </w:r>
+      <w:r>
+        <w:rPr>
+          <w:lang w:val="en-US"/>
+        </w:rPr>
+        <w:t>:</w:t>
+      </w:r>
+      <w:r>
+        <w:rPr>
+          <w:lang w:val="en-US"/>
+        </w:rPr>
+        <w:t xml:space="preserve"> Share</w:t>
       </w:r>
     </w:p>
     <w:p>
@@ -38,27 +50,17 @@
             <w:rFonts w:eastAsiaTheme="minorEastAsia"/>
             <w:lang w:val="en-US"/>
           </w:rPr>
-          <w:t xml:space="preserve">Chapter </w:t>
-        </w:r>
-        <w:r>
-          <w:rPr>
-            <w:rStyle w:val="Hyperlink"/>
-            <w:rFonts w:eastAsiaTheme="minorEastAsia"/>
-            <w:lang w:val="en-US"/>
-          </w:rPr>
-          <w:t>5</w:t>
-        </w:r>
-        <w:r>
-          <w:rPr>
-            <w:rStyle w:val="Hyperlink"/>
-            <w:rFonts w:eastAsiaTheme="minorEastAsia"/>
-            <w:lang w:val="en-US"/>
-          </w:rPr>
-          <w:t xml:space="preserve"> of the thesis guide.</w:t>
+          <w:t>Chapter 5 of the thesis guide</w:t>
         </w:r>
       </w:hyperlink>
       <w:r>
         <w:rPr>
+          <w:lang w:val="en-US"/>
+        </w:rPr>
+        <w:t>.</w:t>
+      </w:r>
+      <w:r>
+        <w:rPr>
           <w:rFonts w:eastAsiaTheme="minorEastAsia"/>
           <w:color w:val="000000" w:themeColor="text1"/>
           <w:lang w:val="en-US"/>
@@ -81,63 +83,39 @@
         <w:spacing w:after="0" w:line="240" w:lineRule="auto"/>
         <w:rPr>
           <w:rStyle w:val="normaltextrun"/>
-          <w:rFonts w:eastAsia="游明朝" w:eastAsiaTheme="minorEastAsia"/>
+          <w:rFonts w:eastAsiaTheme="minorEastAsia"/>
           <w:color w:val="17365D"/>
           <w:lang w:val="en-US"/>
         </w:rPr>
       </w:pPr>
       <w:r>
         <w:rPr>
-          <w:rFonts w:eastAsia="游明朝" w:eastAsiaTheme="minorEastAsia"/>
-          <w:color w:val="000000" w:themeColor="text1" w:themeTint="FF" w:themeShade="FF"/>
-          <w:lang w:val="en-US"/>
-        </w:rPr>
-        <w:t xml:space="preserve">You can use this template to support you as you </w:t>
-      </w:r>
-      <w:r>
-        <w:rPr>
-          <w:rFonts w:eastAsia="游明朝" w:eastAsiaTheme="minorEastAsia"/>
-          <w:color w:val="000000" w:themeColor="text1" w:themeTint="FF" w:themeShade="FF"/>
-          <w:lang w:val="en-US"/>
-        </w:rPr>
-        <w:t xml:space="preserve">prepare to share your </w:t>
-      </w:r>
-      <w:r>
-        <w:rPr>
-          <w:rFonts w:eastAsia="游明朝" w:eastAsiaTheme="minorEastAsia"/>
-          <w:color w:val="000000" w:themeColor="text1" w:themeTint="FF" w:themeShade="FF"/>
+          <w:rFonts w:eastAsiaTheme="minorEastAsia"/>
+          <w:color w:val="000000" w:themeColor="text1"/>
+          <w:lang w:val="en-US"/>
+        </w:rPr>
+        <w:t xml:space="preserve">You can use this template to support you as you prepare to share your </w:t>
+      </w:r>
+      <w:r>
+        <w:rPr>
+          <w:rFonts w:eastAsiaTheme="minorEastAsia"/>
+          <w:color w:val="000000" w:themeColor="text1"/>
           <w:lang w:val="en-US"/>
         </w:rPr>
         <w:t xml:space="preserve">master thesis. Use it to check if you have </w:t>
       </w:r>
       <w:r>
         <w:rPr>
-          <w:rFonts w:eastAsia="游明朝" w:eastAsiaTheme="minorEastAsia"/>
-          <w:color w:val="000000" w:themeColor="text1" w:themeTint="FF" w:themeShade="FF"/>
-          <w:lang w:val="en-US"/>
-        </w:rPr>
-        <w:t xml:space="preserve">taken care of references, AI </w:t>
-      </w:r>
-      <w:r>
-        <w:rPr>
-          <w:rFonts w:eastAsia="游明朝" w:eastAsiaTheme="minorEastAsia"/>
-          <w:color w:val="000000" w:themeColor="text1" w:themeTint="FF" w:themeShade="FF"/>
-          <w:lang w:val="en-US"/>
-        </w:rPr>
-        <w:t>reporting</w:t>
-      </w:r>
-      <w:r>
-        <w:rPr>
-          <w:rFonts w:eastAsia="游明朝" w:eastAsiaTheme="minorEastAsia"/>
-          <w:color w:val="000000" w:themeColor="text1" w:themeTint="FF" w:themeShade="FF"/>
-          <w:lang w:val="en-US"/>
-        </w:rPr>
-        <w:t xml:space="preserve"> and Copyright </w:t>
-      </w:r>
-      <w:r>
-        <w:rPr>
-          <w:rFonts w:eastAsia="游明朝" w:eastAsiaTheme="minorEastAsia"/>
-          <w:color w:val="000000" w:themeColor="text1" w:themeTint="FF" w:themeShade="FF"/>
+          <w:rFonts w:eastAsiaTheme="minorEastAsia"/>
+          <w:color w:val="000000" w:themeColor="text1"/>
+          <w:lang w:val="en-US"/>
+        </w:rPr>
+        <w:t xml:space="preserve">taken care of references, AI reporting and Copyright </w:t>
+      </w:r>
+      <w:r>
+        <w:rPr>
+          <w:rFonts w:eastAsiaTheme="minorEastAsia"/>
+          <w:color w:val="000000" w:themeColor="text1"/>
           <w:lang w:val="en-US"/>
         </w:rPr>
         <w:t>needs.</w:t>
@@ -169,11 +147,12 @@
         </w:rPr>
         <w:t xml:space="preserve">for </w:t>
       </w:r>
-      <w:proofErr w:type="spellStart"/>
-      <w:r>
+      <w:r>
+        <w:rPr>
+          <w:lang w:val="en-US"/>
+        </w:rPr>
         <w:t>Sharing</w:t>
       </w:r>
-      <w:proofErr w:type="spellEnd"/>
       <w:r>
         <w:rPr>
           <w:lang w:val="en-US"/>
@@ -200,7 +179,7 @@
         <w:pStyle w:val="ListParagraph"/>
         <w:numPr>
           <w:ilvl w:val="0"/>
-          <w:numId w:val="19"/>
+          <w:numId w:val="5"/>
         </w:numPr>
         <w:rPr>
           <w:lang w:val="en-US"/>
@@ -236,7 +215,7 @@
         <w:pStyle w:val="ListParagraph"/>
         <w:numPr>
           <w:ilvl w:val="0"/>
-          <w:numId w:val="19"/>
+          <w:numId w:val="5"/>
         </w:numPr>
         <w:rPr>
           <w:lang w:val="en-US"/>
@@ -260,7 +239,7 @@
         <w:pStyle w:val="ListParagraph"/>
         <w:numPr>
           <w:ilvl w:val="0"/>
-          <w:numId w:val="19"/>
+          <w:numId w:val="5"/>
         </w:numPr>
         <w:rPr>
           <w:lang w:val="en-US"/>
@@ -304,7 +283,7 @@
         <w:pStyle w:val="ListParagraph"/>
         <w:numPr>
           <w:ilvl w:val="0"/>
-          <w:numId w:val="20"/>
+          <w:numId w:val="4"/>
         </w:numPr>
         <w:rPr>
           <w:lang w:val="en-US"/>
@@ -352,7 +331,7 @@
         <w:pStyle w:val="ListParagraph"/>
         <w:numPr>
           <w:ilvl w:val="1"/>
-          <w:numId w:val="20"/>
+          <w:numId w:val="4"/>
         </w:numPr>
         <w:rPr>
           <w:lang w:val="en-US"/>
@@ -394,7 +373,7 @@
         <w:pStyle w:val="ListParagraph"/>
         <w:numPr>
           <w:ilvl w:val="1"/>
-          <w:numId w:val="20"/>
+          <w:numId w:val="4"/>
         </w:numPr>
         <w:rPr>
           <w:lang w:val="en-US"/>
@@ -448,7 +427,7 @@
         <w:pStyle w:val="ListParagraph"/>
         <w:numPr>
           <w:ilvl w:val="1"/>
-          <w:numId w:val="20"/>
+          <w:numId w:val="4"/>
         </w:numPr>
         <w:rPr>
           <w:lang w:val="en-US"/>
@@ -502,7 +481,7 @@
         <w:pStyle w:val="ListParagraph"/>
         <w:numPr>
           <w:ilvl w:val="1"/>
-          <w:numId w:val="20"/>
+          <w:numId w:val="4"/>
         </w:numPr>
         <w:rPr>
           <w:lang w:val="en-US"/>
@@ -518,19 +497,7 @@
         <w:rPr>
           <w:lang w:val="en-US"/>
         </w:rPr>
-        <w:t xml:space="preserve">ometimes, but not too often, </w:t>
-      </w:r>
-      <w:r>
-        <w:rPr>
-          <w:lang w:val="en-US"/>
-        </w:rPr>
-        <w:t>to</w:t>
-      </w:r>
-      <w:r>
-        <w:rPr>
-          <w:lang w:val="en-US"/>
-        </w:rPr>
-        <w:t xml:space="preserve"> illustrate a point </w:t>
+        <w:t xml:space="preserve">ometimes, but not too often, to illustrate a point </w:t>
       </w:r>
       <w:r>
         <w:rPr>
@@ -550,7 +517,7 @@
         <w:pStyle w:val="ListParagraph"/>
         <w:numPr>
           <w:ilvl w:val="1"/>
-          <w:numId w:val="20"/>
+          <w:numId w:val="4"/>
         </w:numPr>
         <w:rPr>
           <w:lang w:val="en-US"/>
@@ -567,266 +534,6 @@
           <w:lang w:val="en-US"/>
         </w:rPr>
         <w:t>.</w:t>
-      </w:r>
-    </w:p>
-    <w:p>
-      <w:pPr>
-        <w:pStyle w:val="ListParagraph"/>
-        <w:numPr>
-          <w:ilvl w:val="0"/>
-          <w:numId w:val="17"/>
-        </w:numPr>
-        <w:rPr>
-          <w:lang w:val="en-US"/>
-        </w:rPr>
-      </w:pPr>
-      <w:r>
-        <w:rPr>
-          <w:lang w:val="en-US"/>
-        </w:rPr>
-        <w:t>I do not provide references for things that are considered common knowledge</w:t>
-      </w:r>
-      <w:r>
-        <w:rPr>
-          <w:lang w:val="en-US"/>
-        </w:rPr>
-        <w:t>.</w:t>
-      </w:r>
-    </w:p>
-    <w:p>
-      <w:pPr>
-        <w:pStyle w:val="Heading2"/>
-        <w:rPr>
-          <w:lang w:val="en-US"/>
-        </w:rPr>
-      </w:pPr>
-      <w:r>
-        <w:rPr>
-          <w:lang w:val="en-US"/>
-        </w:rPr>
-        <w:t xml:space="preserve">Images, figures, </w:t>
-      </w:r>
-      <w:r>
-        <w:rPr>
-          <w:lang w:val="en-US"/>
-        </w:rPr>
-        <w:t xml:space="preserve">datasets, tables </w:t>
-      </w:r>
-    </w:p>
-    <w:p>
-      <w:pPr>
-        <w:pStyle w:val="ListParagraph"/>
-        <w:numPr>
-          <w:ilvl w:val="0"/>
-          <w:numId w:val="21"/>
-        </w:numPr>
-        <w:rPr>
-          <w:lang w:val="en-US"/>
-        </w:rPr>
-      </w:pPr>
-      <w:r>
-        <w:rPr>
-          <w:lang w:val="en-US"/>
-        </w:rPr>
-        <w:t>Images, figures and datasets I reuse in my work are cited three times</w:t>
-      </w:r>
-      <w:r>
-        <w:rPr>
-          <w:lang w:val="en-US"/>
-        </w:rPr>
-        <w:t>:</w:t>
-      </w:r>
-    </w:p>
-    <w:p>
-      <w:pPr>
-        <w:pStyle w:val="ListParagraph"/>
-        <w:numPr>
-          <w:ilvl w:val="1"/>
-          <w:numId w:val="21"/>
-        </w:numPr>
-        <w:rPr>
-          <w:lang w:val="en-US"/>
-        </w:rPr>
-      </w:pPr>
-      <w:r>
-        <w:rPr>
-          <w:lang w:val="en-US"/>
-        </w:rPr>
-        <w:t>in the text</w:t>
-      </w:r>
-    </w:p>
-    <w:p>
-      <w:pPr>
-        <w:pStyle w:val="ListParagraph"/>
-        <w:numPr>
-          <w:ilvl w:val="1"/>
-          <w:numId w:val="21"/>
-        </w:numPr>
-        <w:rPr>
-          <w:lang w:val="en-US"/>
-        </w:rPr>
-      </w:pPr>
-      <w:r>
-        <w:rPr>
-          <w:lang w:val="en-US"/>
-        </w:rPr>
-        <w:t xml:space="preserve">in the caption beneath the image (including a copyright statement) </w:t>
-      </w:r>
-    </w:p>
-    <w:p>
-      <w:pPr>
-        <w:pStyle w:val="ListParagraph"/>
-        <w:numPr>
-          <w:ilvl w:val="1"/>
-          <w:numId w:val="21"/>
-        </w:numPr>
-        <w:rPr>
-          <w:lang w:val="en-US"/>
-        </w:rPr>
-      </w:pPr>
-      <w:r>
-        <w:rPr>
-          <w:lang w:val="en-US"/>
-        </w:rPr>
-        <w:t>in the reference list</w:t>
-      </w:r>
-    </w:p>
-    <w:p>
-      <w:pPr>
-        <w:pStyle w:val="ListParagraph"/>
-        <w:numPr>
-          <w:ilvl w:val="0"/>
-          <w:numId w:val="21"/>
-        </w:numPr>
-        <w:rPr>
-          <w:lang w:val="en-US"/>
-        </w:rPr>
-      </w:pPr>
-      <w:r>
-        <w:rPr>
-          <w:lang w:val="en-US"/>
-        </w:rPr>
-        <w:t>I have included a copyright statement</w:t>
-      </w:r>
-      <w:r>
-        <w:rPr>
-          <w:lang w:val="en-US"/>
-        </w:rPr>
-        <w:t xml:space="preserve"> for </w:t>
-      </w:r>
-      <w:r>
-        <w:rPr>
-          <w:lang w:val="en-US"/>
-        </w:rPr>
-        <w:t>figures I reuse</w:t>
-      </w:r>
-      <w:r>
-        <w:rPr>
-          <w:lang w:val="en-US"/>
-        </w:rPr>
-        <w:t>.</w:t>
-      </w:r>
-    </w:p>
-    <w:p>
-      <w:pPr>
-        <w:pStyle w:val="ListParagraph"/>
-        <w:numPr>
-          <w:ilvl w:val="0"/>
-          <w:numId w:val="21"/>
-        </w:numPr>
-        <w:rPr>
-          <w:i w:val="1"/>
-          <w:iCs w:val="1"/>
-          <w:lang w:val="en-US"/>
-        </w:rPr>
-      </w:pPr>
-      <w:r>
-        <w:rPr>
-          <w:lang w:val="en-US"/>
-        </w:rPr>
-        <w:t xml:space="preserve">If </w:t>
-      </w:r>
-      <w:r>
-        <w:rPr>
-          <w:lang w:val="en-US"/>
-        </w:rPr>
-        <w:t xml:space="preserve">reused </w:t>
-      </w:r>
-      <w:r>
-        <w:rPr>
-          <w:lang w:val="en-US"/>
-        </w:rPr>
-        <w:t>works</w:t>
-      </w:r>
-      <w:r>
-        <w:rPr>
-          <w:lang w:val="en-US"/>
-        </w:rPr>
-        <w:t xml:space="preserve"> </w:t>
-      </w:r>
-      <w:r>
-        <w:rPr>
-          <w:lang w:val="en-US"/>
-        </w:rPr>
-        <w:t xml:space="preserve">are copyrighted </w:t>
-      </w:r>
-      <w:r>
-        <w:rPr>
-          <w:lang w:val="en-US"/>
-        </w:rPr>
-        <w:t xml:space="preserve">I have contacted the authors and gotten </w:t>
-      </w:r>
-      <w:r>
-        <w:rPr>
-          <w:lang w:val="en-US"/>
-        </w:rPr>
-        <w:t xml:space="preserve">written </w:t>
-      </w:r>
-      <w:r>
-        <w:rPr>
-          <w:lang w:val="en-US"/>
-        </w:rPr>
-        <w:t>permission to reuse the work</w:t>
-      </w:r>
-      <w:r>
-        <w:rPr>
-          <w:lang w:val="en-US"/>
-        </w:rPr>
-        <w:t xml:space="preserve"> </w:t>
-      </w:r>
-      <w:r>
-        <w:rPr>
-          <w:i w:val="1"/>
-          <w:iCs w:val="1"/>
-          <w:lang w:val="en-US"/>
-        </w:rPr>
-        <w:t xml:space="preserve">or </w:t>
-      </w:r>
-      <w:r>
-        <w:rPr>
-          <w:lang w:val="en-US"/>
-        </w:rPr>
-        <w:t>I use my Right to Quote</w:t>
-      </w:r>
-      <w:r>
-        <w:rPr>
-          <w:lang w:val="en-US"/>
-        </w:rPr>
-        <w:t>.</w:t>
-      </w:r>
-    </w:p>
-    <w:p>
-      <w:pPr>
-        <w:pStyle w:val="Heading2"/>
-        <w:rPr>
-          <w:lang w:val="en-US"/>
-        </w:rPr>
-      </w:pPr>
-      <w:r>
-        <w:rPr>
-          <w:lang w:val="en-US"/>
-        </w:rPr>
-        <w:t>Reference list</w:t>
       </w:r>
     </w:p>
     <w:p>
@@ -844,7 +551,51 @@
         <w:rPr>
           <w:lang w:val="en-US"/>
         </w:rPr>
-        <w:t>I have included a reference list which includes</w:t>
+        <w:t>I do not provide references for things that are considered common knowledge</w:t>
+      </w:r>
+      <w:r>
+        <w:rPr>
+          <w:lang w:val="en-US"/>
+        </w:rPr>
+        <w:t>.</w:t>
+      </w:r>
+    </w:p>
+    <w:p>
+      <w:pPr>
+        <w:pStyle w:val="Heading2"/>
+        <w:rPr>
+          <w:lang w:val="en-US"/>
+        </w:rPr>
+      </w:pPr>
+      <w:r>
+        <w:rPr>
+          <w:lang w:val="en-US"/>
+        </w:rPr>
+        <w:t xml:space="preserve">Images, figures, </w:t>
+      </w:r>
+      <w:r>
+        <w:rPr>
+          <w:lang w:val="en-US"/>
+        </w:rPr>
+        <w:t xml:space="preserve">datasets, tables </w:t>
+      </w:r>
+    </w:p>
+    <w:p>
+      <w:pPr>
+        <w:pStyle w:val="ListParagraph"/>
+        <w:numPr>
+          <w:ilvl w:val="0"/>
+          <w:numId w:val="3"/>
+        </w:numPr>
+        <w:rPr>
+          <w:lang w:val="en-US"/>
+        </w:rPr>
+      </w:pPr>
+      <w:r>
+        <w:rPr>
+          <w:lang w:val="en-US"/>
+        </w:rPr>
+        <w:t>Images, figures and datasets I reuse in my work are cited three times</w:t>
       </w:r>
       <w:r>
         <w:rPr>
@@ -858,7 +609,7 @@
         <w:pStyle w:val="ListParagraph"/>
         <w:numPr>
           <w:ilvl w:val="1"/>
-          <w:numId w:val="22"/>
+          <w:numId w:val="3"/>
         </w:numPr>
         <w:rPr>
           <w:lang w:val="en-US"/>
@@ -868,49 +619,7 @@
         <w:rPr>
           <w:lang w:val="en-US"/>
         </w:rPr>
-        <w:t>A</w:t>
-      </w:r>
-      <w:r>
-        <w:rPr>
-          <w:lang w:val="en-US"/>
-        </w:rPr>
-        <w:t xml:space="preserve">ll </w:t>
-      </w:r>
-      <w:r>
-        <w:rPr>
-          <w:lang w:val="en-US"/>
-        </w:rPr>
-        <w:t>p</w:t>
-      </w:r>
-      <w:r>
-        <w:rPr>
-          <w:lang w:val="en-US"/>
-        </w:rPr>
-        <w:t>ublications (including figures, graphs, tables</w:t>
-      </w:r>
-      <w:r>
-        <w:rPr>
-          <w:lang w:val="en-US"/>
-        </w:rPr>
-        <w:t>,</w:t>
-      </w:r>
-      <w:r>
-        <w:rPr>
-          <w:lang w:val="en-US"/>
-        </w:rPr>
-        <w:t xml:space="preserve"> etc.) </w:t>
-      </w:r>
-      <w:r>
-        <w:rPr>
-          <w:lang w:val="en-US"/>
-        </w:rPr>
-        <w:t>I reuse or refer to</w:t>
-      </w:r>
-      <w:r>
-        <w:rPr>
-          <w:lang w:val="en-US"/>
-        </w:rPr>
-        <w:t>.</w:t>
+        <w:t>in the text</w:t>
       </w:r>
     </w:p>
     <w:p>
@@ -918,7 +627,7 @@
         <w:pStyle w:val="ListParagraph"/>
         <w:numPr>
           <w:ilvl w:val="1"/>
-          <w:numId w:val="22"/>
+          <w:numId w:val="3"/>
         </w:numPr>
         <w:rPr>
           <w:lang w:val="en-US"/>
@@ -928,13 +637,7 @@
         <w:rPr>
           <w:lang w:val="en-US"/>
         </w:rPr>
-        <w:t>The references ordered according to the chosen style (i.e. by number, or author name)</w:t>
-      </w:r>
-      <w:r>
-        <w:rPr>
-          <w:lang w:val="en-US"/>
-        </w:rPr>
-        <w:t>.</w:t>
+        <w:t xml:space="preserve">in the caption beneath the image (including a copyright statement) </w:t>
       </w:r>
     </w:p>
     <w:p>
@@ -942,7 +645,7 @@
         <w:pStyle w:val="ListParagraph"/>
         <w:numPr>
           <w:ilvl w:val="1"/>
-          <w:numId w:val="22"/>
+          <w:numId w:val="3"/>
         </w:numPr>
         <w:rPr>
           <w:lang w:val="en-US"/>
@@ -952,63 +655,7 @@
         <w:rPr>
           <w:lang w:val="en-US"/>
         </w:rPr>
-        <w:t xml:space="preserve">The references </w:t>
-      </w:r>
-      <w:r>
-        <w:rPr>
-          <w:lang w:val="en-US"/>
-        </w:rPr>
-        <w:t>formatted consistently</w:t>
-      </w:r>
-      <w:r>
-        <w:rPr>
-          <w:lang w:val="en-US"/>
-        </w:rPr>
-        <w:t xml:space="preserve"> </w:t>
-      </w:r>
-      <w:r>
-        <w:rPr>
-          <w:lang w:val="en-US"/>
-        </w:rPr>
-        <w:t xml:space="preserve">according to </w:t>
-      </w:r>
-      <w:r>
-        <w:rPr>
-          <w:lang w:val="en-US"/>
-        </w:rPr>
-        <w:t>the chosen citation style</w:t>
-      </w:r>
-      <w:r>
-        <w:rPr>
-          <w:lang w:val="en-US"/>
-        </w:rPr>
-        <w:t>.</w:t>
-      </w:r>
-    </w:p>
-    <w:p>
-      <w:pPr>
-        <w:pStyle w:val="Heading2"/>
-        <w:rPr>
-          <w:lang w:val="en-US"/>
-        </w:rPr>
-      </w:pPr>
-      <w:r>
-        <w:rPr>
-          <w:lang w:val="en-US"/>
-        </w:rPr>
-        <w:t>Gen</w:t>
-      </w:r>
-      <w:r>
-        <w:rPr>
-          <w:lang w:val="en-US"/>
-        </w:rPr>
-        <w:t>AI</w:t>
-      </w:r>
-      <w:r>
-        <w:rPr>
-          <w:lang w:val="en-US"/>
-        </w:rPr>
-        <w:t xml:space="preserve"> Reporting</w:t>
+        <w:t>in the reference list</w:t>
       </w:r>
     </w:p>
     <w:p>
@@ -1016,7 +663,7 @@
         <w:pStyle w:val="ListParagraph"/>
         <w:numPr>
           <w:ilvl w:val="0"/>
-          <w:numId w:val="23"/>
+          <w:numId w:val="3"/>
         </w:numPr>
         <w:rPr>
           <w:lang w:val="en-US"/>
@@ -1026,19 +673,25 @@
         <w:rPr>
           <w:lang w:val="en-US"/>
         </w:rPr>
-        <w:t xml:space="preserve">I have checked with my supervisor if I am allowed to use </w:t>
-      </w:r>
-      <w:r>
-        <w:rPr>
-          <w:lang w:val="en-US"/>
-        </w:rPr>
-        <w:t>gen</w:t>
-      </w:r>
-      <w:r>
-        <w:rPr>
-          <w:lang w:val="en-US"/>
-        </w:rPr>
-        <w:t>AI</w:t>
+        <w:t>I have included a copyright statement</w:t>
+      </w:r>
+      <w:r>
+        <w:rPr>
+          <w:lang w:val="en-US"/>
+        </w:rPr>
+        <w:t xml:space="preserve"> for </w:t>
+      </w:r>
+      <w:r>
+        <w:rPr>
+          <w:lang w:val="en-US"/>
+        </w:rPr>
+        <w:t>figures I reuse</w:t>
+      </w:r>
+      <w:r>
+        <w:rPr>
+          <w:lang w:val="en-US"/>
+        </w:rPr>
+        <w:t>.</w:t>
       </w:r>
     </w:p>
     <w:p>
@@ -1046,41 +699,119 @@
         <w:pStyle w:val="ListParagraph"/>
         <w:numPr>
           <w:ilvl w:val="0"/>
-          <w:numId w:val="23"/>
+          <w:numId w:val="3"/>
         </w:numPr>
         <w:rPr>
-          <w:lang w:val="en-US"/>
-        </w:rPr>
-      </w:pPr>
-      <w:r>
-        <w:rPr>
-          <w:lang w:val="en-US"/>
-        </w:rPr>
-        <w:t xml:space="preserve">I have included a statement on how I have used </w:t>
-      </w:r>
-      <w:r>
-        <w:rPr>
-          <w:lang w:val="en-US"/>
-        </w:rPr>
-        <w:t>gen</w:t>
-      </w:r>
-      <w:r>
-        <w:rPr>
-          <w:lang w:val="en-US"/>
-        </w:rPr>
-        <w:t>AI</w:t>
-      </w:r>
-      <w:r>
-        <w:rPr>
-          <w:lang w:val="en-US"/>
-        </w:rPr>
-        <w:t xml:space="preserve"> in my thesis</w:t>
-      </w:r>
-      <w:r>
-        <w:rPr>
-          <w:lang w:val="en-US"/>
-        </w:rPr>
-        <w:t>, including:</w:t>
+          <w:i/>
+          <w:iCs/>
+          <w:lang w:val="en-US"/>
+        </w:rPr>
+      </w:pPr>
+      <w:r>
+        <w:rPr>
+          <w:lang w:val="en-US"/>
+        </w:rPr>
+        <w:t xml:space="preserve">If </w:t>
+      </w:r>
+      <w:r>
+        <w:rPr>
+          <w:lang w:val="en-US"/>
+        </w:rPr>
+        <w:t xml:space="preserve">reused </w:t>
+      </w:r>
+      <w:r>
+        <w:rPr>
+          <w:lang w:val="en-US"/>
+        </w:rPr>
+        <w:t xml:space="preserve">works </w:t>
+      </w:r>
+      <w:r>
+        <w:rPr>
+          <w:lang w:val="en-US"/>
+        </w:rPr>
+        <w:t xml:space="preserve">are copyrighted </w:t>
+      </w:r>
+      <w:r>
+        <w:rPr>
+          <w:lang w:val="en-US"/>
+        </w:rPr>
+        <w:t xml:space="preserve">I have contacted the authors and gotten </w:t>
+      </w:r>
+      <w:r>
+        <w:rPr>
+          <w:lang w:val="en-US"/>
+        </w:rPr>
+        <w:t xml:space="preserve">written </w:t>
+      </w:r>
+      <w:r>
+        <w:rPr>
+          <w:lang w:val="en-US"/>
+        </w:rPr>
+        <w:t>permission to reuse the work</w:t>
+      </w:r>
+      <w:r>
+        <w:rPr>
+          <w:lang w:val="en-US"/>
+        </w:rPr>
+        <w:t xml:space="preserve"> </w:t>
+      </w:r>
+      <w:r>
+        <w:rPr>
+          <w:i/>
+          <w:iCs/>
+          <w:lang w:val="en-US"/>
+        </w:rPr>
+        <w:t xml:space="preserve">or </w:t>
+      </w:r>
+      <w:r>
+        <w:rPr>
+          <w:lang w:val="en-US"/>
+        </w:rPr>
+        <w:t>I use my Right to Quote</w:t>
+      </w:r>
+      <w:r>
+        <w:rPr>
+          <w:lang w:val="en-US"/>
+        </w:rPr>
+        <w:t>.</w:t>
+      </w:r>
+    </w:p>
+    <w:p>
+      <w:pPr>
+        <w:pStyle w:val="Heading2"/>
+        <w:rPr>
+          <w:lang w:val="en-US"/>
+        </w:rPr>
+      </w:pPr>
+      <w:r>
+        <w:rPr>
+          <w:lang w:val="en-US"/>
+        </w:rPr>
+        <w:t>Reference list</w:t>
+      </w:r>
+    </w:p>
+    <w:p>
+      <w:pPr>
+        <w:pStyle w:val="ListParagraph"/>
+        <w:numPr>
+          <w:ilvl w:val="0"/>
+          <w:numId w:val="2"/>
+        </w:numPr>
+        <w:rPr>
+          <w:lang w:val="en-US"/>
+        </w:rPr>
+      </w:pPr>
+      <w:r>
+        <w:rPr>
+          <w:lang w:val="en-US"/>
+        </w:rPr>
+        <w:t>I have included a reference list which includes</w:t>
+      </w:r>
+      <w:r>
+        <w:rPr>
+          <w:lang w:val="en-US"/>
+        </w:rPr>
+        <w:t>:</w:t>
       </w:r>
     </w:p>
     <w:p>
@@ -1088,7 +819,7 @@
         <w:pStyle w:val="ListParagraph"/>
         <w:numPr>
           <w:ilvl w:val="1"/>
-          <w:numId w:val="23"/>
+          <w:numId w:val="2"/>
         </w:numPr>
         <w:rPr>
           <w:lang w:val="en-US"/>
@@ -1098,7 +829,25 @@
         <w:rPr>
           <w:lang w:val="en-US"/>
         </w:rPr>
-        <w:t>The tools I used and when</w:t>
+        <w:t>All publications (including figures, graphs, tables</w:t>
+      </w:r>
+      <w:r>
+        <w:rPr>
+          <w:lang w:val="en-US"/>
+        </w:rPr>
+        <w:t>,</w:t>
+      </w:r>
+      <w:r>
+        <w:rPr>
+          <w:lang w:val="en-US"/>
+        </w:rPr>
+        <w:t xml:space="preserve"> etc.) I reuse or refer to</w:t>
+      </w:r>
+      <w:r>
+        <w:rPr>
+          <w:lang w:val="en-US"/>
+        </w:rPr>
+        <w:t>.</w:t>
       </w:r>
     </w:p>
     <w:p>
@@ -1106,7 +855,7 @@
         <w:pStyle w:val="ListParagraph"/>
         <w:numPr>
           <w:ilvl w:val="1"/>
-          <w:numId w:val="23"/>
+          <w:numId w:val="2"/>
         </w:numPr>
         <w:rPr>
           <w:lang w:val="en-US"/>
@@ -1116,7 +865,13 @@
         <w:rPr>
           <w:lang w:val="en-US"/>
         </w:rPr>
-        <w:t>The purpose of the use</w:t>
+        <w:t>The references ordered according to the chosen style (i.e. by number, or author name)</w:t>
+      </w:r>
+      <w:r>
+        <w:rPr>
+          <w:lang w:val="en-US"/>
+        </w:rPr>
+        <w:t>.</w:t>
       </w:r>
     </w:p>
     <w:p>
@@ -1124,7 +879,7 @@
         <w:pStyle w:val="ListParagraph"/>
         <w:numPr>
           <w:ilvl w:val="1"/>
-          <w:numId w:val="23"/>
+          <w:numId w:val="2"/>
         </w:numPr>
         <w:rPr>
           <w:lang w:val="en-US"/>
@@ -1134,7 +889,112 @@
         <w:rPr>
           <w:lang w:val="en-US"/>
         </w:rPr>
-        <w:t>The prompts</w:t>
+        <w:t>The references formatted consistently according to the chosen citation style</w:t>
+      </w:r>
+      <w:r>
+        <w:rPr>
+          <w:lang w:val="en-US"/>
+        </w:rPr>
+        <w:t>.</w:t>
+      </w:r>
+    </w:p>
+    <w:p>
+      <w:pPr>
+        <w:pStyle w:val="Heading2"/>
+        <w:rPr>
+          <w:lang w:val="en-US"/>
+        </w:rPr>
+      </w:pPr>
+      <w:r>
+        <w:rPr>
+          <w:lang w:val="en-US"/>
+        </w:rPr>
+        <w:lastRenderedPageBreak/>
+        <w:t>Gen</w:t>
+      </w:r>
+      <w:r>
+        <w:rPr>
+          <w:lang w:val="en-US"/>
+        </w:rPr>
+        <w:t>AI</w:t>
+      </w:r>
+      <w:r>
+        <w:rPr>
+          <w:lang w:val="en-US"/>
+        </w:rPr>
+        <w:t xml:space="preserve"> Reporting</w:t>
+      </w:r>
+    </w:p>
+    <w:p>
+      <w:pPr>
+        <w:pStyle w:val="ListParagraph"/>
+        <w:numPr>
+          <w:ilvl w:val="0"/>
+          <w:numId w:val="1"/>
+        </w:numPr>
+        <w:rPr>
+          <w:lang w:val="en-US"/>
+        </w:rPr>
+      </w:pPr>
+      <w:r>
+        <w:rPr>
+          <w:lang w:val="en-US"/>
+        </w:rPr>
+        <w:t xml:space="preserve">I have checked with my supervisor if I am allowed to use </w:t>
+      </w:r>
+      <w:r>
+        <w:rPr>
+          <w:lang w:val="en-US"/>
+        </w:rPr>
+        <w:t>gen</w:t>
+      </w:r>
+      <w:r>
+        <w:rPr>
+          <w:lang w:val="en-US"/>
+        </w:rPr>
+        <w:t>AI</w:t>
+      </w:r>
+    </w:p>
+    <w:p>
+      <w:pPr>
+        <w:pStyle w:val="ListParagraph"/>
+        <w:numPr>
+          <w:ilvl w:val="0"/>
+          <w:numId w:val="1"/>
+        </w:numPr>
+        <w:rPr>
+          <w:lang w:val="en-US"/>
+        </w:rPr>
+      </w:pPr>
+      <w:r>
+        <w:rPr>
+          <w:lang w:val="en-US"/>
+        </w:rPr>
+        <w:t xml:space="preserve">I have included a statement on how I have used </w:t>
+      </w:r>
+      <w:r>
+        <w:rPr>
+          <w:lang w:val="en-US"/>
+        </w:rPr>
+        <w:t>gen</w:t>
+      </w:r>
+      <w:r>
+        <w:rPr>
+          <w:lang w:val="en-US"/>
+        </w:rPr>
+        <w:t>AI</w:t>
+      </w:r>
+      <w:r>
+        <w:rPr>
+          <w:lang w:val="en-US"/>
+        </w:rPr>
+        <w:t xml:space="preserve"> in my thesis</w:t>
+      </w:r>
+      <w:r>
+        <w:rPr>
+          <w:lang w:val="en-US"/>
+        </w:rPr>
+        <w:t>, including:</w:t>
       </w:r>
     </w:p>
     <w:p>
@@ -1142,7 +1002,61 @@
         <w:pStyle w:val="ListParagraph"/>
         <w:numPr>
           <w:ilvl w:val="1"/>
-          <w:numId w:val="23"/>
+          <w:numId w:val="1"/>
+        </w:numPr>
+        <w:rPr>
+          <w:lang w:val="en-US"/>
+        </w:rPr>
+      </w:pPr>
+      <w:r>
+        <w:rPr>
+          <w:lang w:val="en-US"/>
+        </w:rPr>
+        <w:t>The tools I used and when</w:t>
+      </w:r>
+    </w:p>
+    <w:p>
+      <w:pPr>
+        <w:pStyle w:val="ListParagraph"/>
+        <w:numPr>
+          <w:ilvl w:val="1"/>
+          <w:numId w:val="1"/>
+        </w:numPr>
+        <w:rPr>
+          <w:lang w:val="en-US"/>
+        </w:rPr>
+      </w:pPr>
+      <w:r>
+        <w:rPr>
+          <w:lang w:val="en-US"/>
+        </w:rPr>
+        <w:t>The purpose of the use</w:t>
+      </w:r>
+    </w:p>
+    <w:p>
+      <w:pPr>
+        <w:pStyle w:val="ListParagraph"/>
+        <w:numPr>
+          <w:ilvl w:val="1"/>
+          <w:numId w:val="1"/>
+        </w:numPr>
+        <w:rPr>
+          <w:lang w:val="en-US"/>
+        </w:rPr>
+      </w:pPr>
+      <w:r>
+        <w:rPr>
+          <w:lang w:val="en-US"/>
+        </w:rPr>
+        <w:t>The prompts</w:t>
+      </w:r>
+    </w:p>
+    <w:p>
+      <w:pPr>
+        <w:pStyle w:val="ListParagraph"/>
+        <w:numPr>
+          <w:ilvl w:val="1"/>
+          <w:numId w:val="1"/>
         </w:numPr>
         <w:rPr>
           <w:lang w:val="en-US"/>
@@ -1156,7 +1070,7 @@
       </w:r>
     </w:p>
     <w:sectPr>
-      <w:pgSz w:w="11906" w:h="16838" w:orient="portrait"/>
+      <w:pgSz w:w="11906" w:h="16838"/>
       <w:pgMar w:top="1440" w:right="1440" w:bottom="1440" w:left="1440" w:header="708" w:footer="708" w:gutter="0"/>
       <w:cols w:space="708"/>
       <w:docGrid w:linePitch="360"/>
@@ -1166,11 +1080,12 @@
 </file>
 
 <file path=word/numbering.xml><?xml version="1.0" encoding="utf-8"?>
-<w:numbering xmlns:wpc="http://schemas.microsoft.com/office/word/2010/wordprocessingCanvas" xmlns:cx="http://schemas.microsoft.com/office/drawing/2014/chartex" xmlns:cx1="http://schemas.microsoft.com/office/drawing/2015/9/8/chartex" xmlns:cx2="http://schemas.microsoft.com/office/drawing/2015/10/21/chartex" xmlns:cx3="http://schemas.microsoft.com/office/drawing/2016/5/9/chartex" xmlns:cx4="http://schemas.microsoft.com/office/drawing/2016/5/10/chartex" xmlns:cx5="http://schemas.microsoft.com/office/drawing/2016/5/11/chartex" xmlns:cx6="http://schemas.microsoft.com/office/drawing/2016/5/12/chartex" xmlns:cx7="http://schemas.microsoft.com/office/drawing/2016/5/13/chartex" xmlns:cx8="http://schemas.microsoft.com/office/drawing/2016/5/14/chartex" xmlns:mc="http://schemas.openxmlformats.org/markup-compatibility/2006" xmlns:aink="http://schemas.microsoft.com/office/drawing/2016/ink" xmlns:am3d="http://schemas.microsoft.com/office/drawing/2017/model3d" xmlns:o="urn:schemas-microsoft-com:office:office" xmlns:oel="http://schemas.microsoft.com/office/2019/extlst" xmlns:r="http://schemas.openxmlformats.org/officeDocument/2006/relationships" xmlns:m="http://schemas.openxmlformats.org/officeDocument/2006/math" xmlns:v="urn:schemas-microsoft-com:vml" xmlns:wp14="http://schemas.microsoft.com/office/word/2010/wordprocessingDrawing" xmlns:wp="http://schemas.openxmlformats.org/drawingml/2006/wordprocessingDrawing" xmlns:w10="urn:schemas-microsoft-com:office:word" xmlns:w="http://schemas.openxmlformats.org/wordprocessingml/2006/main" xmlns:w14="http://schemas.microsoft.com/office/word/2010/wordml" xmlns:w15="http://schemas.microsoft.com/office/word/2012/wordml" xmlns:w16cei="http://schemas.microsoft.com/office/word/2026/wordml/cei" xmlns:w16cex="http://schemas.microsoft.com/office/word/2018/wordml/cex" xmlns:w16cid="http://schemas.microsoft.com/office/word/2016/wordml/cid" xmlns:w16="http://schemas.microsoft.com/office/word/2018/wordml" xmlns:w16du="http://schemas.microsoft.com/office/word/2023/wordml/word16du" xmlns:w16sdtdh="http://schemas.microsoft.com/office/word/2020/wordml/sdtdatahash" xmlns:w16sdtfl="http://schemas.microsoft.com/office/word/2024/wordml/sdtformatlock" xmlns:w16se="http://schemas.microsoft.com/office/word/2015/wordml/symex" xmlns:wpg="http://schemas.microsoft.com/office/word/2010/wordprocessingGroup" xmlns:wpi="http://schemas.microsoft.com/office/word/2010/wordprocessingInk" xmlns:wne="http://schemas.microsoft.com/office/word/2006/wordml" xmlns:wps="http://schemas.microsoft.com/office/word/2010/wordprocessingShape" mc:Ignorable="w14 w15 w16se w16cid w16 w16cex w16sdtdh w16sdtfl w16du wp14">
-  <w:abstractNum xmlns:w="http://schemas.openxmlformats.org/wordprocessingml/2006/main" w:abstractNumId="22">
-    <w:nsid w:val="a92cc1"/>
-    <w:multiLevelType xmlns:w="http://schemas.openxmlformats.org/wordprocessingml/2006/main" w:val="hybridMultilevel"/>
-    <w:lvl xmlns:w="http://schemas.openxmlformats.org/wordprocessingml/2006/main" w:ilvl="0">
+<w:numbering xmlns:wpc="http://schemas.microsoft.com/office/word/2010/wordprocessingCanvas" xmlns:cx="http://schemas.microsoft.com/office/drawing/2014/chartex" xmlns:cx1="http://schemas.microsoft.com/office/drawing/2015/9/8/chartex" xmlns:cx2="http://schemas.microsoft.com/office/drawing/2015/10/21/chartex" xmlns:cx3="http://schemas.microsoft.com/office/drawing/2016/5/9/chartex" xmlns:cx4="http://schemas.microsoft.com/office/drawing/2016/5/10/chartex" xmlns:cx5="http://schemas.microsoft.com/office/drawing/2016/5/11/chartex" xmlns:cx6="http://schemas.microsoft.com/office/drawing/2016/5/12/chartex" xmlns:cx7="http://schemas.microsoft.com/office/drawing/2016/5/13/chartex" xmlns:cx8="http://schemas.microsoft.com/office/drawing/2016/5/14/chartex" xmlns:mc="http://schemas.openxmlformats.org/markup-compatibility/2006" xmlns:aink="http://schemas.microsoft.com/office/drawing/2016/ink" xmlns:am3d="http://schemas.microsoft.com/office/drawing/2017/model3d" xmlns:o="urn:schemas-microsoft-com:office:office" xmlns:oel="http://schemas.microsoft.com/office/2019/extlst" xmlns:r="http://schemas.openxmlformats.org/officeDocument/2006/relationships" xmlns:m="http://schemas.openxmlformats.org/officeDocument/2006/math" xmlns:v="urn:schemas-microsoft-com:vml" xmlns:wp14="http://schemas.microsoft.com/office/word/2010/wordprocessingDrawing" xmlns:wp="http://schemas.openxmlformats.org/drawingml/2006/wordprocessingDrawing" xmlns:w10="urn:schemas-microsoft-com:office:word" xmlns:w="http://schemas.openxmlformats.org/wordprocessingml/2006/main" xmlns:w14="http://schemas.microsoft.com/office/word/2010/wordml" xmlns:w15="http://schemas.microsoft.com/office/word/2012/wordml" xmlns:w16cex="http://schemas.microsoft.com/office/word/2018/wordml/cex" xmlns:w16cid="http://schemas.microsoft.com/office/word/2016/wordml/cid" xmlns:w16="http://schemas.microsoft.com/office/word/2018/wordml" xmlns:w16du="http://schemas.microsoft.com/office/word/2023/wordml/word16du" xmlns:w16sdtdh="http://schemas.microsoft.com/office/word/2020/wordml/sdtdatahash" xmlns:w16sdtfl="http://schemas.microsoft.com/office/word/2024/wordml/sdtformatlock" xmlns:w16se="http://schemas.microsoft.com/office/word/2015/wordml/symex" xmlns:wpg="http://schemas.microsoft.com/office/word/2010/wordprocessingGroup" xmlns:wpi="http://schemas.microsoft.com/office/word/2010/wordprocessingInk" xmlns:wne="http://schemas.microsoft.com/office/word/2006/wordml" xmlns:wps="http://schemas.microsoft.com/office/word/2010/wordprocessingShape" mc:Ignorable="w14 w15 w16se w16cid w16 w16cex w16sdtdh w16sdtfl w16du wp14">
+  <w:abstractNum w:abstractNumId="0" w15:restartNumberingAfterBreak="0">
+    <w:nsid w:val="00A92CC1"/>
+    <w:multiLevelType w:val="hybridMultilevel"/>
+    <w:tmpl w:val="8728A52A"/>
+    <w:lvl w:ilvl="0" w:tplc="DD3603F6">
       <w:start w:val="1"/>
       <w:numFmt w:val="bullet"/>
       <w:lvlText w:val=""/>
@@ -1179,10 +1094,10 @@
         <w:ind w:left="720" w:hanging="360"/>
       </w:pPr>
       <w:rPr>
-        <w:rFonts w:hint="default" w:ascii="Wingdings" w:hAnsi="Wingdings"/>
-      </w:rPr>
-    </w:lvl>
-    <w:lvl xmlns:w="http://schemas.openxmlformats.org/wordprocessingml/2006/main" w:ilvl="1">
+        <w:rFonts w:ascii="Wingdings" w:hAnsi="Wingdings" w:hint="default"/>
+      </w:rPr>
+    </w:lvl>
+    <w:lvl w:ilvl="1" w:tplc="57EA2EB2">
       <w:start w:val="1"/>
       <w:numFmt w:val="bullet"/>
       <w:lvlText w:val=""/>
@@ -1191,10 +1106,10 @@
         <w:ind w:left="1440" w:hanging="360"/>
       </w:pPr>
       <w:rPr>
-        <w:rFonts w:hint="default" w:ascii="Wingdings" w:hAnsi="Wingdings"/>
-      </w:rPr>
-    </w:lvl>
-    <w:lvl xmlns:w="http://schemas.openxmlformats.org/wordprocessingml/2006/main" w:ilvl="2">
+        <w:rFonts w:ascii="Wingdings" w:hAnsi="Wingdings" w:hint="default"/>
+      </w:rPr>
+    </w:lvl>
+    <w:lvl w:ilvl="2" w:tplc="ADE00D78">
       <w:start w:val="1"/>
       <w:numFmt w:val="bullet"/>
       <w:lvlText w:val=""/>
@@ -1203,10 +1118,10 @@
         <w:ind w:left="2160" w:hanging="360"/>
       </w:pPr>
       <w:rPr>
-        <w:rFonts w:hint="default" w:ascii="Wingdings" w:hAnsi="Wingdings"/>
-      </w:rPr>
-    </w:lvl>
-    <w:lvl xmlns:w="http://schemas.openxmlformats.org/wordprocessingml/2006/main" w:ilvl="3">
+        <w:rFonts w:ascii="Wingdings" w:hAnsi="Wingdings" w:hint="default"/>
+      </w:rPr>
+    </w:lvl>
+    <w:lvl w:ilvl="3" w:tplc="09207246">
       <w:start w:val="1"/>
       <w:numFmt w:val="bullet"/>
       <w:lvlText w:val=""/>
@@ -1215,10 +1130,10 @@
         <w:ind w:left="2880" w:hanging="360"/>
       </w:pPr>
       <w:rPr>
-        <w:rFonts w:hint="default" w:ascii="Wingdings" w:hAnsi="Wingdings"/>
-      </w:rPr>
-    </w:lvl>
-    <w:lvl xmlns:w="http://schemas.openxmlformats.org/wordprocessingml/2006/main" w:ilvl="4">
+        <w:rFonts w:ascii="Wingdings" w:hAnsi="Wingdings" w:hint="default"/>
+      </w:rPr>
+    </w:lvl>
+    <w:lvl w:ilvl="4" w:tplc="4462D660">
       <w:start w:val="1"/>
       <w:numFmt w:val="bullet"/>
       <w:lvlText w:val=""/>
@@ -1227,10 +1142,10 @@
         <w:ind w:left="3600" w:hanging="360"/>
       </w:pPr>
       <w:rPr>
-        <w:rFonts w:hint="default" w:ascii="Wingdings" w:hAnsi="Wingdings"/>
-      </w:rPr>
-    </w:lvl>
-    <w:lvl xmlns:w="http://schemas.openxmlformats.org/wordprocessingml/2006/main" w:ilvl="5">
+        <w:rFonts w:ascii="Wingdings" w:hAnsi="Wingdings" w:hint="default"/>
+      </w:rPr>
+    </w:lvl>
+    <w:lvl w:ilvl="5" w:tplc="B6BCC3D4">
       <w:start w:val="1"/>
       <w:numFmt w:val="bullet"/>
       <w:lvlText w:val=""/>
@@ -1239,10 +1154,10 @@
         <w:ind w:left="4320" w:hanging="360"/>
       </w:pPr>
       <w:rPr>
-        <w:rFonts w:hint="default" w:ascii="Wingdings" w:hAnsi="Wingdings"/>
-      </w:rPr>
-    </w:lvl>
-    <w:lvl xmlns:w="http://schemas.openxmlformats.org/wordprocessingml/2006/main" w:ilvl="6">
+        <w:rFonts w:ascii="Wingdings" w:hAnsi="Wingdings" w:hint="default"/>
+      </w:rPr>
+    </w:lvl>
+    <w:lvl w:ilvl="6" w:tplc="544C4D2E">
       <w:start w:val="1"/>
       <w:numFmt w:val="bullet"/>
       <w:lvlText w:val=""/>
@@ -1251,10 +1166,10 @@
         <w:ind w:left="5040" w:hanging="360"/>
       </w:pPr>
       <w:rPr>
-        <w:rFonts w:hint="default" w:ascii="Wingdings" w:hAnsi="Wingdings"/>
-      </w:rPr>
-    </w:lvl>
-    <w:lvl xmlns:w="http://schemas.openxmlformats.org/wordprocessingml/2006/main" w:ilvl="7">
+        <w:rFonts w:ascii="Wingdings" w:hAnsi="Wingdings" w:hint="default"/>
+      </w:rPr>
+    </w:lvl>
+    <w:lvl w:ilvl="7" w:tplc="59A0B6B0">
       <w:start w:val="1"/>
       <w:numFmt w:val="bullet"/>
       <w:lvlText w:val=""/>
@@ -1263,10 +1178,10 @@
         <w:ind w:left="5760" w:hanging="360"/>
       </w:pPr>
       <w:rPr>
-        <w:rFonts w:hint="default" w:ascii="Wingdings" w:hAnsi="Wingdings"/>
-      </w:rPr>
-    </w:lvl>
-    <w:lvl xmlns:w="http://schemas.openxmlformats.org/wordprocessingml/2006/main" w:ilvl="8">
+        <w:rFonts w:ascii="Wingdings" w:hAnsi="Wingdings" w:hint="default"/>
+      </w:rPr>
+    </w:lvl>
+    <w:lvl w:ilvl="8" w:tplc="1DFCA56A">
       <w:start w:val="1"/>
       <w:numFmt w:val="bullet"/>
       <w:lvlText w:val=""/>
@@ -1275,459 +1190,11 @@
         <w:ind w:left="6480" w:hanging="360"/>
       </w:pPr>
       <w:rPr>
-        <w:rFonts w:hint="default" w:ascii="Wingdings" w:hAnsi="Wingdings"/>
+        <w:rFonts w:ascii="Wingdings" w:hAnsi="Wingdings" w:hint="default"/>
       </w:rPr>
     </w:lvl>
   </w:abstractNum>
-  <w:abstractNum xmlns:w="http://schemas.openxmlformats.org/wordprocessingml/2006/main" w:abstractNumId="21">
-    <w:nsid w:val="2fccfe06"/>
-    <w:multiLevelType xmlns:w="http://schemas.openxmlformats.org/wordprocessingml/2006/main" w:val="hybridMultilevel"/>
-    <w:lvl xmlns:w="http://schemas.openxmlformats.org/wordprocessingml/2006/main" w:ilvl="0">
-      <w:start w:val="1"/>
-      <w:numFmt w:val="bullet"/>
-      <w:lvlText w:val=""/>
-      <w:lvlJc w:val="left"/>
-      <w:pPr>
-        <w:ind w:left="720" w:hanging="360"/>
-      </w:pPr>
-      <w:rPr>
-        <w:rFonts w:hint="default" w:ascii="Wingdings" w:hAnsi="Wingdings"/>
-      </w:rPr>
-    </w:lvl>
-    <w:lvl xmlns:w="http://schemas.openxmlformats.org/wordprocessingml/2006/main" w:ilvl="1">
-      <w:start w:val="1"/>
-      <w:numFmt w:val="bullet"/>
-      <w:lvlText w:val=""/>
-      <w:lvlJc w:val="left"/>
-      <w:pPr>
-        <w:ind w:left="1440" w:hanging="360"/>
-      </w:pPr>
-      <w:rPr>
-        <w:rFonts w:hint="default" w:ascii="Wingdings" w:hAnsi="Wingdings"/>
-      </w:rPr>
-    </w:lvl>
-    <w:lvl xmlns:w="http://schemas.openxmlformats.org/wordprocessingml/2006/main" w:ilvl="2">
-      <w:start w:val="1"/>
-      <w:numFmt w:val="bullet"/>
-      <w:lvlText w:val=""/>
-      <w:lvlJc w:val="left"/>
-      <w:pPr>
-        <w:ind w:left="2160" w:hanging="360"/>
-      </w:pPr>
-      <w:rPr>
-        <w:rFonts w:hint="default" w:ascii="Wingdings" w:hAnsi="Wingdings"/>
-      </w:rPr>
-    </w:lvl>
-    <w:lvl xmlns:w="http://schemas.openxmlformats.org/wordprocessingml/2006/main" w:ilvl="3">
-      <w:start w:val="1"/>
-      <w:numFmt w:val="bullet"/>
-      <w:lvlText w:val=""/>
-      <w:lvlJc w:val="left"/>
-      <w:pPr>
-        <w:ind w:left="2880" w:hanging="360"/>
-      </w:pPr>
-      <w:rPr>
-        <w:rFonts w:hint="default" w:ascii="Wingdings" w:hAnsi="Wingdings"/>
-      </w:rPr>
-    </w:lvl>
-    <w:lvl xmlns:w="http://schemas.openxmlformats.org/wordprocessingml/2006/main" w:ilvl="4">
-      <w:start w:val="1"/>
-      <w:numFmt w:val="bullet"/>
-      <w:lvlText w:val=""/>
-      <w:lvlJc w:val="left"/>
-      <w:pPr>
-        <w:ind w:left="3600" w:hanging="360"/>
-      </w:pPr>
-      <w:rPr>
-        <w:rFonts w:hint="default" w:ascii="Wingdings" w:hAnsi="Wingdings"/>
-      </w:rPr>
-    </w:lvl>
-    <w:lvl xmlns:w="http://schemas.openxmlformats.org/wordprocessingml/2006/main" w:ilvl="5">
-      <w:start w:val="1"/>
-      <w:numFmt w:val="bullet"/>
-      <w:lvlText w:val=""/>
-      <w:lvlJc w:val="left"/>
-      <w:pPr>
-        <w:ind w:left="4320" w:hanging="360"/>
-      </w:pPr>
-      <w:rPr>
-        <w:rFonts w:hint="default" w:ascii="Wingdings" w:hAnsi="Wingdings"/>
-      </w:rPr>
-    </w:lvl>
-    <w:lvl xmlns:w="http://schemas.openxmlformats.org/wordprocessingml/2006/main" w:ilvl="6">
-      <w:start w:val="1"/>
-      <w:numFmt w:val="bullet"/>
-      <w:lvlText w:val=""/>
-      <w:lvlJc w:val="left"/>
-      <w:pPr>
-        <w:ind w:left="5040" w:hanging="360"/>
-      </w:pPr>
-      <w:rPr>
-        <w:rFonts w:hint="default" w:ascii="Wingdings" w:hAnsi="Wingdings"/>
-      </w:rPr>
-    </w:lvl>
-    <w:lvl xmlns:w="http://schemas.openxmlformats.org/wordprocessingml/2006/main" w:ilvl="7">
-      <w:start w:val="1"/>
-      <w:numFmt w:val="bullet"/>
-      <w:lvlText w:val=""/>
-      <w:lvlJc w:val="left"/>
-      <w:pPr>
-        <w:ind w:left="5760" w:hanging="360"/>
-      </w:pPr>
-      <w:rPr>
-        <w:rFonts w:hint="default" w:ascii="Wingdings" w:hAnsi="Wingdings"/>
-      </w:rPr>
-    </w:lvl>
-    <w:lvl xmlns:w="http://schemas.openxmlformats.org/wordprocessingml/2006/main" w:ilvl="8">
-      <w:start w:val="1"/>
-      <w:numFmt w:val="bullet"/>
-      <w:lvlText w:val=""/>
-      <w:lvlJc w:val="left"/>
-      <w:pPr>
-        <w:ind w:left="6480" w:hanging="360"/>
-      </w:pPr>
-      <w:rPr>
-        <w:rFonts w:hint="default" w:ascii="Wingdings" w:hAnsi="Wingdings"/>
-      </w:rPr>
-    </w:lvl>
-  </w:abstractNum>
-  <w:abstractNum xmlns:w="http://schemas.openxmlformats.org/wordprocessingml/2006/main" w:abstractNumId="20">
-    <w:nsid w:val="50c52d84"/>
-    <w:multiLevelType xmlns:w="http://schemas.openxmlformats.org/wordprocessingml/2006/main" w:val="hybridMultilevel"/>
-    <w:lvl xmlns:w="http://schemas.openxmlformats.org/wordprocessingml/2006/main" w:ilvl="0">
-      <w:start w:val="1"/>
-      <w:numFmt w:val="bullet"/>
-      <w:lvlText w:val=""/>
-      <w:lvlJc w:val="left"/>
-      <w:pPr>
-        <w:ind w:left="720" w:hanging="360"/>
-      </w:pPr>
-      <w:rPr>
-        <w:rFonts w:hint="default" w:ascii="Wingdings" w:hAnsi="Wingdings"/>
-      </w:rPr>
-    </w:lvl>
-    <w:lvl xmlns:w="http://schemas.openxmlformats.org/wordprocessingml/2006/main" w:ilvl="1">
-      <w:start w:val="1"/>
-      <w:numFmt w:val="bullet"/>
-      <w:lvlText w:val=""/>
-      <w:lvlJc w:val="left"/>
-      <w:pPr>
-        <w:ind w:left="1440" w:hanging="360"/>
-      </w:pPr>
-      <w:rPr>
-        <w:rFonts w:hint="default" w:ascii="Wingdings" w:hAnsi="Wingdings"/>
-      </w:rPr>
-    </w:lvl>
-    <w:lvl xmlns:w="http://schemas.openxmlformats.org/wordprocessingml/2006/main" w:ilvl="2">
-      <w:start w:val="1"/>
-      <w:numFmt w:val="bullet"/>
-      <w:lvlText w:val=""/>
-      <w:lvlJc w:val="left"/>
-      <w:pPr>
-        <w:ind w:left="2160" w:hanging="360"/>
-      </w:pPr>
-      <w:rPr>
-        <w:rFonts w:hint="default" w:ascii="Wingdings" w:hAnsi="Wingdings"/>
-      </w:rPr>
-    </w:lvl>
-    <w:lvl xmlns:w="http://schemas.openxmlformats.org/wordprocessingml/2006/main" w:ilvl="3">
-      <w:start w:val="1"/>
-      <w:numFmt w:val="bullet"/>
-      <w:lvlText w:val=""/>
-      <w:lvlJc w:val="left"/>
-      <w:pPr>
-        <w:ind w:left="2880" w:hanging="360"/>
-      </w:pPr>
-      <w:rPr>
-        <w:rFonts w:hint="default" w:ascii="Wingdings" w:hAnsi="Wingdings"/>
-      </w:rPr>
-    </w:lvl>
-    <w:lvl xmlns:w="http://schemas.openxmlformats.org/wordprocessingml/2006/main" w:ilvl="4">
-      <w:start w:val="1"/>
-      <w:numFmt w:val="bullet"/>
-      <w:lvlText w:val=""/>
-      <w:lvlJc w:val="left"/>
-      <w:pPr>
-        <w:ind w:left="3600" w:hanging="360"/>
-      </w:pPr>
-      <w:rPr>
-        <w:rFonts w:hint="default" w:ascii="Wingdings" w:hAnsi="Wingdings"/>
-      </w:rPr>
-    </w:lvl>
-    <w:lvl xmlns:w="http://schemas.openxmlformats.org/wordprocessingml/2006/main" w:ilvl="5">
-      <w:start w:val="1"/>
-      <w:numFmt w:val="bullet"/>
-      <w:lvlText w:val=""/>
-      <w:lvlJc w:val="left"/>
-      <w:pPr>
-        <w:ind w:left="4320" w:hanging="360"/>
-      </w:pPr>
-      <w:rPr>
-        <w:rFonts w:hint="default" w:ascii="Wingdings" w:hAnsi="Wingdings"/>
-      </w:rPr>
-    </w:lvl>
-    <w:lvl xmlns:w="http://schemas.openxmlformats.org/wordprocessingml/2006/main" w:ilvl="6">
-      <w:start w:val="1"/>
-      <w:numFmt w:val="bullet"/>
-      <w:lvlText w:val=""/>
-      <w:lvlJc w:val="left"/>
-      <w:pPr>
-        <w:ind w:left="5040" w:hanging="360"/>
-      </w:pPr>
-      <w:rPr>
-        <w:rFonts w:hint="default" w:ascii="Wingdings" w:hAnsi="Wingdings"/>
-      </w:rPr>
-    </w:lvl>
-    <w:lvl xmlns:w="http://schemas.openxmlformats.org/wordprocessingml/2006/main" w:ilvl="7">
-      <w:start w:val="1"/>
-      <w:numFmt w:val="bullet"/>
-      <w:lvlText w:val=""/>
-      <w:lvlJc w:val="left"/>
-      <w:pPr>
-        <w:ind w:left="5760" w:hanging="360"/>
-      </w:pPr>
-      <w:rPr>
-        <w:rFonts w:hint="default" w:ascii="Wingdings" w:hAnsi="Wingdings"/>
-      </w:rPr>
-    </w:lvl>
-    <w:lvl xmlns:w="http://schemas.openxmlformats.org/wordprocessingml/2006/main" w:ilvl="8">
-      <w:start w:val="1"/>
-      <w:numFmt w:val="bullet"/>
-      <w:lvlText w:val=""/>
-      <w:lvlJc w:val="left"/>
-      <w:pPr>
-        <w:ind w:left="6480" w:hanging="360"/>
-      </w:pPr>
-      <w:rPr>
-        <w:rFonts w:hint="default" w:ascii="Wingdings" w:hAnsi="Wingdings"/>
-      </w:rPr>
-    </w:lvl>
-  </w:abstractNum>
-  <w:abstractNum xmlns:w="http://schemas.openxmlformats.org/wordprocessingml/2006/main" w:abstractNumId="19">
-    <w:nsid w:val="3700f1cc"/>
-    <w:multiLevelType xmlns:w="http://schemas.openxmlformats.org/wordprocessingml/2006/main" w:val="hybridMultilevel"/>
-    <w:lvl xmlns:w="http://schemas.openxmlformats.org/wordprocessingml/2006/main" w:ilvl="0">
-      <w:start w:val="1"/>
-      <w:numFmt w:val="bullet"/>
-      <w:lvlText w:val=""/>
-      <w:lvlJc w:val="left"/>
-      <w:pPr>
-        <w:ind w:left="720" w:hanging="360"/>
-      </w:pPr>
-      <w:rPr>
-        <w:rFonts w:hint="default" w:ascii="Wingdings" w:hAnsi="Wingdings"/>
-      </w:rPr>
-    </w:lvl>
-    <w:lvl xmlns:w="http://schemas.openxmlformats.org/wordprocessingml/2006/main" w:ilvl="1">
-      <w:start w:val="1"/>
-      <w:numFmt w:val="bullet"/>
-      <w:lvlText w:val=""/>
-      <w:lvlJc w:val="left"/>
-      <w:pPr>
-        <w:ind w:left="1440" w:hanging="360"/>
-      </w:pPr>
-      <w:rPr>
-        <w:rFonts w:hint="default" w:ascii="Wingdings" w:hAnsi="Wingdings"/>
-      </w:rPr>
-    </w:lvl>
-    <w:lvl xmlns:w="http://schemas.openxmlformats.org/wordprocessingml/2006/main" w:ilvl="2">
-      <w:start w:val="1"/>
-      <w:numFmt w:val="bullet"/>
-      <w:lvlText w:val=""/>
-      <w:lvlJc w:val="left"/>
-      <w:pPr>
-        <w:ind w:left="2160" w:hanging="360"/>
-      </w:pPr>
-      <w:rPr>
-        <w:rFonts w:hint="default" w:ascii="Wingdings" w:hAnsi="Wingdings"/>
-      </w:rPr>
-    </w:lvl>
-    <w:lvl xmlns:w="http://schemas.openxmlformats.org/wordprocessingml/2006/main" w:ilvl="3">
-      <w:start w:val="1"/>
-      <w:numFmt w:val="bullet"/>
-      <w:lvlText w:val=""/>
-      <w:lvlJc w:val="left"/>
-      <w:pPr>
-        <w:ind w:left="2880" w:hanging="360"/>
-      </w:pPr>
-      <w:rPr>
-        <w:rFonts w:hint="default" w:ascii="Wingdings" w:hAnsi="Wingdings"/>
-      </w:rPr>
-    </w:lvl>
-    <w:lvl xmlns:w="http://schemas.openxmlformats.org/wordprocessingml/2006/main" w:ilvl="4">
-      <w:start w:val="1"/>
-      <w:numFmt w:val="bullet"/>
-      <w:lvlText w:val=""/>
-      <w:lvlJc w:val="left"/>
-      <w:pPr>
-        <w:ind w:left="3600" w:hanging="360"/>
-      </w:pPr>
-      <w:rPr>
-        <w:rFonts w:hint="default" w:ascii="Wingdings" w:hAnsi="Wingdings"/>
-      </w:rPr>
-    </w:lvl>
-    <w:lvl xmlns:w="http://schemas.openxmlformats.org/wordprocessingml/2006/main" w:ilvl="5">
-      <w:start w:val="1"/>
-      <w:numFmt w:val="bullet"/>
-      <w:lvlText w:val=""/>
-      <w:lvlJc w:val="left"/>
-      <w:pPr>
-        <w:ind w:left="4320" w:hanging="360"/>
-      </w:pPr>
-      <w:rPr>
-        <w:rFonts w:hint="default" w:ascii="Wingdings" w:hAnsi="Wingdings"/>
-      </w:rPr>
-    </w:lvl>
-    <w:lvl xmlns:w="http://schemas.openxmlformats.org/wordprocessingml/2006/main" w:ilvl="6">
-      <w:start w:val="1"/>
-      <w:numFmt w:val="bullet"/>
-      <w:lvlText w:val=""/>
-      <w:lvlJc w:val="left"/>
-      <w:pPr>
-        <w:ind w:left="5040" w:hanging="360"/>
-      </w:pPr>
-      <w:rPr>
-        <w:rFonts w:hint="default" w:ascii="Wingdings" w:hAnsi="Wingdings"/>
-      </w:rPr>
-    </w:lvl>
-    <w:lvl xmlns:w="http://schemas.openxmlformats.org/wordprocessingml/2006/main" w:ilvl="7">
-      <w:start w:val="1"/>
-      <w:numFmt w:val="bullet"/>
-      <w:lvlText w:val=""/>
-      <w:lvlJc w:val="left"/>
-      <w:pPr>
-        <w:ind w:left="5760" w:hanging="360"/>
-      </w:pPr>
-      <w:rPr>
-        <w:rFonts w:hint="default" w:ascii="Wingdings" w:hAnsi="Wingdings"/>
-      </w:rPr>
-    </w:lvl>
-    <w:lvl xmlns:w="http://schemas.openxmlformats.org/wordprocessingml/2006/main" w:ilvl="8">
-      <w:start w:val="1"/>
-      <w:numFmt w:val="bullet"/>
-      <w:lvlText w:val=""/>
-      <w:lvlJc w:val="left"/>
-      <w:pPr>
-        <w:ind w:left="6480" w:hanging="360"/>
-      </w:pPr>
-      <w:rPr>
-        <w:rFonts w:hint="default" w:ascii="Wingdings" w:hAnsi="Wingdings"/>
-      </w:rPr>
-    </w:lvl>
-  </w:abstractNum>
-  <w:abstractNum xmlns:w="http://schemas.openxmlformats.org/wordprocessingml/2006/main" w:abstractNumId="18">
-    <w:nsid w:val="5c6a76a4"/>
-    <w:multiLevelType xmlns:w="http://schemas.openxmlformats.org/wordprocessingml/2006/main" w:val="hybridMultilevel"/>
-    <w:lvl xmlns:w="http://schemas.openxmlformats.org/wordprocessingml/2006/main" w:ilvl="0">
-      <w:start w:val="1"/>
-      <w:numFmt w:val="bullet"/>
-      <w:lvlText w:val=""/>
-      <w:lvlJc w:val="left"/>
-      <w:pPr>
-        <w:ind w:left="720" w:hanging="360"/>
-      </w:pPr>
-      <w:rPr>
-        <w:rFonts w:hint="default" w:ascii="Wingdings" w:hAnsi="Wingdings"/>
-      </w:rPr>
-    </w:lvl>
-    <w:lvl xmlns:w="http://schemas.openxmlformats.org/wordprocessingml/2006/main" w:ilvl="1">
-      <w:start w:val="1"/>
-      <w:numFmt w:val="bullet"/>
-      <w:lvlText w:val=""/>
-      <w:lvlJc w:val="left"/>
-      <w:pPr>
-        <w:ind w:left="1440" w:hanging="360"/>
-      </w:pPr>
-      <w:rPr>
-        <w:rFonts w:hint="default" w:ascii="Wingdings" w:hAnsi="Wingdings"/>
-      </w:rPr>
-    </w:lvl>
-    <w:lvl xmlns:w="http://schemas.openxmlformats.org/wordprocessingml/2006/main" w:ilvl="2">
-      <w:start w:val="1"/>
-      <w:numFmt w:val="bullet"/>
-      <w:lvlText w:val=""/>
-      <w:lvlJc w:val="left"/>
-      <w:pPr>
-        <w:ind w:left="2160" w:hanging="360"/>
-      </w:pPr>
-      <w:rPr>
-        <w:rFonts w:hint="default" w:ascii="Wingdings" w:hAnsi="Wingdings"/>
-      </w:rPr>
-    </w:lvl>
-    <w:lvl xmlns:w="http://schemas.openxmlformats.org/wordprocessingml/2006/main" w:ilvl="3">
-      <w:start w:val="1"/>
-      <w:numFmt w:val="bullet"/>
-      <w:lvlText w:val=""/>
-      <w:lvlJc w:val="left"/>
-      <w:pPr>
-        <w:ind w:left="2880" w:hanging="360"/>
-      </w:pPr>
-      <w:rPr>
-        <w:rFonts w:hint="default" w:ascii="Wingdings" w:hAnsi="Wingdings"/>
-      </w:rPr>
-    </w:lvl>
-    <w:lvl xmlns:w="http://schemas.openxmlformats.org/wordprocessingml/2006/main" w:ilvl="4">
-      <w:start w:val="1"/>
-      <w:numFmt w:val="bullet"/>
-      <w:lvlText w:val=""/>
-      <w:lvlJc w:val="left"/>
-      <w:pPr>
-        <w:ind w:left="3600" w:hanging="360"/>
-      </w:pPr>
-      <w:rPr>
-        <w:rFonts w:hint="default" w:ascii="Wingdings" w:hAnsi="Wingdings"/>
-      </w:rPr>
-    </w:lvl>
-    <w:lvl xmlns:w="http://schemas.openxmlformats.org/wordprocessingml/2006/main" w:ilvl="5">
-      <w:start w:val="1"/>
-      <w:numFmt w:val="bullet"/>
-      <w:lvlText w:val=""/>
-      <w:lvlJc w:val="left"/>
-      <w:pPr>
-        <w:ind w:left="4320" w:hanging="360"/>
-      </w:pPr>
-      <w:rPr>
-        <w:rFonts w:hint="default" w:ascii="Wingdings" w:hAnsi="Wingdings"/>
-      </w:rPr>
-    </w:lvl>
-    <w:lvl xmlns:w="http://schemas.openxmlformats.org/wordprocessingml/2006/main" w:ilvl="6">
-      <w:start w:val="1"/>
-      <w:numFmt w:val="bullet"/>
-      <w:lvlText w:val=""/>
-      <w:lvlJc w:val="left"/>
-      <w:pPr>
-        <w:ind w:left="5040" w:hanging="360"/>
-      </w:pPr>
-      <w:rPr>
-        <w:rFonts w:hint="default" w:ascii="Wingdings" w:hAnsi="Wingdings"/>
-      </w:rPr>
-    </w:lvl>
-    <w:lvl xmlns:w="http://schemas.openxmlformats.org/wordprocessingml/2006/main" w:ilvl="7">
-      <w:start w:val="1"/>
-      <w:numFmt w:val="bullet"/>
-      <w:lvlText w:val=""/>
-      <w:lvlJc w:val="left"/>
-      <w:pPr>
-        <w:ind w:left="5760" w:hanging="360"/>
-      </w:pPr>
-      <w:rPr>
-        <w:rFonts w:hint="default" w:ascii="Wingdings" w:hAnsi="Wingdings"/>
-      </w:rPr>
-    </w:lvl>
-    <w:lvl xmlns:w="http://schemas.openxmlformats.org/wordprocessingml/2006/main" w:ilvl="8">
-      <w:start w:val="1"/>
-      <w:numFmt w:val="bullet"/>
-      <w:lvlText w:val=""/>
-      <w:lvlJc w:val="left"/>
-      <w:pPr>
-        <w:ind w:left="6480" w:hanging="360"/>
-      </w:pPr>
-      <w:rPr>
-        <w:rFonts w:hint="default" w:ascii="Wingdings" w:hAnsi="Wingdings"/>
-      </w:rPr>
-    </w:lvl>
-  </w:abstractNum>
-  <w:abstractNum w:abstractNumId="0" w15:restartNumberingAfterBreak="0">
+  <w:abstractNum w:abstractNumId="1" w15:restartNumberingAfterBreak="0">
     <w:nsid w:val="04C40A54"/>
     <w:multiLevelType w:val="hybridMultilevel"/>
     <w:tmpl w:val="D4D22410"/>
@@ -1740,7 +1207,7 @@
         <w:ind w:left="720" w:hanging="360"/>
       </w:pPr>
       <w:rPr>
-        <w:rFonts w:hint="default" w:ascii="Symbol" w:hAnsi="Symbol"/>
+        <w:rFonts w:ascii="Symbol" w:hAnsi="Symbol" w:hint="default"/>
       </w:rPr>
     </w:lvl>
     <w:lvl w:ilvl="1" w:tplc="04130003" w:tentative="1">
@@ -1752,7 +1219,7 @@
         <w:ind w:left="1440" w:hanging="360"/>
       </w:pPr>
       <w:rPr>
-        <w:rFonts w:hint="default" w:ascii="Courier New" w:hAnsi="Courier New" w:cs="Courier New"/>
+        <w:rFonts w:ascii="Courier New" w:hAnsi="Courier New" w:cs="Courier New" w:hint="default"/>
       </w:rPr>
     </w:lvl>
     <w:lvl w:ilvl="2" w:tplc="04130005" w:tentative="1">
@@ -1764,7 +1231,7 @@
         <w:ind w:left="2160" w:hanging="360"/>
       </w:pPr>
       <w:rPr>
-        <w:rFonts w:hint="default" w:ascii="Wingdings" w:hAnsi="Wingdings"/>
+        <w:rFonts w:ascii="Wingdings" w:hAnsi="Wingdings" w:hint="default"/>
       </w:rPr>
     </w:lvl>
     <w:lvl w:ilvl="3" w:tplc="04130001" w:tentative="1">
@@ -1776,7 +1243,7 @@
         <w:ind w:left="2880" w:hanging="360"/>
       </w:pPr>
       <w:rPr>
-        <w:rFonts w:hint="default" w:ascii="Symbol" w:hAnsi="Symbol"/>
+        <w:rFonts w:ascii="Symbol" w:hAnsi="Symbol" w:hint="default"/>
       </w:rPr>
     </w:lvl>
     <w:lvl w:ilvl="4" w:tplc="04130003" w:tentative="1">
@@ -1788,7 +1255,7 @@
         <w:ind w:left="3600" w:hanging="360"/>
       </w:pPr>
       <w:rPr>
-        <w:rFonts w:hint="default" w:ascii="Courier New" w:hAnsi="Courier New" w:cs="Courier New"/>
+        <w:rFonts w:ascii="Courier New" w:hAnsi="Courier New" w:cs="Courier New" w:hint="default"/>
       </w:rPr>
     </w:lvl>
     <w:lvl w:ilvl="5" w:tplc="04130005" w:tentative="1">
@@ -1800,7 +1267,7 @@
         <w:ind w:left="4320" w:hanging="360"/>
       </w:pPr>
       <w:rPr>
-        <w:rFonts w:hint="default" w:ascii="Wingdings" w:hAnsi="Wingdings"/>
+        <w:rFonts w:ascii="Wingdings" w:hAnsi="Wingdings" w:hint="default"/>
       </w:rPr>
     </w:lvl>
     <w:lvl w:ilvl="6" w:tplc="04130001" w:tentative="1">
@@ -1812,7 +1279,7 @@
         <w:ind w:left="5040" w:hanging="360"/>
       </w:pPr>
       <w:rPr>
-        <w:rFonts w:hint="default" w:ascii="Symbol" w:hAnsi="Symbol"/>
+        <w:rFonts w:ascii="Symbol" w:hAnsi="Symbol" w:hint="default"/>
       </w:rPr>
     </w:lvl>
     <w:lvl w:ilvl="7" w:tplc="04130003" w:tentative="1">
@@ -1824,7 +1291,7 @@
         <w:ind w:left="5760" w:hanging="360"/>
       </w:pPr>
       <w:rPr>
-        <w:rFonts w:hint="default" w:ascii="Courier New" w:hAnsi="Courier New" w:cs="Courier New"/>
+        <w:rFonts w:ascii="Courier New" w:hAnsi="Courier New" w:cs="Courier New" w:hint="default"/>
       </w:rPr>
     </w:lvl>
     <w:lvl w:ilvl="8" w:tplc="04130005" w:tentative="1">
@@ -1836,11 +1303,11 @@
         <w:ind w:left="6480" w:hanging="360"/>
       </w:pPr>
       <w:rPr>
-        <w:rFonts w:hint="default" w:ascii="Wingdings" w:hAnsi="Wingdings"/>
+        <w:rFonts w:ascii="Wingdings" w:hAnsi="Wingdings" w:hint="default"/>
       </w:rPr>
     </w:lvl>
   </w:abstractNum>
-  <w:abstractNum w:abstractNumId="1" w15:restartNumberingAfterBreak="0">
+  <w:abstractNum w:abstractNumId="2" w15:restartNumberingAfterBreak="0">
     <w:nsid w:val="0570536C"/>
     <w:multiLevelType w:val="hybridMultilevel"/>
     <w:tmpl w:val="EB386FD2"/>
@@ -1853,7 +1320,7 @@
         <w:ind w:left="1068" w:hanging="360"/>
       </w:pPr>
       <w:rPr>
-        <w:rFonts w:hint="default" w:ascii="Aptos" w:hAnsi="Aptos" w:eastAsiaTheme="minorHAnsi" w:cstheme="minorBidi"/>
+        <w:rFonts w:ascii="Aptos" w:eastAsiaTheme="minorHAnsi" w:hAnsi="Aptos" w:cstheme="minorBidi" w:hint="default"/>
       </w:rPr>
     </w:lvl>
     <w:lvl w:ilvl="1" w:tplc="FFFFFFFF">
@@ -1865,7 +1332,7 @@
         <w:ind w:left="1788" w:hanging="360"/>
       </w:pPr>
       <w:rPr>
-        <w:rFonts w:hint="default" w:ascii="Courier New" w:hAnsi="Courier New" w:cs="Courier New"/>
+        <w:rFonts w:ascii="Courier New" w:hAnsi="Courier New" w:cs="Courier New" w:hint="default"/>
       </w:rPr>
     </w:lvl>
     <w:lvl w:ilvl="2" w:tplc="FFFFFFFF" w:tentative="1">
@@ -1877,7 +1344,7 @@
         <w:ind w:left="2508" w:hanging="360"/>
       </w:pPr>
       <w:rPr>
-        <w:rFonts w:hint="default" w:ascii="Wingdings" w:hAnsi="Wingdings"/>
+        <w:rFonts w:ascii="Wingdings" w:hAnsi="Wingdings" w:hint="default"/>
       </w:rPr>
     </w:lvl>
     <w:lvl w:ilvl="3" w:tplc="FFFFFFFF" w:tentative="1">
@@ -1889,7 +1356,7 @@
         <w:ind w:left="3228" w:hanging="360"/>
       </w:pPr>
       <w:rPr>
-        <w:rFonts w:hint="default" w:ascii="Symbol" w:hAnsi="Symbol"/>
+        <w:rFonts w:ascii="Symbol" w:hAnsi="Symbol" w:hint="default"/>
       </w:rPr>
     </w:lvl>
     <w:lvl w:ilvl="4" w:tplc="FFFFFFFF" w:tentative="1">
@@ -1901,7 +1368,7 @@
         <w:ind w:left="3948" w:hanging="360"/>
       </w:pPr>
       <w:rPr>
-        <w:rFonts w:hint="default" w:ascii="Courier New" w:hAnsi="Courier New" w:cs="Courier New"/>
+        <w:rFonts w:ascii="Courier New" w:hAnsi="Courier New" w:cs="Courier New" w:hint="default"/>
       </w:rPr>
     </w:lvl>
     <w:lvl w:ilvl="5" w:tplc="FFFFFFFF" w:tentative="1">
@@ -1913,7 +1380,7 @@
         <w:ind w:left="4668" w:hanging="360"/>
       </w:pPr>
       <w:rPr>
-        <w:rFonts w:hint="default" w:ascii="Wingdings" w:hAnsi="Wingdings"/>
+        <w:rFonts w:ascii="Wingdings" w:hAnsi="Wingdings" w:hint="default"/>
       </w:rPr>
     </w:lvl>
     <w:lvl w:ilvl="6" w:tplc="FFFFFFFF" w:tentative="1">
@@ -1925,7 +1392,7 @@
         <w:ind w:left="5388" w:hanging="360"/>
       </w:pPr>
       <w:rPr>
-        <w:rFonts w:hint="default" w:ascii="Symbol" w:hAnsi="Symbol"/>
+        <w:rFonts w:ascii="Symbol" w:hAnsi="Symbol" w:hint="default"/>
       </w:rPr>
     </w:lvl>
     <w:lvl w:ilvl="7" w:tplc="FFFFFFFF" w:tentative="1">
@@ -1937,7 +1404,7 @@
         <w:ind w:left="6108" w:hanging="360"/>
       </w:pPr>
       <w:rPr>
-        <w:rFonts w:hint="default" w:ascii="Courier New" w:hAnsi="Courier New" w:cs="Courier New"/>
+        <w:rFonts w:ascii="Courier New" w:hAnsi="Courier New" w:cs="Courier New" w:hint="default"/>
       </w:rPr>
     </w:lvl>
     <w:lvl w:ilvl="8" w:tplc="FFFFFFFF" w:tentative="1">
@@ -1949,11 +1416,11 @@
         <w:ind w:left="6828" w:hanging="360"/>
       </w:pPr>
       <w:rPr>
-        <w:rFonts w:hint="default" w:ascii="Wingdings" w:hAnsi="Wingdings"/>
+        <w:rFonts w:ascii="Wingdings" w:hAnsi="Wingdings" w:hint="default"/>
       </w:rPr>
     </w:lvl>
   </w:abstractNum>
-  <w:abstractNum w:abstractNumId="2" w15:restartNumberingAfterBreak="0">
+  <w:abstractNum w:abstractNumId="3" w15:restartNumberingAfterBreak="0">
     <w:nsid w:val="0D2D1EE6"/>
     <w:multiLevelType w:val="hybridMultilevel"/>
     <w:tmpl w:val="5BF896DC"/>
@@ -1966,7 +1433,7 @@
         <w:ind w:left="720" w:hanging="360"/>
       </w:pPr>
       <w:rPr>
-        <w:rFonts w:hint="default" w:ascii="Aptos" w:hAnsi="Aptos" w:eastAsiaTheme="minorHAnsi" w:cstheme="minorBidi"/>
+        <w:rFonts w:ascii="Aptos" w:eastAsiaTheme="minorHAnsi" w:hAnsi="Aptos" w:cstheme="minorBidi" w:hint="default"/>
       </w:rPr>
     </w:lvl>
     <w:lvl w:ilvl="1" w:tplc="FFFFFFFF">
@@ -1978,7 +1445,7 @@
         <w:ind w:left="1440" w:hanging="360"/>
       </w:pPr>
       <w:rPr>
-        <w:rFonts w:hint="default" w:ascii="Courier New" w:hAnsi="Courier New" w:cs="Courier New"/>
+        <w:rFonts w:ascii="Courier New" w:hAnsi="Courier New" w:cs="Courier New" w:hint="default"/>
       </w:rPr>
     </w:lvl>
     <w:lvl w:ilvl="2" w:tplc="FFFFFFFF" w:tentative="1">
@@ -1990,7 +1457,7 @@
         <w:ind w:left="2160" w:hanging="360"/>
       </w:pPr>
       <w:rPr>
-        <w:rFonts w:hint="default" w:ascii="Wingdings" w:hAnsi="Wingdings"/>
+        <w:rFonts w:ascii="Wingdings" w:hAnsi="Wingdings" w:hint="default"/>
       </w:rPr>
     </w:lvl>
     <w:lvl w:ilvl="3" w:tplc="FFFFFFFF" w:tentative="1">
@@ -2002,7 +1469,7 @@
         <w:ind w:left="2880" w:hanging="360"/>
       </w:pPr>
       <w:rPr>
-        <w:rFonts w:hint="default" w:ascii="Symbol" w:hAnsi="Symbol"/>
+        <w:rFonts w:ascii="Symbol" w:hAnsi="Symbol" w:hint="default"/>
       </w:rPr>
     </w:lvl>
     <w:lvl w:ilvl="4" w:tplc="FFFFFFFF" w:tentative="1">
@@ -2014,7 +1481,7 @@
         <w:ind w:left="3600" w:hanging="360"/>
       </w:pPr>
       <w:rPr>
-        <w:rFonts w:hint="default" w:ascii="Courier New" w:hAnsi="Courier New" w:cs="Courier New"/>
+        <w:rFonts w:ascii="Courier New" w:hAnsi="Courier New" w:cs="Courier New" w:hint="default"/>
       </w:rPr>
     </w:lvl>
     <w:lvl w:ilvl="5" w:tplc="FFFFFFFF" w:tentative="1">
@@ -2026,7 +1493,7 @@
         <w:ind w:left="4320" w:hanging="360"/>
       </w:pPr>
       <w:rPr>
-        <w:rFonts w:hint="default" w:ascii="Wingdings" w:hAnsi="Wingdings"/>
+        <w:rFonts w:ascii="Wingdings" w:hAnsi="Wingdings" w:hint="default"/>
       </w:rPr>
     </w:lvl>
     <w:lvl w:ilvl="6" w:tplc="FFFFFFFF" w:tentative="1">
@@ -2038,7 +1505,7 @@
         <w:ind w:left="5040" w:hanging="360"/>
       </w:pPr>
       <w:rPr>
-        <w:rFonts w:hint="default" w:ascii="Symbol" w:hAnsi="Symbol"/>
+        <w:rFonts w:ascii="Symbol" w:hAnsi="Symbol" w:hint="default"/>
       </w:rPr>
     </w:lvl>
     <w:lvl w:ilvl="7" w:tplc="FFFFFFFF" w:tentative="1">
@@ -2050,7 +1517,7 @@
         <w:ind w:left="5760" w:hanging="360"/>
       </w:pPr>
       <w:rPr>
-        <w:rFonts w:hint="default" w:ascii="Courier New" w:hAnsi="Courier New" w:cs="Courier New"/>
+        <w:rFonts w:ascii="Courier New" w:hAnsi="Courier New" w:cs="Courier New" w:hint="default"/>
       </w:rPr>
     </w:lvl>
     <w:lvl w:ilvl="8" w:tplc="FFFFFFFF" w:tentative="1">
@@ -2062,11 +1529,11 @@
         <w:ind w:left="6480" w:hanging="360"/>
       </w:pPr>
       <w:rPr>
-        <w:rFonts w:hint="default" w:ascii="Wingdings" w:hAnsi="Wingdings"/>
+        <w:rFonts w:ascii="Wingdings" w:hAnsi="Wingdings" w:hint="default"/>
       </w:rPr>
     </w:lvl>
   </w:abstractNum>
-  <w:abstractNum w:abstractNumId="3" w15:restartNumberingAfterBreak="0">
+  <w:abstractNum w:abstractNumId="4" w15:restartNumberingAfterBreak="0">
     <w:nsid w:val="21223FAF"/>
     <w:multiLevelType w:val="multilevel"/>
     <w:tmpl w:val="9E6ABFA6"/>
@@ -2082,7 +1549,7 @@
         <w:ind w:left="720" w:hanging="360"/>
       </w:pPr>
       <w:rPr>
-        <w:rFonts w:hint="default" w:ascii="Aptos" w:hAnsi="Aptos" w:eastAsiaTheme="minorHAnsi" w:cstheme="minorBidi"/>
+        <w:rFonts w:ascii="Aptos" w:eastAsiaTheme="minorHAnsi" w:hAnsi="Aptos" w:cstheme="minorBidi" w:hint="default"/>
         <w:sz w:val="20"/>
       </w:rPr>
     </w:lvl>
@@ -2098,7 +1565,7 @@
         <w:ind w:left="1440" w:hanging="360"/>
       </w:pPr>
       <w:rPr>
-        <w:rFonts w:hint="default" w:ascii="Courier New" w:hAnsi="Courier New"/>
+        <w:rFonts w:ascii="Courier New" w:hAnsi="Courier New" w:hint="default"/>
         <w:sz w:val="20"/>
       </w:rPr>
     </w:lvl>
@@ -2110,7 +1577,7 @@
         <w:ind w:left="2160" w:hanging="360"/>
       </w:pPr>
       <w:rPr>
-        <w:rFonts w:hint="default" w:ascii="Aptos" w:hAnsi="Aptos" w:eastAsiaTheme="minorHAnsi" w:cstheme="minorBidi"/>
+        <w:rFonts w:ascii="Aptos" w:eastAsiaTheme="minorHAnsi" w:hAnsi="Aptos" w:cstheme="minorBidi" w:hint="default"/>
       </w:rPr>
     </w:lvl>
     <w:lvl w:ilvl="3" w:tentative="1">
@@ -2125,7 +1592,7 @@
         <w:ind w:left="2880" w:hanging="360"/>
       </w:pPr>
       <w:rPr>
-        <w:rFonts w:hint="default" w:ascii="Wingdings" w:hAnsi="Wingdings"/>
+        <w:rFonts w:ascii="Wingdings" w:hAnsi="Wingdings" w:hint="default"/>
         <w:sz w:val="20"/>
       </w:rPr>
     </w:lvl>
@@ -2141,7 +1608,7 @@
         <w:ind w:left="3600" w:hanging="360"/>
       </w:pPr>
       <w:rPr>
-        <w:rFonts w:hint="default" w:ascii="Wingdings" w:hAnsi="Wingdings"/>
+        <w:rFonts w:ascii="Wingdings" w:hAnsi="Wingdings" w:hint="default"/>
         <w:sz w:val="20"/>
       </w:rPr>
     </w:lvl>
@@ -2157,7 +1624,7 @@
         <w:ind w:left="4320" w:hanging="360"/>
       </w:pPr>
       <w:rPr>
-        <w:rFonts w:hint="default" w:ascii="Wingdings" w:hAnsi="Wingdings"/>
+        <w:rFonts w:ascii="Wingdings" w:hAnsi="Wingdings" w:hint="default"/>
         <w:sz w:val="20"/>
       </w:rPr>
     </w:lvl>
@@ -2173,7 +1640,7 @@
         <w:ind w:left="5040" w:hanging="360"/>
       </w:pPr>
       <w:rPr>
-        <w:rFonts w:hint="default" w:ascii="Wingdings" w:hAnsi="Wingdings"/>
+        <w:rFonts w:ascii="Wingdings" w:hAnsi="Wingdings" w:hint="default"/>
         <w:sz w:val="20"/>
       </w:rPr>
     </w:lvl>
@@ -2189,7 +1656,7 @@
         <w:ind w:left="5760" w:hanging="360"/>
       </w:pPr>
       <w:rPr>
-        <w:rFonts w:hint="default" w:ascii="Wingdings" w:hAnsi="Wingdings"/>
+        <w:rFonts w:ascii="Wingdings" w:hAnsi="Wingdings" w:hint="default"/>
         <w:sz w:val="20"/>
       </w:rPr>
     </w:lvl>
@@ -2205,12 +1672,12 @@
         <w:ind w:left="6480" w:hanging="360"/>
       </w:pPr>
       <w:rPr>
-        <w:rFonts w:hint="default" w:ascii="Wingdings" w:hAnsi="Wingdings"/>
+        <w:rFonts w:ascii="Wingdings" w:hAnsi="Wingdings" w:hint="default"/>
         <w:sz w:val="20"/>
       </w:rPr>
     </w:lvl>
   </w:abstractNum>
-  <w:abstractNum w:abstractNumId="4" w15:restartNumberingAfterBreak="0">
+  <w:abstractNum w:abstractNumId="5" w15:restartNumberingAfterBreak="0">
     <w:nsid w:val="24910736"/>
     <w:multiLevelType w:val="multilevel"/>
     <w:tmpl w:val="FA042686"/>
@@ -2226,7 +1693,7 @@
         <w:ind w:left="720" w:hanging="360"/>
       </w:pPr>
       <w:rPr>
-        <w:rFonts w:hint="default" w:ascii="Symbol" w:hAnsi="Symbol"/>
+        <w:rFonts w:ascii="Symbol" w:hAnsi="Symbol" w:hint="default"/>
         <w:sz w:val="20"/>
       </w:rPr>
     </w:lvl>
@@ -2242,7 +1709,7 @@
         <w:ind w:left="1440" w:hanging="360"/>
       </w:pPr>
       <w:rPr>
-        <w:rFonts w:hint="default" w:ascii="Courier New" w:hAnsi="Courier New"/>
+        <w:rFonts w:ascii="Courier New" w:hAnsi="Courier New" w:hint="default"/>
         <w:sz w:val="20"/>
       </w:rPr>
     </w:lvl>
@@ -2254,7 +1721,7 @@
         <w:ind w:left="2160" w:hanging="360"/>
       </w:pPr>
       <w:rPr>
-        <w:rFonts w:hint="default" w:ascii="Aptos" w:hAnsi="Aptos" w:eastAsiaTheme="minorHAnsi" w:cstheme="minorBidi"/>
+        <w:rFonts w:ascii="Aptos" w:eastAsiaTheme="minorHAnsi" w:hAnsi="Aptos" w:cstheme="minorBidi" w:hint="default"/>
       </w:rPr>
     </w:lvl>
     <w:lvl w:ilvl="3" w:tentative="1">
@@ -2269,7 +1736,7 @@
         <w:ind w:left="2880" w:hanging="360"/>
       </w:pPr>
       <w:rPr>
-        <w:rFonts w:hint="default" w:ascii="Wingdings" w:hAnsi="Wingdings"/>
+        <w:rFonts w:ascii="Wingdings" w:hAnsi="Wingdings" w:hint="default"/>
         <w:sz w:val="20"/>
       </w:rPr>
     </w:lvl>
@@ -2285,7 +1752,7 @@
         <w:ind w:left="3600" w:hanging="360"/>
       </w:pPr>
       <w:rPr>
-        <w:rFonts w:hint="default" w:ascii="Wingdings" w:hAnsi="Wingdings"/>
+        <w:rFonts w:ascii="Wingdings" w:hAnsi="Wingdings" w:hint="default"/>
         <w:sz w:val="20"/>
       </w:rPr>
     </w:lvl>
@@ -2301,7 +1768,7 @@
         <w:ind w:left="4320" w:hanging="360"/>
       </w:pPr>
       <w:rPr>
-        <w:rFonts w:hint="default" w:ascii="Wingdings" w:hAnsi="Wingdings"/>
+        <w:rFonts w:ascii="Wingdings" w:hAnsi="Wingdings" w:hint="default"/>
         <w:sz w:val="20"/>
       </w:rPr>
     </w:lvl>
@@ -2317,7 +1784,7 @@
         <w:ind w:left="5040" w:hanging="360"/>
       </w:pPr>
       <w:rPr>
-        <w:rFonts w:hint="default" w:ascii="Wingdings" w:hAnsi="Wingdings"/>
+        <w:rFonts w:ascii="Wingdings" w:hAnsi="Wingdings" w:hint="default"/>
         <w:sz w:val="20"/>
       </w:rPr>
     </w:lvl>
@@ -2333,7 +1800,7 @@
         <w:ind w:left="5760" w:hanging="360"/>
       </w:pPr>
       <w:rPr>
-        <w:rFonts w:hint="default" w:ascii="Wingdings" w:hAnsi="Wingdings"/>
+        <w:rFonts w:ascii="Wingdings" w:hAnsi="Wingdings" w:hint="default"/>
         <w:sz w:val="20"/>
       </w:rPr>
     </w:lvl>
@@ -2349,12 +1816,12 @@
         <w:ind w:left="6480" w:hanging="360"/>
       </w:pPr>
       <w:rPr>
-        <w:rFonts w:hint="default" w:ascii="Wingdings" w:hAnsi="Wingdings"/>
+        <w:rFonts w:ascii="Wingdings" w:hAnsi="Wingdings" w:hint="default"/>
         <w:sz w:val="20"/>
       </w:rPr>
     </w:lvl>
   </w:abstractNum>
-  <w:abstractNum w:abstractNumId="5" w15:restartNumberingAfterBreak="0">
+  <w:abstractNum w:abstractNumId="6" w15:restartNumberingAfterBreak="0">
     <w:nsid w:val="2A4857C3"/>
     <w:multiLevelType w:val="hybridMultilevel"/>
     <w:tmpl w:val="CF64E948"/>
@@ -2367,7 +1834,7 @@
         <w:ind w:left="1068" w:hanging="360"/>
       </w:pPr>
       <w:rPr>
-        <w:rFonts w:hint="default" w:ascii="Aptos" w:hAnsi="Aptos" w:eastAsiaTheme="minorHAnsi" w:cstheme="minorBidi"/>
+        <w:rFonts w:ascii="Aptos" w:eastAsiaTheme="minorHAnsi" w:hAnsi="Aptos" w:cstheme="minorBidi" w:hint="default"/>
       </w:rPr>
     </w:lvl>
     <w:lvl w:ilvl="1" w:tplc="FFFFFFFF">
@@ -2379,7 +1846,7 @@
         <w:ind w:left="1788" w:hanging="360"/>
       </w:pPr>
       <w:rPr>
-        <w:rFonts w:hint="default" w:ascii="Courier New" w:hAnsi="Courier New" w:cs="Courier New"/>
+        <w:rFonts w:ascii="Courier New" w:hAnsi="Courier New" w:cs="Courier New" w:hint="default"/>
       </w:rPr>
     </w:lvl>
     <w:lvl w:ilvl="2" w:tplc="FFFFFFFF" w:tentative="1">
@@ -2391,7 +1858,7 @@
         <w:ind w:left="2508" w:hanging="360"/>
       </w:pPr>
       <w:rPr>
-        <w:rFonts w:hint="default" w:ascii="Wingdings" w:hAnsi="Wingdings"/>
+        <w:rFonts w:ascii="Wingdings" w:hAnsi="Wingdings" w:hint="default"/>
       </w:rPr>
     </w:lvl>
     <w:lvl w:ilvl="3" w:tplc="FFFFFFFF" w:tentative="1">
@@ -2403,7 +1870,7 @@
         <w:ind w:left="3228" w:hanging="360"/>
       </w:pPr>
       <w:rPr>
-        <w:rFonts w:hint="default" w:ascii="Symbol" w:hAnsi="Symbol"/>
+        <w:rFonts w:ascii="Symbol" w:hAnsi="Symbol" w:hint="default"/>
       </w:rPr>
     </w:lvl>
     <w:lvl w:ilvl="4" w:tplc="FFFFFFFF" w:tentative="1">
@@ -2415,7 +1882,7 @@
         <w:ind w:left="3948" w:hanging="360"/>
       </w:pPr>
       <w:rPr>
-        <w:rFonts w:hint="default" w:ascii="Courier New" w:hAnsi="Courier New" w:cs="Courier New"/>
+        <w:rFonts w:ascii="Courier New" w:hAnsi="Courier New" w:cs="Courier New" w:hint="default"/>
       </w:rPr>
     </w:lvl>
     <w:lvl w:ilvl="5" w:tplc="FFFFFFFF" w:tentative="1">
@@ -2427,7 +1894,7 @@
         <w:ind w:left="4668" w:hanging="360"/>
       </w:pPr>
       <w:rPr>
-        <w:rFonts w:hint="default" w:ascii="Wingdings" w:hAnsi="Wingdings"/>
+        <w:rFonts w:ascii="Wingdings" w:hAnsi="Wingdings" w:hint="default"/>
       </w:rPr>
     </w:lvl>
     <w:lvl w:ilvl="6" w:tplc="FFFFFFFF" w:tentative="1">
@@ -2439,7 +1906,7 @@
         <w:ind w:left="5388" w:hanging="360"/>
       </w:pPr>
       <w:rPr>
-        <w:rFonts w:hint="default" w:ascii="Symbol" w:hAnsi="Symbol"/>
+        <w:rFonts w:ascii="Symbol" w:hAnsi="Symbol" w:hint="default"/>
       </w:rPr>
     </w:lvl>
     <w:lvl w:ilvl="7" w:tplc="FFFFFFFF" w:tentative="1">
@@ -2451,7 +1918,7 @@
         <w:ind w:left="6108" w:hanging="360"/>
       </w:pPr>
       <w:rPr>
-        <w:rFonts w:hint="default" w:ascii="Courier New" w:hAnsi="Courier New" w:cs="Courier New"/>
+        <w:rFonts w:ascii="Courier New" w:hAnsi="Courier New" w:cs="Courier New" w:hint="default"/>
       </w:rPr>
     </w:lvl>
     <w:lvl w:ilvl="8" w:tplc="FFFFFFFF" w:tentative="1">
@@ -2463,11 +1930,11 @@
         <w:ind w:left="6828" w:hanging="360"/>
       </w:pPr>
       <w:rPr>
-        <w:rFonts w:hint="default" w:ascii="Wingdings" w:hAnsi="Wingdings"/>
+        <w:rFonts w:ascii="Wingdings" w:hAnsi="Wingdings" w:hint="default"/>
       </w:rPr>
     </w:lvl>
   </w:abstractNum>
-  <w:abstractNum w:abstractNumId="6" w15:restartNumberingAfterBreak="0">
+  <w:abstractNum w:abstractNumId="7" w15:restartNumberingAfterBreak="0">
     <w:nsid w:val="2EBA4115"/>
     <w:multiLevelType w:val="hybridMultilevel"/>
     <w:tmpl w:val="36F007BC"/>
@@ -2480,7 +1947,7 @@
         <w:ind w:left="360" w:hanging="360"/>
       </w:pPr>
       <w:rPr>
-        <w:rFonts w:hint="default" w:ascii="Courier New" w:hAnsi="Courier New" w:cs="Courier New"/>
+        <w:rFonts w:ascii="Courier New" w:hAnsi="Courier New" w:cs="Courier New" w:hint="default"/>
       </w:rPr>
     </w:lvl>
     <w:lvl w:ilvl="1" w:tplc="FFFFFFFF">
@@ -2492,7 +1959,7 @@
         <w:ind w:left="1080" w:hanging="360"/>
       </w:pPr>
       <w:rPr>
-        <w:rFonts w:hint="default" w:ascii="Courier New" w:hAnsi="Courier New" w:cs="Courier New"/>
+        <w:rFonts w:ascii="Courier New" w:hAnsi="Courier New" w:cs="Courier New" w:hint="default"/>
       </w:rPr>
     </w:lvl>
     <w:lvl w:ilvl="2" w:tplc="FFFFFFFF" w:tentative="1">
@@ -2504,7 +1971,7 @@
         <w:ind w:left="1800" w:hanging="360"/>
       </w:pPr>
       <w:rPr>
-        <w:rFonts w:hint="default" w:ascii="Wingdings" w:hAnsi="Wingdings"/>
+        <w:rFonts w:ascii="Wingdings" w:hAnsi="Wingdings" w:hint="default"/>
       </w:rPr>
     </w:lvl>
     <w:lvl w:ilvl="3" w:tplc="FFFFFFFF" w:tentative="1">
@@ -2516,7 +1983,7 @@
         <w:ind w:left="2520" w:hanging="360"/>
       </w:pPr>
       <w:rPr>
-        <w:rFonts w:hint="default" w:ascii="Symbol" w:hAnsi="Symbol"/>
+        <w:rFonts w:ascii="Symbol" w:hAnsi="Symbol" w:hint="default"/>
       </w:rPr>
     </w:lvl>
     <w:lvl w:ilvl="4" w:tplc="FFFFFFFF" w:tentative="1">
@@ -2528,7 +1995,7 @@
         <w:ind w:left="3240" w:hanging="360"/>
       </w:pPr>
       <w:rPr>
-        <w:rFonts w:hint="default" w:ascii="Courier New" w:hAnsi="Courier New" w:cs="Courier New"/>
+        <w:rFonts w:ascii="Courier New" w:hAnsi="Courier New" w:cs="Courier New" w:hint="default"/>
       </w:rPr>
     </w:lvl>
     <w:lvl w:ilvl="5" w:tplc="FFFFFFFF" w:tentative="1">
@@ -2540,7 +2007,7 @@
         <w:ind w:left="3960" w:hanging="360"/>
       </w:pPr>
       <w:rPr>
-        <w:rFonts w:hint="default" w:ascii="Wingdings" w:hAnsi="Wingdings"/>
+        <w:rFonts w:ascii="Wingdings" w:hAnsi="Wingdings" w:hint="default"/>
       </w:rPr>
     </w:lvl>
     <w:lvl w:ilvl="6" w:tplc="FFFFFFFF" w:tentative="1">
@@ -2552,7 +2019,7 @@
         <w:ind w:left="4680" w:hanging="360"/>
       </w:pPr>
       <w:rPr>
-        <w:rFonts w:hint="default" w:ascii="Symbol" w:hAnsi="Symbol"/>
+        <w:rFonts w:ascii="Symbol" w:hAnsi="Symbol" w:hint="default"/>
       </w:rPr>
     </w:lvl>
     <w:lvl w:ilvl="7" w:tplc="FFFFFFFF" w:tentative="1">
@@ -2564,7 +2031,7 @@
         <w:ind w:left="5400" w:hanging="360"/>
       </w:pPr>
       <w:rPr>
-        <w:rFonts w:hint="default" w:ascii="Courier New" w:hAnsi="Courier New" w:cs="Courier New"/>
+        <w:rFonts w:ascii="Courier New" w:hAnsi="Courier New" w:cs="Courier New" w:hint="default"/>
       </w:rPr>
     </w:lvl>
     <w:lvl w:ilvl="8" w:tplc="FFFFFFFF" w:tentative="1">
@@ -2576,11 +2043,124 @@
         <w:ind w:left="6120" w:hanging="360"/>
       </w:pPr>
       <w:rPr>
-        <w:rFonts w:hint="default" w:ascii="Wingdings" w:hAnsi="Wingdings"/>
+        <w:rFonts w:ascii="Wingdings" w:hAnsi="Wingdings" w:hint="default"/>
       </w:rPr>
     </w:lvl>
   </w:abstractNum>
-  <w:abstractNum w:abstractNumId="7" w15:restartNumberingAfterBreak="0">
+  <w:abstractNum w:abstractNumId="8" w15:restartNumberingAfterBreak="0">
+    <w:nsid w:val="2FCCFE06"/>
+    <w:multiLevelType w:val="hybridMultilevel"/>
+    <w:tmpl w:val="9738C558"/>
+    <w:lvl w:ilvl="0" w:tplc="3960A3AC">
+      <w:start w:val="1"/>
+      <w:numFmt w:val="bullet"/>
+      <w:lvlText w:val=""/>
+      <w:lvlJc w:val="left"/>
+      <w:pPr>
+        <w:ind w:left="720" w:hanging="360"/>
+      </w:pPr>
+      <w:rPr>
+        <w:rFonts w:ascii="Wingdings" w:hAnsi="Wingdings" w:hint="default"/>
+      </w:rPr>
+    </w:lvl>
+    <w:lvl w:ilvl="1" w:tplc="A98E30AA">
+      <w:start w:val="1"/>
+      <w:numFmt w:val="bullet"/>
+      <w:lvlText w:val=""/>
+      <w:lvlJc w:val="left"/>
+      <w:pPr>
+        <w:ind w:left="1440" w:hanging="360"/>
+      </w:pPr>
+      <w:rPr>
+        <w:rFonts w:ascii="Wingdings" w:hAnsi="Wingdings" w:hint="default"/>
+      </w:rPr>
+    </w:lvl>
+    <w:lvl w:ilvl="2" w:tplc="42B8097A">
+      <w:start w:val="1"/>
+      <w:numFmt w:val="bullet"/>
+      <w:lvlText w:val=""/>
+      <w:lvlJc w:val="left"/>
+      <w:pPr>
+        <w:ind w:left="2160" w:hanging="360"/>
+      </w:pPr>
+      <w:rPr>
+        <w:rFonts w:ascii="Wingdings" w:hAnsi="Wingdings" w:hint="default"/>
+      </w:rPr>
+    </w:lvl>
+    <w:lvl w:ilvl="3" w:tplc="EA8CA1F6">
+      <w:start w:val="1"/>
+      <w:numFmt w:val="bullet"/>
+      <w:lvlText w:val=""/>
+      <w:lvlJc w:val="left"/>
+      <w:pPr>
+        <w:ind w:left="2880" w:hanging="360"/>
+      </w:pPr>
+      <w:rPr>
+        <w:rFonts w:ascii="Wingdings" w:hAnsi="Wingdings" w:hint="default"/>
+      </w:rPr>
+    </w:lvl>
+    <w:lvl w:ilvl="4" w:tplc="D9D20B4C">
+      <w:start w:val="1"/>
+      <w:numFmt w:val="bullet"/>
+      <w:lvlText w:val=""/>
+      <w:lvlJc w:val="left"/>
+      <w:pPr>
+        <w:ind w:left="3600" w:hanging="360"/>
+      </w:pPr>
+      <w:rPr>
+        <w:rFonts w:ascii="Wingdings" w:hAnsi="Wingdings" w:hint="default"/>
+      </w:rPr>
+    </w:lvl>
+    <w:lvl w:ilvl="5" w:tplc="BA1EAC66">
+      <w:start w:val="1"/>
+      <w:numFmt w:val="bullet"/>
+      <w:lvlText w:val=""/>
+      <w:lvlJc w:val="left"/>
+      <w:pPr>
+        <w:ind w:left="4320" w:hanging="360"/>
+      </w:pPr>
+      <w:rPr>
+        <w:rFonts w:ascii="Wingdings" w:hAnsi="Wingdings" w:hint="default"/>
+      </w:rPr>
+    </w:lvl>
+    <w:lvl w:ilvl="6" w:tplc="46047F92">
+      <w:start w:val="1"/>
+      <w:numFmt w:val="bullet"/>
+      <w:lvlText w:val=""/>
+      <w:lvlJc w:val="left"/>
+      <w:pPr>
+        <w:ind w:left="5040" w:hanging="360"/>
+      </w:pPr>
+      <w:rPr>
+        <w:rFonts w:ascii="Wingdings" w:hAnsi="Wingdings" w:hint="default"/>
+      </w:rPr>
+    </w:lvl>
+    <w:lvl w:ilvl="7" w:tplc="A4D2898C">
+      <w:start w:val="1"/>
+      <w:numFmt w:val="bullet"/>
+      <w:lvlText w:val=""/>
+      <w:lvlJc w:val="left"/>
+      <w:pPr>
+        <w:ind w:left="5760" w:hanging="360"/>
+      </w:pPr>
+      <w:rPr>
+        <w:rFonts w:ascii="Wingdings" w:hAnsi="Wingdings" w:hint="default"/>
+      </w:rPr>
+    </w:lvl>
+    <w:lvl w:ilvl="8" w:tplc="4636E73A">
+      <w:start w:val="1"/>
+      <w:numFmt w:val="bullet"/>
+      <w:lvlText w:val=""/>
+      <w:lvlJc w:val="left"/>
+      <w:pPr>
+        <w:ind w:left="6480" w:hanging="360"/>
+      </w:pPr>
+      <w:rPr>
+        <w:rFonts w:ascii="Wingdings" w:hAnsi="Wingdings" w:hint="default"/>
+      </w:rPr>
+    </w:lvl>
+  </w:abstractNum>
+  <w:abstractNum w:abstractNumId="9" w15:restartNumberingAfterBreak="0">
     <w:nsid w:val="36E76E0D"/>
     <w:multiLevelType w:val="hybridMultilevel"/>
     <w:tmpl w:val="627E1480"/>
@@ -2593,7 +2173,7 @@
         <w:ind w:left="720" w:hanging="360"/>
       </w:pPr>
       <w:rPr>
-        <w:rFonts w:hint="default" w:ascii="Aptos" w:hAnsi="Aptos" w:eastAsiaTheme="minorHAnsi" w:cstheme="minorBidi"/>
+        <w:rFonts w:ascii="Aptos" w:eastAsiaTheme="minorHAnsi" w:hAnsi="Aptos" w:cstheme="minorBidi" w:hint="default"/>
       </w:rPr>
     </w:lvl>
     <w:lvl w:ilvl="1" w:tplc="04130003">
@@ -2605,7 +2185,7 @@
         <w:ind w:left="1440" w:hanging="360"/>
       </w:pPr>
       <w:rPr>
-        <w:rFonts w:hint="default" w:ascii="Courier New" w:hAnsi="Courier New" w:cs="Courier New"/>
+        <w:rFonts w:ascii="Courier New" w:hAnsi="Courier New" w:cs="Courier New" w:hint="default"/>
       </w:rPr>
     </w:lvl>
     <w:lvl w:ilvl="2" w:tplc="04130005" w:tentative="1">
@@ -2617,7 +2197,7 @@
         <w:ind w:left="2160" w:hanging="360"/>
       </w:pPr>
       <w:rPr>
-        <w:rFonts w:hint="default" w:ascii="Wingdings" w:hAnsi="Wingdings"/>
+        <w:rFonts w:ascii="Wingdings" w:hAnsi="Wingdings" w:hint="default"/>
       </w:rPr>
     </w:lvl>
     <w:lvl w:ilvl="3" w:tplc="04130001" w:tentative="1">
@@ -2629,7 +2209,7 @@
         <w:ind w:left="2880" w:hanging="360"/>
       </w:pPr>
       <w:rPr>
-        <w:rFonts w:hint="default" w:ascii="Symbol" w:hAnsi="Symbol"/>
+        <w:rFonts w:ascii="Symbol" w:hAnsi="Symbol" w:hint="default"/>
       </w:rPr>
     </w:lvl>
     <w:lvl w:ilvl="4" w:tplc="04130003" w:tentative="1">
@@ -2641,7 +2221,7 @@
         <w:ind w:left="3600" w:hanging="360"/>
       </w:pPr>
       <w:rPr>
-        <w:rFonts w:hint="default" w:ascii="Courier New" w:hAnsi="Courier New" w:cs="Courier New"/>
+        <w:rFonts w:ascii="Courier New" w:hAnsi="Courier New" w:cs="Courier New" w:hint="default"/>
       </w:rPr>
     </w:lvl>
     <w:lvl w:ilvl="5" w:tplc="04130005" w:tentative="1">
@@ -2653,7 +2233,7 @@
         <w:ind w:left="4320" w:hanging="360"/>
       </w:pPr>
       <w:rPr>
-        <w:rFonts w:hint="default" w:ascii="Wingdings" w:hAnsi="Wingdings"/>
+        <w:rFonts w:ascii="Wingdings" w:hAnsi="Wingdings" w:hint="default"/>
       </w:rPr>
     </w:lvl>
     <w:lvl w:ilvl="6" w:tplc="04130001" w:tentative="1">
@@ -2665,7 +2245,7 @@
         <w:ind w:left="5040" w:hanging="360"/>
       </w:pPr>
       <w:rPr>
-        <w:rFonts w:hint="default" w:ascii="Symbol" w:hAnsi="Symbol"/>
+        <w:rFonts w:ascii="Symbol" w:hAnsi="Symbol" w:hint="default"/>
       </w:rPr>
     </w:lvl>
     <w:lvl w:ilvl="7" w:tplc="04130003" w:tentative="1">
@@ -2677,7 +2257,7 @@
         <w:ind w:left="5760" w:hanging="360"/>
       </w:pPr>
       <w:rPr>
-        <w:rFonts w:hint="default" w:ascii="Courier New" w:hAnsi="Courier New" w:cs="Courier New"/>
+        <w:rFonts w:ascii="Courier New" w:hAnsi="Courier New" w:cs="Courier New" w:hint="default"/>
       </w:rPr>
     </w:lvl>
     <w:lvl w:ilvl="8" w:tplc="04130005" w:tentative="1">
@@ -2689,11 +2269,124 @@
         <w:ind w:left="6480" w:hanging="360"/>
       </w:pPr>
       <w:rPr>
-        <w:rFonts w:hint="default" w:ascii="Wingdings" w:hAnsi="Wingdings"/>
+        <w:rFonts w:ascii="Wingdings" w:hAnsi="Wingdings" w:hint="default"/>
       </w:rPr>
     </w:lvl>
   </w:abstractNum>
-  <w:abstractNum w:abstractNumId="8" w15:restartNumberingAfterBreak="0">
+  <w:abstractNum w:abstractNumId="10" w15:restartNumberingAfterBreak="0">
+    <w:nsid w:val="3700F1CC"/>
+    <w:multiLevelType w:val="hybridMultilevel"/>
+    <w:tmpl w:val="FE083932"/>
+    <w:lvl w:ilvl="0" w:tplc="809C4B28">
+      <w:start w:val="1"/>
+      <w:numFmt w:val="bullet"/>
+      <w:lvlText w:val=""/>
+      <w:lvlJc w:val="left"/>
+      <w:pPr>
+        <w:ind w:left="720" w:hanging="360"/>
+      </w:pPr>
+      <w:rPr>
+        <w:rFonts w:ascii="Wingdings" w:hAnsi="Wingdings" w:hint="default"/>
+      </w:rPr>
+    </w:lvl>
+    <w:lvl w:ilvl="1" w:tplc="A64C250C">
+      <w:start w:val="1"/>
+      <w:numFmt w:val="bullet"/>
+      <w:lvlText w:val=""/>
+      <w:lvlJc w:val="left"/>
+      <w:pPr>
+        <w:ind w:left="1440" w:hanging="360"/>
+      </w:pPr>
+      <w:rPr>
+        <w:rFonts w:ascii="Wingdings" w:hAnsi="Wingdings" w:hint="default"/>
+      </w:rPr>
+    </w:lvl>
+    <w:lvl w:ilvl="2" w:tplc="926822CA">
+      <w:start w:val="1"/>
+      <w:numFmt w:val="bullet"/>
+      <w:lvlText w:val=""/>
+      <w:lvlJc w:val="left"/>
+      <w:pPr>
+        <w:ind w:left="2160" w:hanging="360"/>
+      </w:pPr>
+      <w:rPr>
+        <w:rFonts w:ascii="Wingdings" w:hAnsi="Wingdings" w:hint="default"/>
+      </w:rPr>
+    </w:lvl>
+    <w:lvl w:ilvl="3" w:tplc="E6001DBC">
+      <w:start w:val="1"/>
+      <w:numFmt w:val="bullet"/>
+      <w:lvlText w:val=""/>
+      <w:lvlJc w:val="left"/>
+      <w:pPr>
+        <w:ind w:left="2880" w:hanging="360"/>
+      </w:pPr>
+      <w:rPr>
+        <w:rFonts w:ascii="Wingdings" w:hAnsi="Wingdings" w:hint="default"/>
+      </w:rPr>
+    </w:lvl>
+    <w:lvl w:ilvl="4" w:tplc="18D87C3A">
+      <w:start w:val="1"/>
+      <w:numFmt w:val="bullet"/>
+      <w:lvlText w:val=""/>
+      <w:lvlJc w:val="left"/>
+      <w:pPr>
+        <w:ind w:left="3600" w:hanging="360"/>
+      </w:pPr>
+      <w:rPr>
+        <w:rFonts w:ascii="Wingdings" w:hAnsi="Wingdings" w:hint="default"/>
+      </w:rPr>
+    </w:lvl>
+    <w:lvl w:ilvl="5" w:tplc="3A368B50">
+      <w:start w:val="1"/>
+      <w:numFmt w:val="bullet"/>
+      <w:lvlText w:val=""/>
+      <w:lvlJc w:val="left"/>
+      <w:pPr>
+        <w:ind w:left="4320" w:hanging="360"/>
+      </w:pPr>
+      <w:rPr>
+        <w:rFonts w:ascii="Wingdings" w:hAnsi="Wingdings" w:hint="default"/>
+      </w:rPr>
+    </w:lvl>
+    <w:lvl w:ilvl="6" w:tplc="1E146892">
+      <w:start w:val="1"/>
+      <w:numFmt w:val="bullet"/>
+      <w:lvlText w:val=""/>
+      <w:lvlJc w:val="left"/>
+      <w:pPr>
+        <w:ind w:left="5040" w:hanging="360"/>
+      </w:pPr>
+      <w:rPr>
+        <w:rFonts w:ascii="Wingdings" w:hAnsi="Wingdings" w:hint="default"/>
+      </w:rPr>
+    </w:lvl>
+    <w:lvl w:ilvl="7" w:tplc="150E28E6">
+      <w:start w:val="1"/>
+      <w:numFmt w:val="bullet"/>
+      <w:lvlText w:val=""/>
+      <w:lvlJc w:val="left"/>
+      <w:pPr>
+        <w:ind w:left="5760" w:hanging="360"/>
+      </w:pPr>
+      <w:rPr>
+        <w:rFonts w:ascii="Wingdings" w:hAnsi="Wingdings" w:hint="default"/>
+      </w:rPr>
+    </w:lvl>
+    <w:lvl w:ilvl="8" w:tplc="81DC6CBA">
+      <w:start w:val="1"/>
+      <w:numFmt w:val="bullet"/>
+      <w:lvlText w:val=""/>
+      <w:lvlJc w:val="left"/>
+      <w:pPr>
+        <w:ind w:left="6480" w:hanging="360"/>
+      </w:pPr>
+      <w:rPr>
+        <w:rFonts w:ascii="Wingdings" w:hAnsi="Wingdings" w:hint="default"/>
+      </w:rPr>
+    </w:lvl>
+  </w:abstractNum>
+  <w:abstractNum w:abstractNumId="11" w15:restartNumberingAfterBreak="0">
     <w:nsid w:val="38CC319F"/>
     <w:multiLevelType w:val="hybridMultilevel"/>
     <w:tmpl w:val="84CAA2C8"/>
@@ -2706,7 +2399,7 @@
         <w:ind w:left="720" w:hanging="360"/>
       </w:pPr>
       <w:rPr>
-        <w:rFonts w:hint="default" w:ascii="Aptos" w:hAnsi="Aptos" w:eastAsiaTheme="minorHAnsi" w:cstheme="minorBidi"/>
+        <w:rFonts w:ascii="Aptos" w:eastAsiaTheme="minorHAnsi" w:hAnsi="Aptos" w:cstheme="minorBidi" w:hint="default"/>
       </w:rPr>
     </w:lvl>
     <w:lvl w:ilvl="1" w:tplc="FFFFFFFF">
@@ -2718,7 +2411,7 @@
         <w:ind w:left="1440" w:hanging="360"/>
       </w:pPr>
       <w:rPr>
-        <w:rFonts w:hint="default" w:ascii="Courier New" w:hAnsi="Courier New" w:cs="Courier New"/>
+        <w:rFonts w:ascii="Courier New" w:hAnsi="Courier New" w:cs="Courier New" w:hint="default"/>
       </w:rPr>
     </w:lvl>
     <w:lvl w:ilvl="2" w:tplc="FFFFFFFF" w:tentative="1">
@@ -2730,7 +2423,7 @@
         <w:ind w:left="2160" w:hanging="360"/>
       </w:pPr>
       <w:rPr>
-        <w:rFonts w:hint="default" w:ascii="Wingdings" w:hAnsi="Wingdings"/>
+        <w:rFonts w:ascii="Wingdings" w:hAnsi="Wingdings" w:hint="default"/>
       </w:rPr>
     </w:lvl>
     <w:lvl w:ilvl="3" w:tplc="FFFFFFFF" w:tentative="1">
@@ -2742,7 +2435,7 @@
         <w:ind w:left="2880" w:hanging="360"/>
       </w:pPr>
       <w:rPr>
-        <w:rFonts w:hint="default" w:ascii="Symbol" w:hAnsi="Symbol"/>
+        <w:rFonts w:ascii="Symbol" w:hAnsi="Symbol" w:hint="default"/>
       </w:rPr>
     </w:lvl>
     <w:lvl w:ilvl="4" w:tplc="FFFFFFFF" w:tentative="1">
@@ -2754,7 +2447,7 @@
         <w:ind w:left="3600" w:hanging="360"/>
       </w:pPr>
       <w:rPr>
-        <w:rFonts w:hint="default" w:ascii="Courier New" w:hAnsi="Courier New" w:cs="Courier New"/>
+        <w:rFonts w:ascii="Courier New" w:hAnsi="Courier New" w:cs="Courier New" w:hint="default"/>
       </w:rPr>
     </w:lvl>
     <w:lvl w:ilvl="5" w:tplc="FFFFFFFF" w:tentative="1">
@@ -2766,7 +2459,7 @@
         <w:ind w:left="4320" w:hanging="360"/>
       </w:pPr>
       <w:rPr>
-        <w:rFonts w:hint="default" w:ascii="Wingdings" w:hAnsi="Wingdings"/>
+        <w:rFonts w:ascii="Wingdings" w:hAnsi="Wingdings" w:hint="default"/>
       </w:rPr>
     </w:lvl>
     <w:lvl w:ilvl="6" w:tplc="FFFFFFFF" w:tentative="1">
@@ -2778,7 +2471,7 @@
         <w:ind w:left="5040" w:hanging="360"/>
       </w:pPr>
       <w:rPr>
-        <w:rFonts w:hint="default" w:ascii="Symbol" w:hAnsi="Symbol"/>
+        <w:rFonts w:ascii="Symbol" w:hAnsi="Symbol" w:hint="default"/>
       </w:rPr>
     </w:lvl>
     <w:lvl w:ilvl="7" w:tplc="FFFFFFFF" w:tentative="1">
@@ -2790,7 +2483,7 @@
         <w:ind w:left="5760" w:hanging="360"/>
       </w:pPr>
       <w:rPr>
-        <w:rFonts w:hint="default" w:ascii="Courier New" w:hAnsi="Courier New" w:cs="Courier New"/>
+        <w:rFonts w:ascii="Courier New" w:hAnsi="Courier New" w:cs="Courier New" w:hint="default"/>
       </w:rPr>
     </w:lvl>
     <w:lvl w:ilvl="8" w:tplc="FFFFFFFF" w:tentative="1">
@@ -2802,11 +2495,11 @@
         <w:ind w:left="6480" w:hanging="360"/>
       </w:pPr>
       <w:rPr>
-        <w:rFonts w:hint="default" w:ascii="Wingdings" w:hAnsi="Wingdings"/>
+        <w:rFonts w:ascii="Wingdings" w:hAnsi="Wingdings" w:hint="default"/>
       </w:rPr>
     </w:lvl>
   </w:abstractNum>
-  <w:abstractNum w:abstractNumId="9" w15:restartNumberingAfterBreak="0">
+  <w:abstractNum w:abstractNumId="12" w15:restartNumberingAfterBreak="0">
     <w:nsid w:val="44B757E6"/>
     <w:multiLevelType w:val="multilevel"/>
     <w:tmpl w:val="973A2890"/>
@@ -2822,7 +2515,7 @@
         <w:ind w:left="720" w:hanging="360"/>
       </w:pPr>
       <w:rPr>
-        <w:rFonts w:hint="default" w:ascii="Symbol" w:hAnsi="Symbol"/>
+        <w:rFonts w:ascii="Symbol" w:hAnsi="Symbol" w:hint="default"/>
         <w:sz w:val="20"/>
       </w:rPr>
     </w:lvl>
@@ -2838,7 +2531,7 @@
         <w:ind w:left="1440" w:hanging="360"/>
       </w:pPr>
       <w:rPr>
-        <w:rFonts w:hint="default" w:ascii="Courier New" w:hAnsi="Courier New"/>
+        <w:rFonts w:ascii="Courier New" w:hAnsi="Courier New" w:hint="default"/>
         <w:sz w:val="20"/>
       </w:rPr>
     </w:lvl>
@@ -2854,7 +2547,7 @@
         <w:ind w:left="2160" w:hanging="360"/>
       </w:pPr>
       <w:rPr>
-        <w:rFonts w:hint="default" w:ascii="Wingdings" w:hAnsi="Wingdings"/>
+        <w:rFonts w:ascii="Wingdings" w:hAnsi="Wingdings" w:hint="default"/>
         <w:sz w:val="20"/>
       </w:rPr>
     </w:lvl>
@@ -2870,7 +2563,7 @@
         <w:ind w:left="2880" w:hanging="360"/>
       </w:pPr>
       <w:rPr>
-        <w:rFonts w:hint="default" w:ascii="Wingdings" w:hAnsi="Wingdings"/>
+        <w:rFonts w:ascii="Wingdings" w:hAnsi="Wingdings" w:hint="default"/>
         <w:sz w:val="20"/>
       </w:rPr>
     </w:lvl>
@@ -2886,7 +2579,7 @@
         <w:ind w:left="3600" w:hanging="360"/>
       </w:pPr>
       <w:rPr>
-        <w:rFonts w:hint="default" w:ascii="Wingdings" w:hAnsi="Wingdings"/>
+        <w:rFonts w:ascii="Wingdings" w:hAnsi="Wingdings" w:hint="default"/>
         <w:sz w:val="20"/>
       </w:rPr>
     </w:lvl>
@@ -2902,7 +2595,7 @@
         <w:ind w:left="4320" w:hanging="360"/>
       </w:pPr>
       <w:rPr>
-        <w:rFonts w:hint="default" w:ascii="Wingdings" w:hAnsi="Wingdings"/>
+        <w:rFonts w:ascii="Wingdings" w:hAnsi="Wingdings" w:hint="default"/>
         <w:sz w:val="20"/>
       </w:rPr>
     </w:lvl>
@@ -2918,7 +2611,7 @@
         <w:ind w:left="5040" w:hanging="360"/>
       </w:pPr>
       <w:rPr>
-        <w:rFonts w:hint="default" w:ascii="Wingdings" w:hAnsi="Wingdings"/>
+        <w:rFonts w:ascii="Wingdings" w:hAnsi="Wingdings" w:hint="default"/>
         <w:sz w:val="20"/>
       </w:rPr>
     </w:lvl>
@@ -2934,7 +2627,7 @@
         <w:ind w:left="5760" w:hanging="360"/>
       </w:pPr>
       <w:rPr>
-        <w:rFonts w:hint="default" w:ascii="Wingdings" w:hAnsi="Wingdings"/>
+        <w:rFonts w:ascii="Wingdings" w:hAnsi="Wingdings" w:hint="default"/>
         <w:sz w:val="20"/>
       </w:rPr>
     </w:lvl>
@@ -2950,12 +2643,12 @@
         <w:ind w:left="6480" w:hanging="360"/>
       </w:pPr>
       <w:rPr>
-        <w:rFonts w:hint="default" w:ascii="Wingdings" w:hAnsi="Wingdings"/>
+        <w:rFonts w:ascii="Wingdings" w:hAnsi="Wingdings" w:hint="default"/>
         <w:sz w:val="20"/>
       </w:rPr>
     </w:lvl>
   </w:abstractNum>
-  <w:abstractNum w:abstractNumId="10" w15:restartNumberingAfterBreak="0">
+  <w:abstractNum w:abstractNumId="13" w15:restartNumberingAfterBreak="0">
     <w:nsid w:val="4F9967AD"/>
     <w:multiLevelType w:val="hybridMultilevel"/>
     <w:tmpl w:val="2CD2C0DC"/>
@@ -2968,7 +2661,7 @@
         <w:ind w:left="1068" w:hanging="360"/>
       </w:pPr>
       <w:rPr>
-        <w:rFonts w:hint="default" w:ascii="Symbol" w:hAnsi="Symbol"/>
+        <w:rFonts w:ascii="Symbol" w:hAnsi="Symbol" w:hint="default"/>
       </w:rPr>
     </w:lvl>
     <w:lvl w:ilvl="1" w:tplc="04130003" w:tentative="1">
@@ -2980,7 +2673,7 @@
         <w:ind w:left="1788" w:hanging="360"/>
       </w:pPr>
       <w:rPr>
-        <w:rFonts w:hint="default" w:ascii="Courier New" w:hAnsi="Courier New" w:cs="Courier New"/>
+        <w:rFonts w:ascii="Courier New" w:hAnsi="Courier New" w:cs="Courier New" w:hint="default"/>
       </w:rPr>
     </w:lvl>
     <w:lvl w:ilvl="2" w:tplc="04130005" w:tentative="1">
@@ -2992,7 +2685,7 @@
         <w:ind w:left="2508" w:hanging="360"/>
       </w:pPr>
       <w:rPr>
-        <w:rFonts w:hint="default" w:ascii="Wingdings" w:hAnsi="Wingdings"/>
+        <w:rFonts w:ascii="Wingdings" w:hAnsi="Wingdings" w:hint="default"/>
       </w:rPr>
     </w:lvl>
     <w:lvl w:ilvl="3" w:tplc="04130001" w:tentative="1">
@@ -3004,7 +2697,7 @@
         <w:ind w:left="3228" w:hanging="360"/>
       </w:pPr>
       <w:rPr>
-        <w:rFonts w:hint="default" w:ascii="Symbol" w:hAnsi="Symbol"/>
+        <w:rFonts w:ascii="Symbol" w:hAnsi="Symbol" w:hint="default"/>
       </w:rPr>
     </w:lvl>
     <w:lvl w:ilvl="4" w:tplc="04130003" w:tentative="1">
@@ -3016,7 +2709,7 @@
         <w:ind w:left="3948" w:hanging="360"/>
       </w:pPr>
       <w:rPr>
-        <w:rFonts w:hint="default" w:ascii="Courier New" w:hAnsi="Courier New" w:cs="Courier New"/>
+        <w:rFonts w:ascii="Courier New" w:hAnsi="Courier New" w:cs="Courier New" w:hint="default"/>
       </w:rPr>
     </w:lvl>
     <w:lvl w:ilvl="5" w:tplc="04130005" w:tentative="1">
@@ -3028,7 +2721,7 @@
         <w:ind w:left="4668" w:hanging="360"/>
       </w:pPr>
       <w:rPr>
-        <w:rFonts w:hint="default" w:ascii="Wingdings" w:hAnsi="Wingdings"/>
+        <w:rFonts w:ascii="Wingdings" w:hAnsi="Wingdings" w:hint="default"/>
       </w:rPr>
     </w:lvl>
     <w:lvl w:ilvl="6" w:tplc="04130001" w:tentative="1">
@@ -3040,7 +2733,7 @@
         <w:ind w:left="5388" w:hanging="360"/>
       </w:pPr>
       <w:rPr>
-        <w:rFonts w:hint="default" w:ascii="Symbol" w:hAnsi="Symbol"/>
+        <w:rFonts w:ascii="Symbol" w:hAnsi="Symbol" w:hint="default"/>
       </w:rPr>
     </w:lvl>
     <w:lvl w:ilvl="7" w:tplc="04130003" w:tentative="1">
@@ -3052,7 +2745,7 @@
         <w:ind w:left="6108" w:hanging="360"/>
       </w:pPr>
       <w:rPr>
-        <w:rFonts w:hint="default" w:ascii="Courier New" w:hAnsi="Courier New" w:cs="Courier New"/>
+        <w:rFonts w:ascii="Courier New" w:hAnsi="Courier New" w:cs="Courier New" w:hint="default"/>
       </w:rPr>
     </w:lvl>
     <w:lvl w:ilvl="8" w:tplc="04130005" w:tentative="1">
@@ -3064,11 +2757,237 @@
         <w:ind w:left="6828" w:hanging="360"/>
       </w:pPr>
       <w:rPr>
-        <w:rFonts w:hint="default" w:ascii="Wingdings" w:hAnsi="Wingdings"/>
+        <w:rFonts w:ascii="Wingdings" w:hAnsi="Wingdings" w:hint="default"/>
       </w:rPr>
     </w:lvl>
   </w:abstractNum>
-  <w:abstractNum w:abstractNumId="11" w15:restartNumberingAfterBreak="0">
+  <w:abstractNum w:abstractNumId="14" w15:restartNumberingAfterBreak="0">
+    <w:nsid w:val="50C52D84"/>
+    <w:multiLevelType w:val="hybridMultilevel"/>
+    <w:tmpl w:val="374A6DA2"/>
+    <w:lvl w:ilvl="0" w:tplc="7CF8B6EA">
+      <w:start w:val="1"/>
+      <w:numFmt w:val="bullet"/>
+      <w:lvlText w:val=""/>
+      <w:lvlJc w:val="left"/>
+      <w:pPr>
+        <w:ind w:left="720" w:hanging="360"/>
+      </w:pPr>
+      <w:rPr>
+        <w:rFonts w:ascii="Wingdings" w:hAnsi="Wingdings" w:hint="default"/>
+      </w:rPr>
+    </w:lvl>
+    <w:lvl w:ilvl="1" w:tplc="A4FE146A">
+      <w:start w:val="1"/>
+      <w:numFmt w:val="bullet"/>
+      <w:lvlText w:val=""/>
+      <w:lvlJc w:val="left"/>
+      <w:pPr>
+        <w:ind w:left="1440" w:hanging="360"/>
+      </w:pPr>
+      <w:rPr>
+        <w:rFonts w:ascii="Wingdings" w:hAnsi="Wingdings" w:hint="default"/>
+      </w:rPr>
+    </w:lvl>
+    <w:lvl w:ilvl="2" w:tplc="808C080C">
+      <w:start w:val="1"/>
+      <w:numFmt w:val="bullet"/>
+      <w:lvlText w:val=""/>
+      <w:lvlJc w:val="left"/>
+      <w:pPr>
+        <w:ind w:left="2160" w:hanging="360"/>
+      </w:pPr>
+      <w:rPr>
+        <w:rFonts w:ascii="Wingdings" w:hAnsi="Wingdings" w:hint="default"/>
+      </w:rPr>
+    </w:lvl>
+    <w:lvl w:ilvl="3" w:tplc="0D026EE8">
+      <w:start w:val="1"/>
+      <w:numFmt w:val="bullet"/>
+      <w:lvlText w:val=""/>
+      <w:lvlJc w:val="left"/>
+      <w:pPr>
+        <w:ind w:left="2880" w:hanging="360"/>
+      </w:pPr>
+      <w:rPr>
+        <w:rFonts w:ascii="Wingdings" w:hAnsi="Wingdings" w:hint="default"/>
+      </w:rPr>
+    </w:lvl>
+    <w:lvl w:ilvl="4" w:tplc="4F503FEA">
+      <w:start w:val="1"/>
+      <w:numFmt w:val="bullet"/>
+      <w:lvlText w:val=""/>
+      <w:lvlJc w:val="left"/>
+      <w:pPr>
+        <w:ind w:left="3600" w:hanging="360"/>
+      </w:pPr>
+      <w:rPr>
+        <w:rFonts w:ascii="Wingdings" w:hAnsi="Wingdings" w:hint="default"/>
+      </w:rPr>
+    </w:lvl>
+    <w:lvl w:ilvl="5" w:tplc="6F22E0CE">
+      <w:start w:val="1"/>
+      <w:numFmt w:val="bullet"/>
+      <w:lvlText w:val=""/>
+      <w:lvlJc w:val="left"/>
+      <w:pPr>
+        <w:ind w:left="4320" w:hanging="360"/>
+      </w:pPr>
+      <w:rPr>
+        <w:rFonts w:ascii="Wingdings" w:hAnsi="Wingdings" w:hint="default"/>
+      </w:rPr>
+    </w:lvl>
+    <w:lvl w:ilvl="6" w:tplc="F30E03DE">
+      <w:start w:val="1"/>
+      <w:numFmt w:val="bullet"/>
+      <w:lvlText w:val=""/>
+      <w:lvlJc w:val="left"/>
+      <w:pPr>
+        <w:ind w:left="5040" w:hanging="360"/>
+      </w:pPr>
+      <w:rPr>
+        <w:rFonts w:ascii="Wingdings" w:hAnsi="Wingdings" w:hint="default"/>
+      </w:rPr>
+    </w:lvl>
+    <w:lvl w:ilvl="7" w:tplc="CD70EC8E">
+      <w:start w:val="1"/>
+      <w:numFmt w:val="bullet"/>
+      <w:lvlText w:val=""/>
+      <w:lvlJc w:val="left"/>
+      <w:pPr>
+        <w:ind w:left="5760" w:hanging="360"/>
+      </w:pPr>
+      <w:rPr>
+        <w:rFonts w:ascii="Wingdings" w:hAnsi="Wingdings" w:hint="default"/>
+      </w:rPr>
+    </w:lvl>
+    <w:lvl w:ilvl="8" w:tplc="A3B27720">
+      <w:start w:val="1"/>
+      <w:numFmt w:val="bullet"/>
+      <w:lvlText w:val=""/>
+      <w:lvlJc w:val="left"/>
+      <w:pPr>
+        <w:ind w:left="6480" w:hanging="360"/>
+      </w:pPr>
+      <w:rPr>
+        <w:rFonts w:ascii="Wingdings" w:hAnsi="Wingdings" w:hint="default"/>
+      </w:rPr>
+    </w:lvl>
+  </w:abstractNum>
+  <w:abstractNum w:abstractNumId="15" w15:restartNumberingAfterBreak="0">
+    <w:nsid w:val="5C6A76A4"/>
+    <w:multiLevelType w:val="hybridMultilevel"/>
+    <w:tmpl w:val="6CDE0678"/>
+    <w:lvl w:ilvl="0" w:tplc="9C969ADE">
+      <w:start w:val="1"/>
+      <w:numFmt w:val="bullet"/>
+      <w:lvlText w:val=""/>
+      <w:lvlJc w:val="left"/>
+      <w:pPr>
+        <w:ind w:left="720" w:hanging="360"/>
+      </w:pPr>
+      <w:rPr>
+        <w:rFonts w:ascii="Wingdings" w:hAnsi="Wingdings" w:hint="default"/>
+      </w:rPr>
+    </w:lvl>
+    <w:lvl w:ilvl="1" w:tplc="E3FE2F6C">
+      <w:start w:val="1"/>
+      <w:numFmt w:val="bullet"/>
+      <w:lvlText w:val=""/>
+      <w:lvlJc w:val="left"/>
+      <w:pPr>
+        <w:ind w:left="1440" w:hanging="360"/>
+      </w:pPr>
+      <w:rPr>
+        <w:rFonts w:ascii="Wingdings" w:hAnsi="Wingdings" w:hint="default"/>
+      </w:rPr>
+    </w:lvl>
+    <w:lvl w:ilvl="2" w:tplc="8FCACED2">
+      <w:start w:val="1"/>
+      <w:numFmt w:val="bullet"/>
+      <w:lvlText w:val=""/>
+      <w:lvlJc w:val="left"/>
+      <w:pPr>
+        <w:ind w:left="2160" w:hanging="360"/>
+      </w:pPr>
+      <w:rPr>
+        <w:rFonts w:ascii="Wingdings" w:hAnsi="Wingdings" w:hint="default"/>
+      </w:rPr>
+    </w:lvl>
+    <w:lvl w:ilvl="3" w:tplc="0B3C6912">
+      <w:start w:val="1"/>
+      <w:numFmt w:val="bullet"/>
+      <w:lvlText w:val=""/>
+      <w:lvlJc w:val="left"/>
+      <w:pPr>
+        <w:ind w:left="2880" w:hanging="360"/>
+      </w:pPr>
+      <w:rPr>
+        <w:rFonts w:ascii="Wingdings" w:hAnsi="Wingdings" w:hint="default"/>
+      </w:rPr>
+    </w:lvl>
+    <w:lvl w:ilvl="4" w:tplc="6ADA9084">
+      <w:start w:val="1"/>
+      <w:numFmt w:val="bullet"/>
+      <w:lvlText w:val=""/>
+      <w:lvlJc w:val="left"/>
+      <w:pPr>
+        <w:ind w:left="3600" w:hanging="360"/>
+      </w:pPr>
+      <w:rPr>
+        <w:rFonts w:ascii="Wingdings" w:hAnsi="Wingdings" w:hint="default"/>
+      </w:rPr>
+    </w:lvl>
+    <w:lvl w:ilvl="5" w:tplc="9A6C8DBA">
+      <w:start w:val="1"/>
+      <w:numFmt w:val="bullet"/>
+      <w:lvlText w:val=""/>
+      <w:lvlJc w:val="left"/>
+      <w:pPr>
+        <w:ind w:left="4320" w:hanging="360"/>
+      </w:pPr>
+      <w:rPr>
+        <w:rFonts w:ascii="Wingdings" w:hAnsi="Wingdings" w:hint="default"/>
+      </w:rPr>
+    </w:lvl>
+    <w:lvl w:ilvl="6" w:tplc="8AE4F648">
+      <w:start w:val="1"/>
+      <w:numFmt w:val="bullet"/>
+      <w:lvlText w:val=""/>
+      <w:lvlJc w:val="left"/>
+      <w:pPr>
+        <w:ind w:left="5040" w:hanging="360"/>
+      </w:pPr>
+      <w:rPr>
+        <w:rFonts w:ascii="Wingdings" w:hAnsi="Wingdings" w:hint="default"/>
+      </w:rPr>
+    </w:lvl>
+    <w:lvl w:ilvl="7" w:tplc="E8082946">
+      <w:start w:val="1"/>
+      <w:numFmt w:val="bullet"/>
+      <w:lvlText w:val=""/>
+      <w:lvlJc w:val="left"/>
+      <w:pPr>
+        <w:ind w:left="5760" w:hanging="360"/>
+      </w:pPr>
+      <w:rPr>
+        <w:rFonts w:ascii="Wingdings" w:hAnsi="Wingdings" w:hint="default"/>
+      </w:rPr>
+    </w:lvl>
+    <w:lvl w:ilvl="8" w:tplc="BD60804C">
+      <w:start w:val="1"/>
+      <w:numFmt w:val="bullet"/>
+      <w:lvlText w:val=""/>
+      <w:lvlJc w:val="left"/>
+      <w:pPr>
+        <w:ind w:left="6480" w:hanging="360"/>
+      </w:pPr>
+      <w:rPr>
+        <w:rFonts w:ascii="Wingdings" w:hAnsi="Wingdings" w:hint="default"/>
+      </w:rPr>
+    </w:lvl>
+  </w:abstractNum>
+  <w:abstractNum w:abstractNumId="16" w15:restartNumberingAfterBreak="0">
     <w:nsid w:val="5D6D5C40"/>
     <w:multiLevelType w:val="hybridMultilevel"/>
     <w:tmpl w:val="A2865AC0"/>
@@ -3081,7 +3000,7 @@
         <w:ind w:left="720" w:hanging="360"/>
       </w:pPr>
       <w:rPr>
-        <w:rFonts w:hint="default" w:ascii="Aptos" w:hAnsi="Aptos" w:eastAsiaTheme="minorHAnsi" w:cstheme="minorBidi"/>
+        <w:rFonts w:ascii="Aptos" w:eastAsiaTheme="minorHAnsi" w:hAnsi="Aptos" w:cstheme="minorBidi" w:hint="default"/>
       </w:rPr>
     </w:lvl>
     <w:lvl w:ilvl="1" w:tplc="04130003" w:tentative="1">
@@ -3093,7 +3012,7 @@
         <w:ind w:left="1440" w:hanging="360"/>
       </w:pPr>
       <w:rPr>
-        <w:rFonts w:hint="default" w:ascii="Courier New" w:hAnsi="Courier New" w:cs="Courier New"/>
+        <w:rFonts w:ascii="Courier New" w:hAnsi="Courier New" w:cs="Courier New" w:hint="default"/>
       </w:rPr>
     </w:lvl>
     <w:lvl w:ilvl="2" w:tplc="04130005" w:tentative="1">
@@ -3105,7 +3024,7 @@
         <w:ind w:left="2160" w:hanging="360"/>
       </w:pPr>
       <w:rPr>
-        <w:rFonts w:hint="default" w:ascii="Wingdings" w:hAnsi="Wingdings"/>
+        <w:rFonts w:ascii="Wingdings" w:hAnsi="Wingdings" w:hint="default"/>
       </w:rPr>
     </w:lvl>
     <w:lvl w:ilvl="3" w:tplc="04130001" w:tentative="1">
@@ -3117,7 +3036,7 @@
         <w:ind w:left="2880" w:hanging="360"/>
       </w:pPr>
       <w:rPr>
-        <w:rFonts w:hint="default" w:ascii="Symbol" w:hAnsi="Symbol"/>
+        <w:rFonts w:ascii="Symbol" w:hAnsi="Symbol" w:hint="default"/>
       </w:rPr>
     </w:lvl>
     <w:lvl w:ilvl="4" w:tplc="04130003" w:tentative="1">
@@ -3129,7 +3048,7 @@
         <w:ind w:left="3600" w:hanging="360"/>
       </w:pPr>
       <w:rPr>
-        <w:rFonts w:hint="default" w:ascii="Courier New" w:hAnsi="Courier New" w:cs="Courier New"/>
+        <w:rFonts w:ascii="Courier New" w:hAnsi="Courier New" w:cs="Courier New" w:hint="default"/>
       </w:rPr>
     </w:lvl>
     <w:lvl w:ilvl="5" w:tplc="04130005" w:tentative="1">
@@ -3141,7 +3060,7 @@
         <w:ind w:left="4320" w:hanging="360"/>
       </w:pPr>
       <w:rPr>
-        <w:rFonts w:hint="default" w:ascii="Wingdings" w:hAnsi="Wingdings"/>
+        <w:rFonts w:ascii="Wingdings" w:hAnsi="Wingdings" w:hint="default"/>
       </w:rPr>
     </w:lvl>
     <w:lvl w:ilvl="6" w:tplc="04130001" w:tentative="1">
@@ -3153,7 +3072,7 @@
         <w:ind w:left="5040" w:hanging="360"/>
       </w:pPr>
       <w:rPr>
-        <w:rFonts w:hint="default" w:ascii="Symbol" w:hAnsi="Symbol"/>
+        <w:rFonts w:ascii="Symbol" w:hAnsi="Symbol" w:hint="default"/>
       </w:rPr>
     </w:lvl>
     <w:lvl w:ilvl="7" w:tplc="04130003" w:tentative="1">
@@ -3165,7 +3084,7 @@
         <w:ind w:left="5760" w:hanging="360"/>
       </w:pPr>
       <w:rPr>
-        <w:rFonts w:hint="default" w:ascii="Courier New" w:hAnsi="Courier New" w:cs="Courier New"/>
+        <w:rFonts w:ascii="Courier New" w:hAnsi="Courier New" w:cs="Courier New" w:hint="default"/>
       </w:rPr>
     </w:lvl>
     <w:lvl w:ilvl="8" w:tplc="04130005" w:tentative="1">
@@ -3177,11 +3096,11 @@
         <w:ind w:left="6480" w:hanging="360"/>
       </w:pPr>
       <w:rPr>
-        <w:rFonts w:hint="default" w:ascii="Wingdings" w:hAnsi="Wingdings"/>
+        <w:rFonts w:ascii="Wingdings" w:hAnsi="Wingdings" w:hint="default"/>
       </w:rPr>
     </w:lvl>
   </w:abstractNum>
-  <w:abstractNum w:abstractNumId="12" w15:restartNumberingAfterBreak="0">
+  <w:abstractNum w:abstractNumId="17" w15:restartNumberingAfterBreak="0">
     <w:nsid w:val="5EC167B7"/>
     <w:multiLevelType w:val="hybridMultilevel"/>
     <w:tmpl w:val="70D894E0"/>
@@ -3193,7 +3112,7 @@
         <w:ind w:left="720" w:hanging="360"/>
       </w:pPr>
       <w:rPr>
-        <w:rFonts w:hint="default" w:ascii="Aptos" w:hAnsi="Aptos" w:eastAsiaTheme="minorHAnsi" w:cstheme="minorBidi"/>
+        <w:rFonts w:ascii="Aptos" w:eastAsiaTheme="minorHAnsi" w:hAnsi="Aptos" w:cstheme="minorBidi" w:hint="default"/>
       </w:rPr>
     </w:lvl>
     <w:lvl w:ilvl="1" w:tplc="04130003">
@@ -3205,7 +3124,7 @@
         <w:ind w:left="1440" w:hanging="360"/>
       </w:pPr>
       <w:rPr>
-        <w:rFonts w:hint="default" w:ascii="Courier New" w:hAnsi="Courier New" w:cs="Courier New"/>
+        <w:rFonts w:ascii="Courier New" w:hAnsi="Courier New" w:cs="Courier New" w:hint="default"/>
       </w:rPr>
     </w:lvl>
     <w:lvl w:ilvl="2" w:tplc="04130005" w:tentative="1">
@@ -3217,7 +3136,7 @@
         <w:ind w:left="2160" w:hanging="360"/>
       </w:pPr>
       <w:rPr>
-        <w:rFonts w:hint="default" w:ascii="Wingdings" w:hAnsi="Wingdings"/>
+        <w:rFonts w:ascii="Wingdings" w:hAnsi="Wingdings" w:hint="default"/>
       </w:rPr>
     </w:lvl>
     <w:lvl w:ilvl="3" w:tplc="04130001" w:tentative="1">
@@ -3229,7 +3148,7 @@
         <w:ind w:left="2880" w:hanging="360"/>
       </w:pPr>
       <w:rPr>
-        <w:rFonts w:hint="default" w:ascii="Symbol" w:hAnsi="Symbol"/>
+        <w:rFonts w:ascii="Symbol" w:hAnsi="Symbol" w:hint="default"/>
       </w:rPr>
     </w:lvl>
     <w:lvl w:ilvl="4" w:tplc="04130003" w:tentative="1">
@@ -3241,7 +3160,7 @@
         <w:ind w:left="3600" w:hanging="360"/>
       </w:pPr>
       <w:rPr>
-        <w:rFonts w:hint="default" w:ascii="Courier New" w:hAnsi="Courier New" w:cs="Courier New"/>
+        <w:rFonts w:ascii="Courier New" w:hAnsi="Courier New" w:cs="Courier New" w:hint="default"/>
       </w:rPr>
     </w:lvl>
     <w:lvl w:ilvl="5" w:tplc="04130005" w:tentative="1">
@@ -3253,7 +3172,7 @@
         <w:ind w:left="4320" w:hanging="360"/>
       </w:pPr>
       <w:rPr>
-        <w:rFonts w:hint="default" w:ascii="Wingdings" w:hAnsi="Wingdings"/>
+        <w:rFonts w:ascii="Wingdings" w:hAnsi="Wingdings" w:hint="default"/>
       </w:rPr>
     </w:lvl>
     <w:lvl w:ilvl="6" w:tplc="04130001" w:tentative="1">
@@ -3265,7 +3184,7 @@
         <w:ind w:left="5040" w:hanging="360"/>
       </w:pPr>
       <w:rPr>
-        <w:rFonts w:hint="default" w:ascii="Symbol" w:hAnsi="Symbol"/>
+        <w:rFonts w:ascii="Symbol" w:hAnsi="Symbol" w:hint="default"/>
       </w:rPr>
     </w:lvl>
     <w:lvl w:ilvl="7" w:tplc="04130003" w:tentative="1">
@@ -3277,7 +3196,7 @@
         <w:ind w:left="5760" w:hanging="360"/>
       </w:pPr>
       <w:rPr>
-        <w:rFonts w:hint="default" w:ascii="Courier New" w:hAnsi="Courier New" w:cs="Courier New"/>
+        <w:rFonts w:ascii="Courier New" w:hAnsi="Courier New" w:cs="Courier New" w:hint="default"/>
       </w:rPr>
     </w:lvl>
     <w:lvl w:ilvl="8" w:tplc="04130005" w:tentative="1">
@@ -3289,11 +3208,11 @@
         <w:ind w:left="6480" w:hanging="360"/>
       </w:pPr>
       <w:rPr>
-        <w:rFonts w:hint="default" w:ascii="Wingdings" w:hAnsi="Wingdings"/>
+        <w:rFonts w:ascii="Wingdings" w:hAnsi="Wingdings" w:hint="default"/>
       </w:rPr>
     </w:lvl>
   </w:abstractNum>
-  <w:abstractNum w:abstractNumId="13" w15:restartNumberingAfterBreak="0">
+  <w:abstractNum w:abstractNumId="18" w15:restartNumberingAfterBreak="0">
     <w:nsid w:val="5EE66A09"/>
     <w:multiLevelType w:val="hybridMultilevel"/>
     <w:tmpl w:val="312CC74E"/>
@@ -3306,7 +3225,7 @@
         <w:ind w:left="720" w:hanging="360"/>
       </w:pPr>
       <w:rPr>
-        <w:rFonts w:hint="default" w:ascii="Aptos" w:hAnsi="Aptos" w:eastAsiaTheme="minorHAnsi" w:cstheme="minorBidi"/>
+        <w:rFonts w:ascii="Aptos" w:eastAsiaTheme="minorHAnsi" w:hAnsi="Aptos" w:cstheme="minorBidi" w:hint="default"/>
       </w:rPr>
     </w:lvl>
     <w:lvl w:ilvl="1" w:tplc="04130003" w:tentative="1">
@@ -3318,7 +3237,7 @@
         <w:ind w:left="732" w:hanging="360"/>
       </w:pPr>
       <w:rPr>
-        <w:rFonts w:hint="default" w:ascii="Courier New" w:hAnsi="Courier New" w:cs="Courier New"/>
+        <w:rFonts w:ascii="Courier New" w:hAnsi="Courier New" w:cs="Courier New" w:hint="default"/>
       </w:rPr>
     </w:lvl>
     <w:lvl w:ilvl="2" w:tplc="04130005" w:tentative="1">
@@ -3330,7 +3249,7 @@
         <w:ind w:left="1452" w:hanging="360"/>
       </w:pPr>
       <w:rPr>
-        <w:rFonts w:hint="default" w:ascii="Wingdings" w:hAnsi="Wingdings"/>
+        <w:rFonts w:ascii="Wingdings" w:hAnsi="Wingdings" w:hint="default"/>
       </w:rPr>
     </w:lvl>
     <w:lvl w:ilvl="3" w:tplc="04130001" w:tentative="1">
@@ -3342,7 +3261,7 @@
         <w:ind w:left="2172" w:hanging="360"/>
       </w:pPr>
       <w:rPr>
-        <w:rFonts w:hint="default" w:ascii="Symbol" w:hAnsi="Symbol"/>
+        <w:rFonts w:ascii="Symbol" w:hAnsi="Symbol" w:hint="default"/>
       </w:rPr>
     </w:lvl>
     <w:lvl w:ilvl="4" w:tplc="04130003" w:tentative="1">
@@ -3354,7 +3273,7 @@
         <w:ind w:left="2892" w:hanging="360"/>
       </w:pPr>
       <w:rPr>
-        <w:rFonts w:hint="default" w:ascii="Courier New" w:hAnsi="Courier New" w:cs="Courier New"/>
+        <w:rFonts w:ascii="Courier New" w:hAnsi="Courier New" w:cs="Courier New" w:hint="default"/>
       </w:rPr>
     </w:lvl>
     <w:lvl w:ilvl="5" w:tplc="04130005" w:tentative="1">
@@ -3366,7 +3285,7 @@
         <w:ind w:left="3612" w:hanging="360"/>
       </w:pPr>
       <w:rPr>
-        <w:rFonts w:hint="default" w:ascii="Wingdings" w:hAnsi="Wingdings"/>
+        <w:rFonts w:ascii="Wingdings" w:hAnsi="Wingdings" w:hint="default"/>
       </w:rPr>
     </w:lvl>
     <w:lvl w:ilvl="6" w:tplc="04130001" w:tentative="1">
@@ -3378,7 +3297,7 @@
         <w:ind w:left="4332" w:hanging="360"/>
       </w:pPr>
       <w:rPr>
-        <w:rFonts w:hint="default" w:ascii="Symbol" w:hAnsi="Symbol"/>
+        <w:rFonts w:ascii="Symbol" w:hAnsi="Symbol" w:hint="default"/>
       </w:rPr>
     </w:lvl>
     <w:lvl w:ilvl="7" w:tplc="04130003" w:tentative="1">
@@ -3390,7 +3309,7 @@
         <w:ind w:left="5052" w:hanging="360"/>
       </w:pPr>
       <w:rPr>
-        <w:rFonts w:hint="default" w:ascii="Courier New" w:hAnsi="Courier New" w:cs="Courier New"/>
+        <w:rFonts w:ascii="Courier New" w:hAnsi="Courier New" w:cs="Courier New" w:hint="default"/>
       </w:rPr>
     </w:lvl>
     <w:lvl w:ilvl="8" w:tplc="04130005" w:tentative="1">
@@ -3402,15 +3321,15 @@
         <w:ind w:left="5772" w:hanging="360"/>
       </w:pPr>
       <w:rPr>
-        <w:rFonts w:hint="default" w:ascii="Wingdings" w:hAnsi="Wingdings"/>
+        <w:rFonts w:ascii="Wingdings" w:hAnsi="Wingdings" w:hint="default"/>
       </w:rPr>
     </w:lvl>
   </w:abstractNum>
-  <w:abstractNum w:abstractNumId="14" w15:restartNumberingAfterBreak="0">
+  <w:abstractNum w:abstractNumId="19" w15:restartNumberingAfterBreak="0">
     <w:nsid w:val="60DB6A04"/>
     <w:multiLevelType w:val="hybridMultilevel"/>
     <w:tmpl w:val="3522BDA2"/>
-    <w:lvl w:ilvl="0">
+    <w:lvl w:ilvl="0" w:tplc="FFFFFFFF">
       <w:start w:val="1"/>
       <w:numFmt w:val="bullet"/>
       <w:lvlText w:val=""/>
@@ -3419,7 +3338,7 @@
         <w:ind w:left="720" w:hanging="360"/>
       </w:pPr>
       <w:rPr>
-        <w:rFonts w:hint="default" w:ascii="Wingdings" w:hAnsi="Wingdings"/>
+        <w:rFonts w:ascii="Wingdings" w:hAnsi="Wingdings" w:hint="default"/>
       </w:rPr>
     </w:lvl>
     <w:lvl w:ilvl="1" w:tplc="04130003">
@@ -3431,7 +3350,7 @@
         <w:ind w:left="1440" w:hanging="360"/>
       </w:pPr>
       <w:rPr>
-        <w:rFonts w:hint="default" w:ascii="Courier New" w:hAnsi="Courier New" w:cs="Courier New"/>
+        <w:rFonts w:ascii="Courier New" w:hAnsi="Courier New" w:cs="Courier New" w:hint="default"/>
       </w:rPr>
     </w:lvl>
     <w:lvl w:ilvl="2" w:tplc="04130005" w:tentative="1">
@@ -3443,7 +3362,7 @@
         <w:ind w:left="2160" w:hanging="360"/>
       </w:pPr>
       <w:rPr>
-        <w:rFonts w:hint="default" w:ascii="Wingdings" w:hAnsi="Wingdings"/>
+        <w:rFonts w:ascii="Wingdings" w:hAnsi="Wingdings" w:hint="default"/>
       </w:rPr>
     </w:lvl>
     <w:lvl w:ilvl="3" w:tplc="04130001" w:tentative="1">
@@ -3455,7 +3374,7 @@
         <w:ind w:left="2880" w:hanging="360"/>
       </w:pPr>
       <w:rPr>
-        <w:rFonts w:hint="default" w:ascii="Symbol" w:hAnsi="Symbol"/>
+        <w:rFonts w:ascii="Symbol" w:hAnsi="Symbol" w:hint="default"/>
       </w:rPr>
     </w:lvl>
     <w:lvl w:ilvl="4" w:tplc="04130003" w:tentative="1">
@@ -3467,7 +3386,7 @@
         <w:ind w:left="3600" w:hanging="360"/>
       </w:pPr>
       <w:rPr>
-        <w:rFonts w:hint="default" w:ascii="Courier New" w:hAnsi="Courier New" w:cs="Courier New"/>
+        <w:rFonts w:ascii="Courier New" w:hAnsi="Courier New" w:cs="Courier New" w:hint="default"/>
       </w:rPr>
     </w:lvl>
     <w:lvl w:ilvl="5" w:tplc="04130005" w:tentative="1">
@@ -3479,7 +3398,7 @@
         <w:ind w:left="4320" w:hanging="360"/>
       </w:pPr>
       <w:rPr>
-        <w:rFonts w:hint="default" w:ascii="Wingdings" w:hAnsi="Wingdings"/>
+        <w:rFonts w:ascii="Wingdings" w:hAnsi="Wingdings" w:hint="default"/>
       </w:rPr>
     </w:lvl>
     <w:lvl w:ilvl="6" w:tplc="04130001" w:tentative="1">
@@ -3491,7 +3410,7 @@
         <w:ind w:left="5040" w:hanging="360"/>
       </w:pPr>
       <w:rPr>
-        <w:rFonts w:hint="default" w:ascii="Symbol" w:hAnsi="Symbol"/>
+        <w:rFonts w:ascii="Symbol" w:hAnsi="Symbol" w:hint="default"/>
       </w:rPr>
     </w:lvl>
     <w:lvl w:ilvl="7" w:tplc="04130003" w:tentative="1">
@@ -3503,7 +3422,7 @@
         <w:ind w:left="5760" w:hanging="360"/>
       </w:pPr>
       <w:rPr>
-        <w:rFonts w:hint="default" w:ascii="Courier New" w:hAnsi="Courier New" w:cs="Courier New"/>
+        <w:rFonts w:ascii="Courier New" w:hAnsi="Courier New" w:cs="Courier New" w:hint="default"/>
       </w:rPr>
     </w:lvl>
     <w:lvl w:ilvl="8" w:tplc="04130005" w:tentative="1">
@@ -3515,11 +3434,11 @@
         <w:ind w:left="6480" w:hanging="360"/>
       </w:pPr>
       <w:rPr>
-        <w:rFonts w:hint="default" w:ascii="Wingdings" w:hAnsi="Wingdings"/>
+        <w:rFonts w:ascii="Wingdings" w:hAnsi="Wingdings" w:hint="default"/>
       </w:rPr>
     </w:lvl>
   </w:abstractNum>
-  <w:abstractNum w:abstractNumId="15" w15:restartNumberingAfterBreak="0">
+  <w:abstractNum w:abstractNumId="20" w15:restartNumberingAfterBreak="0">
     <w:nsid w:val="62F81C05"/>
     <w:multiLevelType w:val="hybridMultilevel"/>
     <w:tmpl w:val="33EC6EAA"/>
@@ -3532,7 +3451,7 @@
         <w:ind w:left="360" w:hanging="360"/>
       </w:pPr>
       <w:rPr>
-        <w:rFonts w:hint="default" w:ascii="Aptos" w:hAnsi="Aptos" w:eastAsiaTheme="minorHAnsi" w:cstheme="minorBidi"/>
+        <w:rFonts w:ascii="Aptos" w:eastAsiaTheme="minorHAnsi" w:hAnsi="Aptos" w:cstheme="minorBidi" w:hint="default"/>
       </w:rPr>
     </w:lvl>
     <w:lvl w:ilvl="1" w:tplc="04130003" w:tentative="1">
@@ -3544,7 +3463,7 @@
         <w:ind w:left="372" w:hanging="360"/>
       </w:pPr>
       <w:rPr>
-        <w:rFonts w:hint="default" w:ascii="Courier New" w:hAnsi="Courier New" w:cs="Courier New"/>
+        <w:rFonts w:ascii="Courier New" w:hAnsi="Courier New" w:cs="Courier New" w:hint="default"/>
       </w:rPr>
     </w:lvl>
     <w:lvl w:ilvl="2" w:tplc="04130005" w:tentative="1">
@@ -3556,7 +3475,7 @@
         <w:ind w:left="1092" w:hanging="360"/>
       </w:pPr>
       <w:rPr>
-        <w:rFonts w:hint="default" w:ascii="Wingdings" w:hAnsi="Wingdings"/>
+        <w:rFonts w:ascii="Wingdings" w:hAnsi="Wingdings" w:hint="default"/>
       </w:rPr>
     </w:lvl>
     <w:lvl w:ilvl="3" w:tplc="04130001" w:tentative="1">
@@ -3568,7 +3487,7 @@
         <w:ind w:left="1812" w:hanging="360"/>
       </w:pPr>
       <w:rPr>
-        <w:rFonts w:hint="default" w:ascii="Symbol" w:hAnsi="Symbol"/>
+        <w:rFonts w:ascii="Symbol" w:hAnsi="Symbol" w:hint="default"/>
       </w:rPr>
     </w:lvl>
     <w:lvl w:ilvl="4" w:tplc="04130003" w:tentative="1">
@@ -3580,7 +3499,7 @@
         <w:ind w:left="2532" w:hanging="360"/>
       </w:pPr>
       <w:rPr>
-        <w:rFonts w:hint="default" w:ascii="Courier New" w:hAnsi="Courier New" w:cs="Courier New"/>
+        <w:rFonts w:ascii="Courier New" w:hAnsi="Courier New" w:cs="Courier New" w:hint="default"/>
       </w:rPr>
     </w:lvl>
     <w:lvl w:ilvl="5" w:tplc="04130005" w:tentative="1">
@@ -3592,7 +3511,7 @@
         <w:ind w:left="3252" w:hanging="360"/>
       </w:pPr>
       <w:rPr>
-        <w:rFonts w:hint="default" w:ascii="Wingdings" w:hAnsi="Wingdings"/>
+        <w:rFonts w:ascii="Wingdings" w:hAnsi="Wingdings" w:hint="default"/>
       </w:rPr>
     </w:lvl>
     <w:lvl w:ilvl="6" w:tplc="04130001" w:tentative="1">
@@ -3604,7 +3523,7 @@
         <w:ind w:left="3972" w:hanging="360"/>
       </w:pPr>
       <w:rPr>
-        <w:rFonts w:hint="default" w:ascii="Symbol" w:hAnsi="Symbol"/>
+        <w:rFonts w:ascii="Symbol" w:hAnsi="Symbol" w:hint="default"/>
       </w:rPr>
     </w:lvl>
     <w:lvl w:ilvl="7" w:tplc="04130003" w:tentative="1">
@@ -3616,7 +3535,7 @@
         <w:ind w:left="4692" w:hanging="360"/>
       </w:pPr>
       <w:rPr>
-        <w:rFonts w:hint="default" w:ascii="Courier New" w:hAnsi="Courier New" w:cs="Courier New"/>
+        <w:rFonts w:ascii="Courier New" w:hAnsi="Courier New" w:cs="Courier New" w:hint="default"/>
       </w:rPr>
     </w:lvl>
     <w:lvl w:ilvl="8" w:tplc="04130005" w:tentative="1">
@@ -3628,11 +3547,11 @@
         <w:ind w:left="5412" w:hanging="360"/>
       </w:pPr>
       <w:rPr>
-        <w:rFonts w:hint="default" w:ascii="Wingdings" w:hAnsi="Wingdings"/>
+        <w:rFonts w:ascii="Wingdings" w:hAnsi="Wingdings" w:hint="default"/>
       </w:rPr>
     </w:lvl>
   </w:abstractNum>
-  <w:abstractNum w:abstractNumId="16" w15:restartNumberingAfterBreak="0">
+  <w:abstractNum w:abstractNumId="21" w15:restartNumberingAfterBreak="0">
     <w:nsid w:val="649B6459"/>
     <w:multiLevelType w:val="hybridMultilevel"/>
     <w:tmpl w:val="0E563AB0"/>
@@ -3644,7 +3563,7 @@
         <w:ind w:left="720" w:hanging="360"/>
       </w:pPr>
       <w:rPr>
-        <w:rFonts w:hint="default" w:ascii="Aptos" w:hAnsi="Aptos" w:eastAsiaTheme="minorHAnsi" w:cstheme="minorBidi"/>
+        <w:rFonts w:ascii="Aptos" w:eastAsiaTheme="minorHAnsi" w:hAnsi="Aptos" w:cstheme="minorBidi" w:hint="default"/>
       </w:rPr>
     </w:lvl>
     <w:lvl w:ilvl="1" w:tplc="04130003">
@@ -3656,7 +3575,7 @@
         <w:ind w:left="1440" w:hanging="360"/>
       </w:pPr>
       <w:rPr>
-        <w:rFonts w:hint="default" w:ascii="Courier New" w:hAnsi="Courier New" w:cs="Courier New"/>
+        <w:rFonts w:ascii="Courier New" w:hAnsi="Courier New" w:cs="Courier New" w:hint="default"/>
       </w:rPr>
     </w:lvl>
     <w:lvl w:ilvl="2" w:tplc="04130005" w:tentative="1">
@@ -3668,7 +3587,7 @@
         <w:ind w:left="2160" w:hanging="360"/>
       </w:pPr>
       <w:rPr>
-        <w:rFonts w:hint="default" w:ascii="Wingdings" w:hAnsi="Wingdings"/>
+        <w:rFonts w:ascii="Wingdings" w:hAnsi="Wingdings" w:hint="default"/>
       </w:rPr>
     </w:lvl>
     <w:lvl w:ilvl="3" w:tplc="04130001" w:tentative="1">
@@ -3680,7 +3599,7 @@
         <w:ind w:left="2880" w:hanging="360"/>
       </w:pPr>
       <w:rPr>
-        <w:rFonts w:hint="default" w:ascii="Symbol" w:hAnsi="Symbol"/>
+        <w:rFonts w:ascii="Symbol" w:hAnsi="Symbol" w:hint="default"/>
       </w:rPr>
     </w:lvl>
     <w:lvl w:ilvl="4" w:tplc="04130003" w:tentative="1">
@@ -3692,7 +3611,7 @@
         <w:ind w:left="3600" w:hanging="360"/>
       </w:pPr>
       <w:rPr>
-        <w:rFonts w:hint="default" w:ascii="Courier New" w:hAnsi="Courier New" w:cs="Courier New"/>
+        <w:rFonts w:ascii="Courier New" w:hAnsi="Courier New" w:cs="Courier New" w:hint="default"/>
       </w:rPr>
     </w:lvl>
     <w:lvl w:ilvl="5" w:tplc="04130005" w:tentative="1">
@@ -3704,7 +3623,7 @@
         <w:ind w:left="4320" w:hanging="360"/>
       </w:pPr>
       <w:rPr>
-        <w:rFonts w:hint="default" w:ascii="Wingdings" w:hAnsi="Wingdings"/>
+        <w:rFonts w:ascii="Wingdings" w:hAnsi="Wingdings" w:hint="default"/>
       </w:rPr>
     </w:lvl>
     <w:lvl w:ilvl="6" w:tplc="04130001" w:tentative="1">
@@ -3716,7 +3635,7 @@
         <w:ind w:left="5040" w:hanging="360"/>
       </w:pPr>
       <w:rPr>
-        <w:rFonts w:hint="default" w:ascii="Symbol" w:hAnsi="Symbol"/>
+        <w:rFonts w:ascii="Symbol" w:hAnsi="Symbol" w:hint="default"/>
       </w:rPr>
     </w:lvl>
     <w:lvl w:ilvl="7" w:tplc="04130003" w:tentative="1">
@@ -3728,7 +3647,7 @@
         <w:ind w:left="5760" w:hanging="360"/>
       </w:pPr>
       <w:rPr>
-        <w:rFonts w:hint="default" w:ascii="Courier New" w:hAnsi="Courier New" w:cs="Courier New"/>
+        <w:rFonts w:ascii="Courier New" w:hAnsi="Courier New" w:cs="Courier New" w:hint="default"/>
       </w:rPr>
     </w:lvl>
     <w:lvl w:ilvl="8" w:tplc="04130005" w:tentative="1">
@@ -3740,11 +3659,11 @@
         <w:ind w:left="6480" w:hanging="360"/>
       </w:pPr>
       <w:rPr>
-        <w:rFonts w:hint="default" w:ascii="Wingdings" w:hAnsi="Wingdings"/>
+        <w:rFonts w:ascii="Wingdings" w:hAnsi="Wingdings" w:hint="default"/>
       </w:rPr>
     </w:lvl>
   </w:abstractNum>
-  <w:abstractNum w:abstractNumId="17" w15:restartNumberingAfterBreak="0">
+  <w:abstractNum w:abstractNumId="22" w15:restartNumberingAfterBreak="0">
     <w:nsid w:val="72BD1740"/>
     <w:multiLevelType w:val="hybridMultilevel"/>
     <w:tmpl w:val="3780A380"/>
@@ -3757,7 +3676,7 @@
         <w:ind w:left="1428" w:hanging="360"/>
       </w:pPr>
       <w:rPr>
-        <w:rFonts w:hint="default" w:ascii="Aptos" w:hAnsi="Aptos" w:eastAsiaTheme="minorHAnsi" w:cstheme="minorBidi"/>
+        <w:rFonts w:ascii="Aptos" w:eastAsiaTheme="minorHAnsi" w:hAnsi="Aptos" w:cstheme="minorBidi" w:hint="default"/>
       </w:rPr>
     </w:lvl>
     <w:lvl w:ilvl="1" w:tplc="04130003" w:tentative="1">
@@ -3769,7 +3688,7 @@
         <w:ind w:left="2148" w:hanging="360"/>
       </w:pPr>
       <w:rPr>
-        <w:rFonts w:hint="default" w:ascii="Courier New" w:hAnsi="Courier New" w:cs="Courier New"/>
+        <w:rFonts w:ascii="Courier New" w:hAnsi="Courier New" w:cs="Courier New" w:hint="default"/>
       </w:rPr>
     </w:lvl>
     <w:lvl w:ilvl="2" w:tplc="04130005" w:tentative="1">
@@ -3781,7 +3700,7 @@
         <w:ind w:left="2868" w:hanging="360"/>
       </w:pPr>
       <w:rPr>
-        <w:rFonts w:hint="default" w:ascii="Wingdings" w:hAnsi="Wingdings"/>
+        <w:rFonts w:ascii="Wingdings" w:hAnsi="Wingdings" w:hint="default"/>
       </w:rPr>
     </w:lvl>
     <w:lvl w:ilvl="3" w:tplc="04130001" w:tentative="1">
@@ -3793,7 +3712,7 @@
         <w:ind w:left="3588" w:hanging="360"/>
       </w:pPr>
       <w:rPr>
-        <w:rFonts w:hint="default" w:ascii="Symbol" w:hAnsi="Symbol"/>
+        <w:rFonts w:ascii="Symbol" w:hAnsi="Symbol" w:hint="default"/>
       </w:rPr>
     </w:lvl>
     <w:lvl w:ilvl="4" w:tplc="04130003" w:tentative="1">
@@ -3805,7 +3724,7 @@
         <w:ind w:left="4308" w:hanging="360"/>
       </w:pPr>
       <w:rPr>
-        <w:rFonts w:hint="default" w:ascii="Courier New" w:hAnsi="Courier New" w:cs="Courier New"/>
+        <w:rFonts w:ascii="Courier New" w:hAnsi="Courier New" w:cs="Courier New" w:hint="default"/>
       </w:rPr>
     </w:lvl>
     <w:lvl w:ilvl="5" w:tplc="04130005" w:tentative="1">
@@ -3817,7 +3736,7 @@
         <w:ind w:left="5028" w:hanging="360"/>
       </w:pPr>
       <w:rPr>
-        <w:rFonts w:hint="default" w:ascii="Wingdings" w:hAnsi="Wingdings"/>
+        <w:rFonts w:ascii="Wingdings" w:hAnsi="Wingdings" w:hint="default"/>
       </w:rPr>
     </w:lvl>
     <w:lvl w:ilvl="6" w:tplc="04130001" w:tentative="1">
@@ -3829,7 +3748,7 @@
         <w:ind w:left="5748" w:hanging="360"/>
       </w:pPr>
       <w:rPr>
-        <w:rFonts w:hint="default" w:ascii="Symbol" w:hAnsi="Symbol"/>
+        <w:rFonts w:ascii="Symbol" w:hAnsi="Symbol" w:hint="default"/>
       </w:rPr>
     </w:lvl>
     <w:lvl w:ilvl="7" w:tplc="04130003" w:tentative="1">
@@ -3841,7 +3760,7 @@
         <w:ind w:left="6468" w:hanging="360"/>
       </w:pPr>
       <w:rPr>
-        <w:rFonts w:hint="default" w:ascii="Courier New" w:hAnsi="Courier New" w:cs="Courier New"/>
+        <w:rFonts w:ascii="Courier New" w:hAnsi="Courier New" w:cs="Courier New" w:hint="default"/>
       </w:rPr>
     </w:lvl>
     <w:lvl w:ilvl="8" w:tplc="04130005" w:tentative="1">
@@ -3853,78 +3772,78 @@
         <w:ind w:left="7188" w:hanging="360"/>
       </w:pPr>
       <w:rPr>
-        <w:rFonts w:hint="default" w:ascii="Wingdings" w:hAnsi="Wingdings"/>
+        <w:rFonts w:ascii="Wingdings" w:hAnsi="Wingdings" w:hint="default"/>
       </w:rPr>
     </w:lvl>
   </w:abstractNum>
-  <w:num w:numId="23">
+  <w:num w:numId="1" w16cid:durableId="1692222109">
+    <w:abstractNumId w:val="0"/>
+  </w:num>
+  <w:num w:numId="2" w16cid:durableId="744182528">
+    <w:abstractNumId w:val="8"/>
+  </w:num>
+  <w:num w:numId="3" w16cid:durableId="1945337215">
+    <w:abstractNumId w:val="14"/>
+  </w:num>
+  <w:num w:numId="4" w16cid:durableId="1151750365">
+    <w:abstractNumId w:val="10"/>
+  </w:num>
+  <w:num w:numId="5" w16cid:durableId="1121191883">
+    <w:abstractNumId w:val="15"/>
+  </w:num>
+  <w:num w:numId="6" w16cid:durableId="1261989619">
+    <w:abstractNumId w:val="11"/>
+  </w:num>
+  <w:num w:numId="7" w16cid:durableId="1391803460">
+    <w:abstractNumId w:val="12"/>
+  </w:num>
+  <w:num w:numId="8" w16cid:durableId="1436830867">
     <w:abstractNumId w:val="22"/>
   </w:num>
-  <w:num w:numId="22">
+  <w:num w:numId="9" w16cid:durableId="1566184356">
+    <w:abstractNumId w:val="5"/>
+  </w:num>
+  <w:num w:numId="10" w16cid:durableId="1737361076">
+    <w:abstractNumId w:val="4"/>
+  </w:num>
+  <w:num w:numId="11" w16cid:durableId="1738627096">
+    <w:abstractNumId w:val="16"/>
+  </w:num>
+  <w:num w:numId="12" w16cid:durableId="1866290421">
+    <w:abstractNumId w:val="17"/>
+  </w:num>
+  <w:num w:numId="13" w16cid:durableId="1994287742">
+    <w:abstractNumId w:val="9"/>
+  </w:num>
+  <w:num w:numId="14" w16cid:durableId="292251620">
+    <w:abstractNumId w:val="2"/>
+  </w:num>
+  <w:num w:numId="15" w16cid:durableId="324170053">
+    <w:abstractNumId w:val="3"/>
+  </w:num>
+  <w:num w:numId="16" w16cid:durableId="913390578">
     <w:abstractNumId w:val="21"/>
   </w:num>
-  <w:num w:numId="21">
+  <w:num w:numId="17" w16cid:durableId="242841441">
+    <w:abstractNumId w:val="7"/>
+  </w:num>
+  <w:num w:numId="18" w16cid:durableId="703484959">
+    <w:abstractNumId w:val="6"/>
+  </w:num>
+  <w:num w:numId="19" w16cid:durableId="1443189964">
+    <w:abstractNumId w:val="13"/>
+  </w:num>
+  <w:num w:numId="20" w16cid:durableId="1669668612">
+    <w:abstractNumId w:val="1"/>
+  </w:num>
+  <w:num w:numId="21" w16cid:durableId="1069426238">
     <w:abstractNumId w:val="20"/>
   </w:num>
-  <w:num w:numId="20">
+  <w:num w:numId="22" w16cid:durableId="818419401">
     <w:abstractNumId w:val="19"/>
   </w:num>
-  <w:num w:numId="19">
+  <w:num w:numId="23" w16cid:durableId="1517958990">
     <w:abstractNumId w:val="18"/>
-  </w:num>
-  <w:num w:numId="1" w16cid:durableId="1261989619">
-    <w:abstractNumId w:val="8"/>
-  </w:num>
-  <w:num w:numId="2" w16cid:durableId="1391803460">
-    <w:abstractNumId w:val="9"/>
-  </w:num>
-  <w:num w:numId="3" w16cid:durableId="1436830867">
-    <w:abstractNumId w:val="17"/>
-  </w:num>
-  <w:num w:numId="4" w16cid:durableId="1566184356">
-    <w:abstractNumId w:val="4"/>
-  </w:num>
-  <w:num w:numId="5" w16cid:durableId="1737361076">
-    <w:abstractNumId w:val="3"/>
-  </w:num>
-  <w:num w:numId="6" w16cid:durableId="1738627096">
-    <w:abstractNumId w:val="11"/>
-  </w:num>
-  <w:num w:numId="7" w16cid:durableId="1866290421">
-    <w:abstractNumId w:val="12"/>
-  </w:num>
-  <w:num w:numId="8" w16cid:durableId="1994287742">
-    <w:abstractNumId w:val="7"/>
-  </w:num>
-  <w:num w:numId="9" w16cid:durableId="292251620">
-    <w:abstractNumId w:val="1"/>
-  </w:num>
-  <w:num w:numId="10" w16cid:durableId="324170053">
-    <w:abstractNumId w:val="2"/>
-  </w:num>
-  <w:num w:numId="11" w16cid:durableId="913390578">
-    <w:abstractNumId w:val="16"/>
-  </w:num>
-  <w:num w:numId="12" w16cid:durableId="242841441">
-    <w:abstractNumId w:val="6"/>
-  </w:num>
-  <w:num w:numId="13" w16cid:durableId="703484959">
-    <w:abstractNumId w:val="5"/>
-  </w:num>
-  <w:num w:numId="14" w16cid:durableId="1443189964">
-    <w:abstractNumId w:val="10"/>
-  </w:num>
-  <w:num w:numId="15" w16cid:durableId="1669668612">
-    <w:abstractNumId w:val="0"/>
-  </w:num>
-  <w:num w:numId="16" w16cid:durableId="1069426238">
-    <w:abstractNumId w:val="15"/>
-  </w:num>
-  <w:num w:numId="17" w16cid:durableId="818419401">
-    <w:abstractNumId w:val="14"/>
-  </w:num>
-  <w:num w:numId="18" w16cid:durableId="1517958990">
-    <w:abstractNumId w:val="13"/>
   </w:num>
 </w:numbering>
 </file>
@@ -3934,7 +3853,7 @@
   <w:docDefaults>
     <w:rPrDefault>
       <w:rPr>
-        <w:rFonts w:asciiTheme="minorHAnsi" w:hAnsiTheme="minorHAnsi" w:eastAsiaTheme="minorHAnsi" w:cstheme="minorBidi"/>
+        <w:rFonts w:asciiTheme="minorHAnsi" w:eastAsiaTheme="minorHAnsi" w:hAnsiTheme="minorHAnsi" w:cstheme="minorBidi"/>
         <w:kern w:val="2"/>
         <w:sz w:val="24"/>
         <w:szCs w:val="24"/>
@@ -3951,14 +3870,14 @@
   <w:latentStyles w:defLockedState="0" w:defUIPriority="99" w:defSemiHidden="0" w:defUnhideWhenUsed="0" w:defQFormat="0" w:count="376">
     <w:lsdException w:name="Normal" w:uiPriority="0" w:qFormat="1"/>
     <w:lsdException w:name="heading 1" w:uiPriority="9" w:qFormat="1"/>
-    <w:lsdException w:name="heading 2" w:uiPriority="9" w:semiHidden="1" w:unhideWhenUsed="1" w:qFormat="1"/>
-    <w:lsdException w:name="heading 3" w:uiPriority="9" w:semiHidden="1" w:unhideWhenUsed="1" w:qFormat="1"/>
-    <w:lsdException w:name="heading 4" w:uiPriority="9" w:semiHidden="1" w:unhideWhenUsed="1" w:qFormat="1"/>
-    <w:lsdException w:name="heading 5" w:uiPriority="9" w:semiHidden="1" w:unhideWhenUsed="1" w:qFormat="1"/>
-    <w:lsdException w:name="heading 6" w:uiPriority="9" w:semiHidden="1" w:unhideWhenUsed="1" w:qFormat="1"/>
-    <w:lsdException w:name="heading 7" w:uiPriority="9" w:semiHidden="1" w:unhideWhenUsed="1" w:qFormat="1"/>
-    <w:lsdException w:name="heading 8" w:uiPriority="9" w:semiHidden="1" w:unhideWhenUsed="1" w:qFormat="1"/>
-    <w:lsdException w:name="heading 9" w:uiPriority="9" w:semiHidden="1" w:unhideWhenUsed="1" w:qFormat="1"/>
+    <w:lsdException w:name="heading 2" w:semiHidden="1" w:uiPriority="9" w:unhideWhenUsed="1" w:qFormat="1"/>
+    <w:lsdException w:name="heading 3" w:semiHidden="1" w:uiPriority="9" w:unhideWhenUsed="1" w:qFormat="1"/>
+    <w:lsdException w:name="heading 4" w:semiHidden="1" w:uiPriority="9" w:unhideWhenUsed="1" w:qFormat="1"/>
+    <w:lsdException w:name="heading 5" w:semiHidden="1" w:uiPriority="9" w:unhideWhenUsed="1" w:qFormat="1"/>
+    <w:lsdException w:name="heading 6" w:semiHidden="1" w:uiPriority="9" w:unhideWhenUsed="1" w:qFormat="1"/>
+    <w:lsdException w:name="heading 7" w:semiHidden="1" w:uiPriority="9" w:unhideWhenUsed="1" w:qFormat="1"/>
+    <w:lsdException w:name="heading 8" w:semiHidden="1" w:uiPriority="9" w:unhideWhenUsed="1" w:qFormat="1"/>
+    <w:lsdException w:name="heading 9" w:semiHidden="1" w:uiPriority="9" w:unhideWhenUsed="1" w:qFormat="1"/>
     <w:lsdException w:name="index 1" w:semiHidden="1" w:unhideWhenUsed="1"/>
     <w:lsdException w:name="index 2" w:semiHidden="1" w:unhideWhenUsed="1"/>
     <w:lsdException w:name="index 3" w:semiHidden="1" w:unhideWhenUsed="1"/>
@@ -3968,22 +3887,22 @@
     <w:lsdException w:name="index 7" w:semiHidden="1" w:unhideWhenUsed="1"/>
     <w:lsdException w:name="index 8" w:semiHidden="1" w:unhideWhenUsed="1"/>
     <w:lsdException w:name="index 9" w:semiHidden="1" w:unhideWhenUsed="1"/>
-    <w:lsdException w:name="toc 1" w:uiPriority="39" w:semiHidden="1" w:unhideWhenUsed="1"/>
-    <w:lsdException w:name="toc 2" w:uiPriority="39" w:semiHidden="1" w:unhideWhenUsed="1"/>
-    <w:lsdException w:name="toc 3" w:uiPriority="39" w:semiHidden="1" w:unhideWhenUsed="1"/>
-    <w:lsdException w:name="toc 4" w:uiPriority="39" w:semiHidden="1" w:unhideWhenUsed="1"/>
-    <w:lsdException w:name="toc 5" w:uiPriority="39" w:semiHidden="1" w:unhideWhenUsed="1"/>
-    <w:lsdException w:name="toc 6" w:uiPriority="39" w:semiHidden="1" w:unhideWhenUsed="1"/>
-    <w:lsdException w:name="toc 7" w:uiPriority="39" w:semiHidden="1" w:unhideWhenUsed="1"/>
-    <w:lsdException w:name="toc 8" w:uiPriority="39" w:semiHidden="1" w:unhideWhenUsed="1"/>
-    <w:lsdException w:name="toc 9" w:uiPriority="39" w:semiHidden="1" w:unhideWhenUsed="1"/>
+    <w:lsdException w:name="toc 1" w:semiHidden="1" w:uiPriority="39" w:unhideWhenUsed="1"/>
+    <w:lsdException w:name="toc 2" w:semiHidden="1" w:uiPriority="39" w:unhideWhenUsed="1"/>
+    <w:lsdException w:name="toc 3" w:semiHidden="1" w:uiPriority="39" w:unhideWhenUsed="1"/>
+    <w:lsdException w:name="toc 4" w:semiHidden="1" w:uiPriority="39" w:unhideWhenUsed="1"/>
+    <w:lsdException w:name="toc 5" w:semiHidden="1" w:uiPriority="39" w:unhideWhenUsed="1"/>
+    <w:lsdException w:name="toc 6" w:semiHidden="1" w:uiPriority="39" w:unhideWhenUsed="1"/>
+    <w:lsdException w:name="toc 7" w:semiHidden="1" w:uiPriority="39" w:unhideWhenUsed="1"/>
+    <w:lsdException w:name="toc 8" w:semiHidden="1" w:uiPriority="39" w:unhideWhenUsed="1"/>
+    <w:lsdException w:name="toc 9" w:semiHidden="1" w:uiPriority="39" w:unhideWhenUsed="1"/>
     <w:lsdException w:name="Normal Indent" w:semiHidden="1" w:unhideWhenUsed="1"/>
     <w:lsdException w:name="footnote text" w:semiHidden="1" w:unhideWhenUsed="1"/>
     <w:lsdException w:name="annotation text" w:semiHidden="1" w:unhideWhenUsed="1"/>
     <w:lsdException w:name="header" w:semiHidden="1" w:unhideWhenUsed="1"/>
     <w:lsdException w:name="footer" w:semiHidden="1" w:unhideWhenUsed="1"/>
     <w:lsdException w:name="index heading" w:semiHidden="1" w:unhideWhenUsed="1"/>
-    <w:lsdException w:name="caption" w:uiPriority="35" w:semiHidden="1" w:unhideWhenUsed="1" w:qFormat="1"/>
+    <w:lsdException w:name="caption" w:semiHidden="1" w:uiPriority="35" w:unhideWhenUsed="1" w:qFormat="1"/>
     <w:lsdException w:name="table of figures" w:semiHidden="1" w:unhideWhenUsed="1"/>
     <w:lsdException w:name="envelope address" w:semiHidden="1" w:unhideWhenUsed="1"/>
     <w:lsdException w:name="envelope return" w:semiHidden="1" w:unhideWhenUsed="1"/>
@@ -4014,7 +3933,7 @@
     <w:lsdException w:name="Title" w:uiPriority="10" w:qFormat="1"/>
     <w:lsdException w:name="Closing" w:semiHidden="1" w:unhideWhenUsed="1"/>
     <w:lsdException w:name="Signature" w:semiHidden="1" w:unhideWhenUsed="1"/>
-    <w:lsdException w:name="Default Paragraph Font" w:uiPriority="1" w:semiHidden="1" w:unhideWhenUsed="1"/>
+    <w:lsdException w:name="Default Paragraph Font" w:semiHidden="1" w:uiPriority="1" w:unhideWhenUsed="1"/>
     <w:lsdException w:name="Body Text" w:semiHidden="1" w:unhideWhenUsed="1"/>
     <w:lsdException w:name="Body Text Indent" w:semiHidden="1" w:unhideWhenUsed="1"/>
     <w:lsdException w:name="List Continue" w:semiHidden="1" w:unhideWhenUsed="1"/>
@@ -4214,8 +4133,8 @@
     <w:lsdException w:name="Subtle Reference" w:uiPriority="31" w:qFormat="1"/>
     <w:lsdException w:name="Intense Reference" w:uiPriority="32" w:qFormat="1"/>
     <w:lsdException w:name="Book Title" w:uiPriority="33" w:qFormat="1"/>
-    <w:lsdException w:name="Bibliography" w:uiPriority="37" w:semiHidden="1" w:unhideWhenUsed="1"/>
-    <w:lsdException w:name="TOC Heading" w:uiPriority="39" w:semiHidden="1" w:unhideWhenUsed="1" w:qFormat="1"/>
+    <w:lsdException w:name="Bibliography" w:semiHidden="1" w:uiPriority="37" w:unhideWhenUsed="1"/>
+    <w:lsdException w:name="TOC Heading" w:semiHidden="1" w:uiPriority="39" w:unhideWhenUsed="1" w:qFormat="1"/>
     <w:lsdException w:name="Plain Table 1" w:uiPriority="41"/>
     <w:lsdException w:name="Plain Table 2" w:uiPriority="42"/>
     <w:lsdException w:name="Plain Table 3" w:uiPriority="43"/>
@@ -4326,7 +4245,7 @@
     <w:lsdException w:name="Unresolved Mention" w:semiHidden="1" w:unhideWhenUsed="1"/>
     <w:lsdException w:name="Smart Link" w:semiHidden="1" w:unhideWhenUsed="1"/>
   </w:latentStyles>
-  <w:style w:type="paragraph" w:styleId="Normal" w:default="1">
+  <w:style w:type="paragraph" w:default="1" w:styleId="Normal">
     <w:name w:val="Normal"/>
     <w:qFormat/>
   </w:style>
@@ -4345,7 +4264,7 @@
       <w:outlineLvl w:val="0"/>
     </w:pPr>
     <w:rPr>
-      <w:rFonts w:asciiTheme="majorHAnsi" w:hAnsiTheme="majorHAnsi" w:eastAsiaTheme="majorEastAsia" w:cstheme="majorBidi"/>
+      <w:rFonts w:asciiTheme="majorHAnsi" w:eastAsiaTheme="majorEastAsia" w:hAnsiTheme="majorHAnsi" w:cstheme="majorBidi"/>
       <w:color w:val="0F4761" w:themeColor="accent1" w:themeShade="BF"/>
       <w:sz w:val="40"/>
       <w:szCs w:val="40"/>
@@ -4367,7 +4286,7 @@
       <w:outlineLvl w:val="1"/>
     </w:pPr>
     <w:rPr>
-      <w:rFonts w:asciiTheme="majorHAnsi" w:hAnsiTheme="majorHAnsi" w:eastAsiaTheme="majorEastAsia" w:cstheme="majorBidi"/>
+      <w:rFonts w:asciiTheme="majorHAnsi" w:eastAsiaTheme="majorEastAsia" w:hAnsiTheme="majorHAnsi" w:cstheme="majorBidi"/>
       <w:color w:val="0F4761" w:themeColor="accent1" w:themeShade="BF"/>
       <w:sz w:val="32"/>
       <w:szCs w:val="32"/>
@@ -4528,13 +4447,13 @@
       <w:color w:val="272727" w:themeColor="text1" w:themeTint="D8"/>
     </w:rPr>
   </w:style>
-  <w:style w:type="character" w:styleId="DefaultParagraphFont" w:default="1">
+  <w:style w:type="character" w:default="1" w:styleId="DefaultParagraphFont">
     <w:name w:val="Default Paragraph Font"/>
     <w:uiPriority w:val="1"/>
     <w:semiHidden/>
     <w:unhideWhenUsed/>
   </w:style>
-  <w:style w:type="table" w:styleId="TableNormal" w:default="1">
+  <w:style w:type="table" w:default="1" w:styleId="TableNormal">
     <w:name w:val="Normal Table"/>
     <w:uiPriority w:val="99"/>
     <w:semiHidden/>
@@ -4549,39 +4468,39 @@
       </w:tblCellMar>
     </w:tblPr>
   </w:style>
-  <w:style w:type="numbering" w:styleId="NoList" w:default="1">
+  <w:style w:type="numbering" w:default="1" w:styleId="NoList">
     <w:name w:val="No List"/>
     <w:uiPriority w:val="99"/>
     <w:semiHidden/>
     <w:unhideWhenUsed/>
   </w:style>
-  <w:style w:type="character" w:styleId="Heading1Char" w:customStyle="1">
+  <w:style w:type="character" w:customStyle="1" w:styleId="Heading1Char">
     <w:name w:val="Heading 1 Char"/>
     <w:basedOn w:val="DefaultParagraphFont"/>
     <w:link w:val="Heading1"/>
     <w:uiPriority w:val="9"/>
     <w:rsid w:val="00DC2AD5"/>
     <w:rPr>
-      <w:rFonts w:asciiTheme="majorHAnsi" w:hAnsiTheme="majorHAnsi" w:eastAsiaTheme="majorEastAsia" w:cstheme="majorBidi"/>
+      <w:rFonts w:asciiTheme="majorHAnsi" w:eastAsiaTheme="majorEastAsia" w:hAnsiTheme="majorHAnsi" w:cstheme="majorBidi"/>
       <w:color w:val="0F4761" w:themeColor="accent1" w:themeShade="BF"/>
       <w:sz w:val="40"/>
       <w:szCs w:val="40"/>
     </w:rPr>
   </w:style>
-  <w:style w:type="character" w:styleId="Heading2Char" w:customStyle="1">
+  <w:style w:type="character" w:customStyle="1" w:styleId="Heading2Char">
     <w:name w:val="Heading 2 Char"/>
     <w:basedOn w:val="DefaultParagraphFont"/>
     <w:link w:val="Heading2"/>
     <w:uiPriority w:val="9"/>
     <w:rsid w:val="00DC2AD5"/>
     <w:rPr>
-      <w:rFonts w:asciiTheme="majorHAnsi" w:hAnsiTheme="majorHAnsi" w:eastAsiaTheme="majorEastAsia" w:cstheme="majorBidi"/>
+      <w:rFonts w:asciiTheme="majorHAnsi" w:eastAsiaTheme="majorEastAsia" w:hAnsiTheme="majorHAnsi" w:cstheme="majorBidi"/>
       <w:color w:val="0F4761" w:themeColor="accent1" w:themeShade="BF"/>
       <w:sz w:val="32"/>
       <w:szCs w:val="32"/>
     </w:rPr>
   </w:style>
-  <w:style w:type="character" w:styleId="Heading3Char" w:customStyle="1">
+  <w:style w:type="character" w:customStyle="1" w:styleId="Heading3Char">
     <w:name w:val="Heading 3 Char"/>
     <w:basedOn w:val="DefaultParagraphFont"/>
     <w:link w:val="Heading3"/>
@@ -4595,7 +4514,7 @@
       <w:szCs w:val="28"/>
     </w:rPr>
   </w:style>
-  <w:style w:type="character" w:styleId="Heading4Char" w:customStyle="1">
+  <w:style w:type="character" w:customStyle="1" w:styleId="Heading4Char">
     <w:name w:val="Heading 4 Char"/>
     <w:basedOn w:val="DefaultParagraphFont"/>
     <w:link w:val="Heading4"/>
@@ -4609,7 +4528,7 @@
       <w:color w:val="0F4761" w:themeColor="accent1" w:themeShade="BF"/>
     </w:rPr>
   </w:style>
-  <w:style w:type="character" w:styleId="Heading5Char" w:customStyle="1">
+  <w:style w:type="character" w:customStyle="1" w:styleId="Heading5Char">
     <w:name w:val="Heading 5 Char"/>
     <w:basedOn w:val="DefaultParagraphFont"/>
     <w:link w:val="Heading5"/>
@@ -4621,7 +4540,7 @@
       <w:color w:val="0F4761" w:themeColor="accent1" w:themeShade="BF"/>
     </w:rPr>
   </w:style>
-  <w:style w:type="character" w:styleId="Heading6Char" w:customStyle="1">
+  <w:style w:type="character" w:customStyle="1" w:styleId="Heading6Char">
     <w:name w:val="Heading 6 Char"/>
     <w:basedOn w:val="DefaultParagraphFont"/>
     <w:link w:val="Heading6"/>
@@ -4635,7 +4554,7 @@
       <w:color w:val="595959" w:themeColor="text1" w:themeTint="A6"/>
     </w:rPr>
   </w:style>
-  <w:style w:type="character" w:styleId="Heading7Char" w:customStyle="1">
+  <w:style w:type="character" w:customStyle="1" w:styleId="Heading7Char">
     <w:name w:val="Heading 7 Char"/>
     <w:basedOn w:val="DefaultParagraphFont"/>
     <w:link w:val="Heading7"/>
@@ -4647,7 +4566,7 @@
       <w:color w:val="595959" w:themeColor="text1" w:themeTint="A6"/>
     </w:rPr>
   </w:style>
-  <w:style w:type="character" w:styleId="Heading8Char" w:customStyle="1">
+  <w:style w:type="character" w:customStyle="1" w:styleId="Heading8Char">
     <w:name w:val="Heading 8 Char"/>
     <w:basedOn w:val="DefaultParagraphFont"/>
     <w:link w:val="Heading8"/>
@@ -4661,7 +4580,7 @@
       <w:color w:val="272727" w:themeColor="text1" w:themeTint="D8"/>
     </w:rPr>
   </w:style>
-  <w:style w:type="character" w:styleId="Heading9Char" w:customStyle="1">
+  <w:style w:type="character" w:customStyle="1" w:styleId="Heading9Char">
     <w:name w:val="Heading 9 Char"/>
     <w:basedOn w:val="DefaultParagraphFont"/>
     <w:link w:val="Heading9"/>
@@ -4686,21 +4605,21 @@
       <w:contextualSpacing/>
     </w:pPr>
     <w:rPr>
-      <w:rFonts w:asciiTheme="majorHAnsi" w:hAnsiTheme="majorHAnsi" w:eastAsiaTheme="majorEastAsia" w:cstheme="majorBidi"/>
+      <w:rFonts w:asciiTheme="majorHAnsi" w:eastAsiaTheme="majorEastAsia" w:hAnsiTheme="majorHAnsi" w:cstheme="majorBidi"/>
       <w:spacing w:val="-10"/>
       <w:kern w:val="28"/>
       <w:sz w:val="56"/>
       <w:szCs w:val="56"/>
     </w:rPr>
   </w:style>
-  <w:style w:type="character" w:styleId="TitleChar" w:customStyle="1">
+  <w:style w:type="character" w:customStyle="1" w:styleId="TitleChar">
     <w:name w:val="Title Char"/>
     <w:basedOn w:val="DefaultParagraphFont"/>
     <w:link w:val="Title"/>
     <w:uiPriority w:val="10"/>
     <w:rsid w:val="00DC2AD5"/>
     <w:rPr>
-      <w:rFonts w:asciiTheme="majorHAnsi" w:hAnsiTheme="majorHAnsi" w:eastAsiaTheme="majorEastAsia" w:cstheme="majorBidi"/>
+      <w:rFonts w:asciiTheme="majorHAnsi" w:eastAsiaTheme="majorEastAsia" w:hAnsiTheme="majorHAnsi" w:cstheme="majorBidi"/>
       <w:spacing w:val="-10"/>
       <w:kern w:val="28"/>
       <w:sz w:val="56"/>
@@ -4728,7 +4647,7 @@
       <w:szCs w:val="28"/>
     </w:rPr>
   </w:style>
-  <w:style w:type="character" w:styleId="SubtitleChar" w:customStyle="1">
+  <w:style w:type="character" w:customStyle="1" w:styleId="SubtitleChar">
     <w:name w:val="Subtitle Char"/>
     <w:basedOn w:val="DefaultParagraphFont"/>
     <w:link w:val="Subtitle"/>
@@ -4760,7 +4679,7 @@
       <w:color w:val="404040" w:themeColor="text1" w:themeTint="BF"/>
     </w:rPr>
   </w:style>
-  <w:style w:type="character" w:styleId="QuoteChar" w:customStyle="1">
+  <w:style w:type="character" w:customStyle="1" w:styleId="QuoteChar">
     <w:name w:val="Quote Char"/>
     <w:basedOn w:val="DefaultParagraphFont"/>
     <w:link w:val="Quote"/>
@@ -4805,8 +4724,8 @@
     <w:rsid w:val="00DC2AD5"/>
     <w:pPr>
       <w:pBdr>
-        <w:top w:val="single" w:color="0F4761" w:themeColor="accent1" w:themeShade="BF" w:sz="4" w:space="10"/>
-        <w:bottom w:val="single" w:color="0F4761" w:themeColor="accent1" w:themeShade="BF" w:sz="4" w:space="10"/>
+        <w:top w:val="single" w:sz="4" w:space="10" w:color="0F4761" w:themeColor="accent1" w:themeShade="BF"/>
+        <w:bottom w:val="single" w:sz="4" w:space="10" w:color="0F4761" w:themeColor="accent1" w:themeShade="BF"/>
       </w:pBdr>
       <w:spacing w:before="360" w:after="360"/>
       <w:ind w:left="864" w:right="864"/>
@@ -4818,7 +4737,7 @@
       <w:color w:val="0F4761" w:themeColor="accent1" w:themeShade="BF"/>
     </w:rPr>
   </w:style>
-  <w:style w:type="character" w:styleId="IntenseQuoteChar" w:customStyle="1">
+  <w:style w:type="character" w:customStyle="1" w:styleId="IntenseQuoteChar">
     <w:name w:val="Intense Quote Char"/>
     <w:basedOn w:val="DefaultParagraphFont"/>
     <w:link w:val="IntenseQuote"/>
@@ -4883,7 +4802,7 @@
       <w:szCs w:val="20"/>
     </w:rPr>
   </w:style>
-  <w:style w:type="character" w:styleId="CommentTextChar" w:customStyle="1">
+  <w:style w:type="character" w:customStyle="1" w:styleId="CommentTextChar">
     <w:name w:val="Comment Text Char"/>
     <w:basedOn w:val="DefaultParagraphFont"/>
     <w:link w:val="CommentText"/>
@@ -4907,7 +4826,7 @@
       <w:szCs w:val="16"/>
     </w:rPr>
   </w:style>
-  <w:style w:type="character" w:styleId="normaltextrun" w:customStyle="1">
+  <w:style w:type="character" w:customStyle="1" w:styleId="normaltextrun">
     <w:name w:val="normaltextrun"/>
     <w:basedOn w:val="DefaultParagraphFont"/>
     <w:rsid w:val="002C47FB"/>
@@ -4916,7 +4835,7 @@
 </file>
 
 <file path=word/theme/theme1.xml><?xml version="1.0" encoding="utf-8"?>
-<a:theme xmlns:a="http://schemas.openxmlformats.org/drawingml/2006/main" xmlns:thm15="http://schemas.microsoft.com/office/thememl/2012/main" name="Office Theme">
+<a:theme xmlns:a="http://schemas.openxmlformats.org/drawingml/2006/main" name="Office Theme">
   <a:themeElements>
     <a:clrScheme name="Office">
       <a:dk1>
@@ -5211,17 +5130,12 @@
 </file>
 
 <file path=customXml/item1.xml><?xml version="1.0" encoding="utf-8"?>
-<p:properties xmlns:p="http://schemas.microsoft.com/office/2006/metadata/properties" xmlns:xsi="http://www.w3.org/2001/XMLSchema-instance" xmlns:pc="http://schemas.microsoft.com/office/infopath/2007/PartnerControls">
-  <documentManagement>
-    <lcf76f155ced4ddcb4097134ff3c332f xmlns="de4dd4cd-b4a8-4208-ab00-137eb2055693">
-      <Terms xmlns="http://schemas.microsoft.com/office/infopath/2007/PartnerControls"/>
-    </lcf76f155ced4ddcb4097134ff3c332f>
-    <eb069caa381b48d0a7be9735364d9a94 xmlns="de4dd4cd-b4a8-4208-ab00-137eb2055693">
-      <Terms xmlns="http://schemas.microsoft.com/office/infopath/2007/PartnerControls"/>
-    </eb069caa381b48d0a7be9735364d9a94>
-    <TaxCatchAll xmlns="379a083f-24d6-4add-970e-7f45554ac387" xsi:nil="true"/>
-  </documentManagement>
-</p:properties>
+<?mso-contentType ?>
+<FormTemplates xmlns="http://schemas.microsoft.com/sharepoint/v3/contenttype/forms">
+  <Display>DocumentLibraryForm</Display>
+  <Edit>DocumentLibraryForm</Edit>
+  <New>DocumentLibraryForm</New>
+</FormTemplates>
 </file>
 
 <file path=customXml/item2.xml><?xml version="1.0" encoding="utf-8"?>
@@ -5488,21 +5402,23 @@
 </file>
 
 <file path=customXml/item3.xml><?xml version="1.0" encoding="utf-8"?>
-<?mso-contentType ?>
-<FormTemplates xmlns="http://schemas.microsoft.com/sharepoint/v3/contenttype/forms">
-  <Display>DocumentLibraryForm</Display>
-  <Edit>DocumentLibraryForm</Edit>
-  <New>DocumentLibraryForm</New>
-</FormTemplates>
+<p:properties xmlns:p="http://schemas.microsoft.com/office/2006/metadata/properties" xmlns:xsi="http://www.w3.org/2001/XMLSchema-instance" xmlns:pc="http://schemas.microsoft.com/office/infopath/2007/PartnerControls">
+  <documentManagement>
+    <lcf76f155ced4ddcb4097134ff3c332f xmlns="de4dd4cd-b4a8-4208-ab00-137eb2055693">
+      <Terms xmlns="http://schemas.microsoft.com/office/infopath/2007/PartnerControls"/>
+    </lcf76f155ced4ddcb4097134ff3c332f>
+    <eb069caa381b48d0a7be9735364d9a94 xmlns="de4dd4cd-b4a8-4208-ab00-137eb2055693">
+      <Terms xmlns="http://schemas.microsoft.com/office/infopath/2007/PartnerControls"/>
+    </eb069caa381b48d0a7be9735364d9a94>
+    <TaxCatchAll xmlns="379a083f-24d6-4add-970e-7f45554ac387" xsi:nil="true"/>
+  </documentManagement>
+</p:properties>
 </file>
 
 <file path=customXml/itemProps1.xml><?xml version="1.0" encoding="utf-8"?>
-<ds:datastoreItem xmlns:ds="http://schemas.openxmlformats.org/officeDocument/2006/customXml" ds:itemID="{ECC78E02-2EBF-4171-90DF-2F44889936B6}">
+<ds:datastoreItem xmlns:ds="http://schemas.openxmlformats.org/officeDocument/2006/customXml" ds:itemID="{080FCCF3-92B1-49D0-BFF5-4BC445C87472}">
   <ds:schemaRefs>
-    <ds:schemaRef ds:uri="http://schemas.microsoft.com/office/2006/metadata/properties"/>
-    <ds:schemaRef ds:uri="http://schemas.microsoft.com/office/infopath/2007/PartnerControls"/>
-    <ds:schemaRef ds:uri="de4dd4cd-b4a8-4208-ab00-137eb2055693"/>
-    <ds:schemaRef ds:uri="379a083f-24d6-4add-970e-7f45554ac387"/>
+    <ds:schemaRef ds:uri="http://schemas.microsoft.com/sharepoint/v3/contenttype/forms"/>
   </ds:schemaRefs>
 </ds:datastoreItem>
 </file>
@@ -5527,9 +5443,12 @@
 </file>
 
 <file path=customXml/itemProps3.xml><?xml version="1.0" encoding="utf-8"?>
-<ds:datastoreItem xmlns:ds="http://schemas.openxmlformats.org/officeDocument/2006/customXml" ds:itemID="{080FCCF3-92B1-49D0-BFF5-4BC445C87472}">
+<ds:datastoreItem xmlns:ds="http://schemas.openxmlformats.org/officeDocument/2006/customXml" ds:itemID="{ECC78E02-2EBF-4171-90DF-2F44889936B6}">
   <ds:schemaRefs>
-    <ds:schemaRef ds:uri="http://schemas.microsoft.com/sharepoint/v3/contenttype/forms"/>
+    <ds:schemaRef ds:uri="http://schemas.microsoft.com/office/2006/metadata/properties"/>
+    <ds:schemaRef ds:uri="http://schemas.microsoft.com/office/infopath/2007/PartnerControls"/>
+    <ds:schemaRef ds:uri="de4dd4cd-b4a8-4208-ab00-137eb2055693"/>
+    <ds:schemaRef ds:uri="379a083f-24d6-4add-970e-7f45554ac387"/>
   </ds:schemaRefs>
 </ds:datastoreItem>
 </file>